--- a/submission/SNAP-LRE/paper.docx
+++ b/submission/SNAP-LRE/paper.docx
@@ -15627,10 +15627,10 @@
           <w:b/>
           <w:bCs/>
         </w:rPr>
-        <w:t xml:space="preserve">H1 is confirmed, and it survives both controls we added afterwards.</w:t>
-      </w:r>
-      <w:r>
-        <w:t xml:space="preserve"> On human Turkish the KGW null standard deviation is 1.479 against a theoretical 1 (Fig. 3), and the largest observed statistic is z = 5.08. Empirically 3 of 1,500 windows exceed z = 4, a rate of 2.0 × 10⁻³ or approximately 63 times nominal. We treat this count-based estimate as primary. A Gaussian fit implies ≈ 96 times nominal, but H1 itself establishes that the Gaussian model is misspecified, so that figure corroborates the order of magnitude and is never the headline.</w:t>
+        <w:t xml:space="preserve">H1.</w:t>
+      </w:r>
+      <w:r>
+        <w:t xml:space="preserve"> Confirmed, and it survives both controls we added afterwards. On human Turkish the KGW null standard deviation is 1.479 against a theoretical 1 (Fig. 3), and the largest observed statistic is z = 5.08. Empirically 3 of 1,500 windows exceed z = 4, a rate of 2.0 × 10⁻³ or approximately 63 times nominal. We treat this count-based estimate as primary. A Gaussian fit implies ≈ 96 times nominal, but H1 itself establishes that the Gaussian model is misspecified, so that figure corroborates the order of magnitude and is never the headline.</w:t>
       </w:r>
     </w:p>
     <w:p>
@@ -15661,10 +15661,10 @@
           <w:b/>
           <w:bCs/>
         </w:rPr>
-        <w:t xml:space="preserve">H2 does not survive a control added after pre-registration and is not confirmed.</w:t>
-      </w:r>
-      <w:r>
-        <w:t xml:space="preserve"> On the pre-registered comparison the English null standard deviation is 1.321 versus 1.479 for Turkish (Levene test, p = 0.00039). Two observations already qualified that result. The tail counts are identical, 3 of 1,500 windows exceeding z = 4 in each language, so at this sample size the exceedance counts cannot separate the languages and the pre-registered verdict rested on the variance test alone. And with an English null standard deviation of 1.321 the z = 4 threshold is miscalibrated in English too, so Turkish could at most worsen a failure it did not create.</w:t>
+        <w:t xml:space="preserve">H2.</w:t>
+      </w:r>
+      <w:r>
+        <w:t xml:space="preserve"> Not confirmed, because it does not survive a control added after pre-registration. On the pre-registered comparison the English null standard deviation is 1.321 versus 1.479 for Turkish (Levene test, p = 0.00039). Two observations already qualified that result. The tail counts are identical, 3 of 1,500 windows exceeding z = 4 in each language, so at this sample size the exceedance counts cannot separate the languages and the pre-registered verdict rested on the variance test alone. And with an English null standard deviation of 1.321 the z = 4 threshold is miscalibrated in English too, so Turkish could at most worsen a failure it did not create.</w:t>
       </w:r>
     </w:p>
     <w:p>
@@ -15695,10 +15695,10 @@
           <w:b/>
           <w:bCs/>
         </w:rPr>
-        <w:t xml:space="preserve">H3 is confirmed.</w:t>
-      </w:r>
-      <w:r>
-        <w:t xml:space="preserve"> SynthID's null is almost exactly as predicted (standard deviation 0.003 in Turkish, 0.004 in English, against the pre-registered ≈ 0.003) with no window exceeding its configuration threshold in either language. EXP likewise shows no analogue of the KGW failure, which is specific to pairing a parametric normality assumption with an inflated null. EXP ships no such nominal guarantee. We note, without attaching a hypothesis test, that the EXP Turkish null is wider and further right-shifted than its English counterpart (standard deviation 0.749 versus 0.470, mean 0.590 versus 0.452), and that this tail drives EXP's 0.9% Turkish false-positive rate at its configuration threshold. The consequence surfaces in the threshold-transfer finding below.</w:t>
+        <w:t xml:space="preserve">H3.</w:t>
+      </w:r>
+      <w:r>
+        <w:t xml:space="preserve"> Confirmed. SynthID's null is almost exactly as predicted (standard deviation 0.003 in Turkish, 0.004 in English, against the pre-registered ≈ 0.003) with no window exceeding its configuration threshold in either language. EXP likewise shows no analogue of the KGW failure, which is specific to pairing a parametric normality assumption with an inflated null. EXP ships no such nominal guarantee. We note, without attaching a hypothesis test, that the EXP Turkish null is wider and further right-shifted than its English counterpart (standard deviation 0.749 versus 0.470, mean 0.590 versus 0.452), and that this tail drives EXP's 0.9% Turkish false-positive rate at its configuration threshold. The consequence surfaces in the threshold-transfer finding below.</w:t>
       </w:r>
     </w:p>
     <w:p>
@@ -17789,7 +17789,7 @@
           <w:sz w:val="22"/>
           <w:szCs w:val="22"/>
         </w:rPr>
-        <w:t xml:space="preserve">5.1 Thresholds must be calibrated per language and per negative distribution</w:t>
+        <w:t xml:space="preserve">5.1 Threshold calibration</w:t>
       </w:r>
     </w:p>
     <w:p>
@@ -17842,7 +17842,7 @@
           <w:sz w:val="22"/>
           <w:szCs w:val="22"/>
         </w:rPr>
-        <w:t xml:space="preserve">5.2 The scheme with the fewest human-text flags is the most fragile</w:t>
+        <w:t xml:space="preserve">5.2 Fragility against false-positive behaviour</w:t>
       </w:r>
     </w:p>
     <w:p>
@@ -17875,7 +17875,7 @@
           <w:sz w:val="22"/>
           <w:szCs w:val="22"/>
         </w:rPr>
-        <w:t xml:space="preserve">5.3 Laundering is cheap and effective, and defense is open</w:t>
+        <w:t xml:space="preserve">5.3 Laundering and the open defense question</w:t>
       </w:r>
     </w:p>
     <w:p>
@@ -18440,7 +18440,7 @@
           <w:sz w:val="18"/>
           <w:szCs w:val="18"/>
         </w:rPr>
-        <w:t xml:space="preserve">v1.7.0-paper</w:t>
+        <w:t xml:space="preserve">v1.7.1-paper</w:t>
       </w:r>
       <w:r>
         <w:t xml:space="preserve">, which freezes the exact code, data and manuscript state from which every reported number was produced. That release is archived at Zenodo and is reached through the concept DOI 10.5281/zenodo.22168552 (&lt;https://doi.org/10.5281/zenodo.22168552&gt;), which resolves to the most recent version and lists the version DOI of each. The reference list cites that concept DOI rather than a version DOI because two earlier drafts of this paper cited a version that subsequent corrections superseded, and the concept DOI cannot fall out of date in that way. Readers reproducing this article should take the version tagged </w:t>
@@ -18451,10 +18451,10 @@
           <w:sz w:val="18"/>
           <w:szCs w:val="18"/>
         </w:rPr>
-        <w:t xml:space="preserve">v1.7.0-paper</w:t>
-      </w:r>
-      <w:r>
-        <w:t xml:space="preserve">. Six earlier releases (10.5281/zenodo.22168553, 22212071, 22230948, 22231200, 22249519 and 22255372) predate corrections described in Sections 3.3 and 4.2, the condensation, the recalibrated interval of Table 5, the relabelling of Table 5 as an exploratory post-selection contrast and the corresponding scope statement on Table 6, the correction of a Table 6 p-value that had been copied from a superseded report, or the final style and journal-format pass. They are superseded but remain listed here, because each has a DOI and a DOI should not silently change what it points to.</w:t>
+        <w:t xml:space="preserve">v1.7.1-paper</w:t>
+      </w:r>
+      <w:r>
+        <w:t xml:space="preserve">. Seven earlier releases (10.5281/zenodo.22168553, 22212071, 22230948, 22231200, 22249519, 22255372 and 22271924) predate corrections described in Sections 3.3 and 4.2, the condensation, the recalibrated interval of Table 5, the relabelling of Table 5 as an exploratory post-selection contrast and the corresponding scope statement on Table 6, the correction of a Table 6 p-value that had been copied from a superseded report, the final style and journal-format pass, or the renaming of three Discussion sub-headings. They are superseded but remain listed here, because each has a DOI and a DOI should not silently change what it points to.</w:t>
       </w:r>
     </w:p>
     <w:p>
@@ -18888,7 +18888,7 @@
         <w:t xml:space="preserve">turkish-llm-watermarking: Code and data for TR-WM-EVAL, a Turkish watermark-evaluation benchmark</w:t>
       </w:r>
       <w:r>
-        <w:t xml:space="preserve"> (Version 1.7.0-paper) [Computer software]. Zenodo. https://doi.org/10.5281/zenodo.22168552</w:t>
+        <w:t xml:space="preserve"> (Version 1.7.1-paper) [Computer software]. Zenodo. https://doi.org/10.5281/zenodo.22168552</w:t>
       </w:r>
     </w:p>
     <w:p>

--- a/submission/SNAP-LRE/paper.docx
+++ b/submission/SNAP-LRE/paper.docx
@@ -94,7 +94,7 @@
         <w:jc w:val="both"/>
       </w:pPr>
       <w:r>
-        <w:t xml:space="preserve">Statistical watermarking embeds a detectable but, ideally, quality-neutral signal into the sampling process of a large language model, so that a detector holding the key can later test whether a given text was produced by the watermarked model. The main scheme families are logit-biasing green-list watermarks (Kirchenbauer et al., 2023), distortion-free Gumbel-sampling watermarks (Aaronson, 2023; Aaronson &amp; Kirchner, 2022; Kuditipudi et al., 2024), and tournament-sampling SynthID, which has been deployed at scale (Dathathri et al., 2024). In all three, detection is a hypothesis test: the detector computes a statistic whose distribution on unwatermarked text is assumed known, and a threshold (for KGW, a z-score threshold) is chosen for the false-positive rate that this null implies. The practical value of a watermark rests on that calibration. If the null distribution on real, unwatermarked text is wider than assumed, the advertised false-positive rate is wrong, and every downstream decision that consumes the detector's verdict (academic-misconduct cases, provenance labeling, content-policy enforcement) inherits the error.</w:t>
+        <w:t xml:space="preserve">Statistical watermarking embeds a detectable but, ideally, quality-neutral signal into the sampling process of a large language model, so that a detector holding the key can later test whether a given text was produced by the watermarked model. The main scheme families are logit-biasing green-list watermarks (Kirchenbauer et al., 2023), distortion-free Gumbel-sampling watermarks (Aaronson, 2023; Aaronson &amp; Kirchner, 2022; Kuditipudi et al., 2024), and tournament-sampling SynthID, which has been deployed at scale (Dathathri et al., 2024). In all three, detection is a hypothesis test: the detector computes a statistic whose distribution on unwatermarked text is assumed known, and a threshold (for KGW, a z-score threshold) is chosen for the false-positive rate that this null implies. The practical value of a watermark rests on that calibration. If the null distribution on real, unwatermarked text is wider than assumed, the advertised false-positive rate is wrong, and every downstream decision that consumes the detector's verdict (academic-misconduct cases, provenance labelling, content-policy enforcement) inherits the error.</w:t>
       </w:r>
     </w:p>
     <w:p>
@@ -112,7 +112,7 @@
         <w:jc w:val="both"/>
       </w:pPr>
       <w:r>
-        <w:t xml:space="preserve">This paper reports a pilot-scale but tightly instrumented measurement of the three schemes on Turkish. Using MarkLLM (Pan et al., 2024) at a fixed commit (c45ddc40) with Qwen3-14B (Yang et al., 2025) as generator, we build a corpus of 24 Turkish prompts × 4 seeds × {no watermark, KGW, EXP, SynthID} = 384 texts and subject it to ten removal attacks: diacritic stripping at two intensities, two morphological-transform variants built on the zeyrek analyzer (Bulat, 2022) together with their diacritic combinations, round-trip translation through English with NLLB (NLLB Team et al., 2024), self-paraphrase and self-laundering by the generator itself, and laundering through an external, closed-weight LLM outside the defender's control (Claude Opus 5). Two studies were pre-registered before their data were collected. We use that term in a specific and limited sense throughout, and Section 7 gives the full statement: the hypotheses, protocol and decision rule were committed to version control before the corresponding data existed, and the commit hashes bind their content and ordering, but no independent third-party timestamp anchors the dates, so this is not a registry entry in the sense the term carries in clinical or psychological research. The two studies are: S1 measures false-positive rates on 1,500 Turkish and 1,500 English human-written Wikipedia excerpts (Wikimedia Foundation, 2023a; commit 8f8df72), and S2 measures whether attacks preserve meaning, using two LLM judges from different model families, blind calibration pairs, and a decision rule declared before the run (commit cbcb988). Corpus acceptance thresholds were fixed before Phase 1. The measurement protocol accounts for the corpus's dependence structure. Because EXP is deterministic given prompt and key, its four seeds are not independent replicates, so all confidence intervals are prompt-clustered bootstrap intervals (effective n = 24 prompts). For degenerate AUROC = 1.000 cells we report counted separation and its margin descriptively, attaching no p-value or confidence bound, and Section 3.3 explains which three inferential treatments we withdrew and why. We also report the full realized false-positive table, since a threshold calibrated on clean negatives need not keep its nominal rate under attack.</w:t>
+        <w:t xml:space="preserve">This paper reports a pilot-scale but tightly instrumented measurement of the three schemes on Turkish. Using MarkLLM (Pan et al., 2024) at a fixed commit (c45ddc40) with Qwen3-14B (Yang et al., 2025) as generator, we build a corpus of 24 Turkish prompts × 4 seeds × {no watermark, KGW, EXP, SynthID} = 384 texts and subject it to ten removal attacks: diacritic stripping at two intensities, two morphological-transform variants built on the zeyrek analyser (Bulat, 2022) together with their diacritic combinations, round-trip translation through English with NLLB (NLLB Team et al., 2024), self-paraphrase and self-laundering by the generator itself, and laundering through an external, closed-weight LLM outside the defender's control (Claude Opus 5). Two studies were pre-registered before their data were collected. We use that term in a specific and limited sense throughout, and Section 7 gives the full statement: the hypotheses, protocol and decision rule were committed to version control before the corresponding data existed, and the commit hashes bind their content and ordering, but no independent third-party timestamp anchors the dates, so this is not a registry entry in the sense the term carries in clinical or psychological research. The two studies are: S1 measures false-positive rates on 1,500 Turkish and 1,500 English human-written Wikipedia excerpts (Wikimedia Foundation, 2023a; commit 8f8df72), and S2 measures whether attacks preserve meaning, using two LLM judges from different model families, blind calibration pairs, and a decision rule declared before the run (commit cbcb988). Corpus acceptance thresholds were fixed before Phase 1. The measurement protocol accounts for the corpus's dependence structure. Because EXP is deterministic given prompt and key, its four seeds are not independent replicates, so all confidence intervals are prompt-clustered bootstrap intervals (effective n = 24 prompts). For degenerate AUROC = 1.000 cells we report counted separation and its margin descriptively, attaching no p-value or confidence bound, and Section 3.3 explains which three inferential treatments we withdrew and why. We also report the full realized false-positive table, since a threshold calibrated on clean negatives need not keep its nominal rate under attack.</w:t>
       </w:r>
     </w:p>
     <w:p>
@@ -219,7 +219,7 @@
         <w:t xml:space="preserve">A documented negative result and the measurement protocol.</w:t>
       </w:r>
       <w:r>
-        <w:t xml:space="preserve"> The planned Turkish morphological attack does not fire on formal-register model output (1.1 edits per text on average, 60.4% of texts unchanged, ΔAUROC 0.000), and the morph_v1 per-edit slope is retracted after robustness testing. Every reported number regenerates from data via code, and an automated check compares the manuscript's two inferential tables against that output cell by cell. Confidence intervals are prompt-clustered. Degenerate cells report counted separation descriptively, with no p-value attached. Exploratory observations are labeled as exploratory, and where a later control overturned a pre-registered conclusion we report the reversal.</w:t>
+        <w:t xml:space="preserve"> The planned Turkish morphological attack does not fire on formal-register model output (1.1 edits per text on average, 60.4% of texts unchanged, ΔAUROC 0.000), and the morph_v1 per-edit slope is retracted after robustness testing. Every reported number regenerates from data via code, and an automated check compares the manuscript's two inferential tables against that output cell by cell. Confidence intervals are prompt-clustered. Degenerate cells report counted separation descriptively, with no p-value attached. Exploratory observations are labelled as exploratory, and where a later control overturned a pre-registered conclusion we report the reversal.</w:t>
       </w:r>
     </w:p>
     <w:p>
@@ -243,7 +243,7 @@
         <w:jc w:val="both"/>
       </w:pPr>
       <w:r>
-        <w:t xml:space="preserve">Three families of decoding-time watermarks dominate current practice. The green-list scheme of Kirchenbauer et al. (2023) pseudorandomly partitions the vocabulary at each step using a hash of the preceding context and adds a bias delta to the logits of "green" tokens. Detection is a one-proportion z-test whose null model treats successive green/red outcomes as independent Bernoulli trials with parameter gamma. The exponential-minimum (Gumbel-trick) approach proposed by Aaronson and Kirchner (2022; see also Aaronson, 2023) couples token selection to a pseudorandom sequence keyed on the context, leaving the sampling distribution unchanged in expectation. Kuditipudi et al. (2024) develop distortion-free variants of this idea with robustness guarantees for the detector. SynthID (Dathathri et al., 2024) modifies sampling through a tournament procedure and has been deployed at production scale. All three report detection behavior primarily on English text, and the calibration of their detection thresholds (the mapping from a score threshold to a false-positive rate on unwatermarked text) inherits distributional assumptions that were validated, where they were validated at all, on English.</w:t>
+        <w:t xml:space="preserve">Three families of decoding-time watermarks dominate current practice. The green-list scheme of Kirchenbauer et al. (2023) pseudorandomly partitions the vocabulary at each step using a hash of the preceding context and adds a bias delta to the logits of "green" tokens. Detection is a one-proportion z-test whose null model treats successive green/red outcomes as independent Bernoulli trials with parameter gamma. The exponential-minimum (Gumbel-trick) approach proposed by Aaronson and Kirchner (2022; see also Aaronson, 2023) couples token selection to a pseudorandom sequence keyed on the context, leaving the sampling distribution unchanged in expectation. Kuditipudi et al. (2024) develop distortion-free variants of this idea with robustness guarantees for the detector. SynthID (Dathathri et al., 2024) modifies sampling through a tournament procedure and has been deployed at production scale. All three report detection behaviour primarily on English text, and the calibration of their detection thresholds (the mapping from a score threshold to a false-positive rate on unwatermarked text) inherits distributional assumptions that were validated, where they were validated at all, on English.</w:t>
       </w:r>
     </w:p>
     <w:p>
@@ -252,7 +252,7 @@
         <w:jc w:val="both"/>
       </w:pPr>
       <w:r>
-        <w:t xml:space="preserve">Watermark evaluation already has benchmarks, and this paper is not the first. WaterBench (Tu et al., 2024) equalises watermark strength before comparing schemes and evaluates generation and detection across nine tasks. Mark My Words (Piet et al., 2025) scores schemes on quality, the number of tokens needed for detection, and tamper resistance. WaterPark (Liang et al., 2025) assembles ten watermarkers against twelve attacks in one platform. All three are cross-scheme and English-centred, and all three calibrate against model-generated negatives. We add a human-written negative distribution in a language none of them covers, together with register, token-length and watermark-key controls on that distribution, an axis orthogonal to theirs. Our contribution is therefore specific to one language and one negative distribution and does not amount to a more general benchmark. External rewriting, black-box removal, translation-based removal and character-level attacks all have direct antecedents (Section 2, below), and so does the use of Turkish morphology to manipulate a watermark. TR-WM-EVAL contributes a documented Turkish evaluation resource that combines human negatives at deployment length, a measurement of whether model-calibrated thresholds transfer to them, ten post-generation transformations, prompt-cluster-aware inference, and per-path licensing documentation, for three tested watermark configurations.</w:t>
+        <w:t xml:space="preserve">Watermark evaluation already has benchmarks, and this paper is not the first. WaterBench (Tu et al., 2024) equalizes watermark strength before comparing schemes and evaluates generation and detection across nine tasks. Mark My Words (Piet et al., 2025) scores schemes on quality, the number of tokens needed for detection, and tamper resistance. WaterPark (Liang et al., 2025) assembles ten watermarkers against twelve attacks in one platform. All three are cross-scheme and English-centred, and all three calibrate against model-generated negatives. We add a human-written negative distribution in a language none of them covers, together with register, token-length and watermark-key controls on that distribution, an axis orthogonal to theirs. Our contribution is therefore specific to one language and one negative distribution and does not amount to a more general benchmark. External rewriting, black-box removal, translation-based removal and character-level attacks all have direct antecedents (Section 2, below), and so does the use of Turkish morphology to manipulate a watermark. TR-WM-EVAL contributes a documented Turkish evaluation resource that combines human negatives at deployment length, a measurement of whether model-calibrated thresholds transfer to them, ten post-generation transformations, prompt-cluster-aware inference, and per-path licensing documentation, for three tested watermark configurations.</w:t>
       </w:r>
     </w:p>
     <w:p>
@@ -261,7 +261,7 @@
         <w:jc w:val="both"/>
       </w:pPr>
       <w:r>
-        <w:t xml:space="preserve">We build on the MarkLLM toolkit (Pan et al., 2024), which provides reference implementations and detectors under a common interface. Its published version documents the KGW and Christ families, and SynthID was added to the repository afterwards, so all three of our schemes are taken from the pinned repository state. All experiments pin MarkLLM commit c45ddc40 so that scheme behavior is reproducible at the code level.</w:t>
+        <w:t xml:space="preserve">We build on the MarkLLM toolkit (Pan et al., 2024), which provides reference implementations and detectors under a common interface. Its published version documents the KGW and Christ families, and SynthID was added to the repository afterwards, so all three of our schemes are taken from the pinned repository state. All experiments pin MarkLLM commit c45ddc40 so that scheme behaviour is reproducible at the code level.</w:t>
       </w:r>
     </w:p>
     <w:p>
@@ -270,7 +270,7 @@
         <w:jc w:val="both"/>
       </w:pPr>
       <w:r>
-        <w:t xml:space="preserve">A separate line of work studies robustness of watermarks to post-hoc text transformations, in particular paraphrasing and translation (He et al., 2024; Krishna et al., 2023; Sadasivan et al., 2025). Every attack family we run has an antecedent there, and none of them originates here. Removal without knowledge of the scheme is established: B⁴ formulates black-box scrubbing as a constrained optimisation over a watermark distribution and a fidelity distribution, assuming knowledge of neither the watermark type nor its hyperparameters (Huang et al., 2025), and De-mark removes n-gram watermarks by probing the model with queries to recover the red–green partition (Chen et al., 2025). Our launder_api is a far cruder member of that family: a single rewriting pass, with no optimisation and no probing. Translation-based removal is likewise established, both as round-trip translation (He et al., 2024) and as cross-lingual summarisation (Ganesan, 2025). So is the character-level family our diacritic-stripping attacks belong to: Z. Zhang et al. (2026) show that character-level edits such as typos, swaps and homoglyphs are disproportionately effective because they disrupt tokenization, so a single edit shifts many tokens at once. The Turkish-specific part is the ecology: writing ç, ğ, ı, ö, ş, ü as ASCII is ordinary keyboard practice, so the perturbation arrives in ordinary text at rates an attack model would not predict. On this axis we therefore contribute a measurement of known attack families on a language where their linguistic preconditions differ, under a pre-registered decision rule that requires meaning preservation and not only detection loss, and with self-laundering separated from laundering through an external model.</w:t>
+        <w:t xml:space="preserve">A separate line of work studies robustness of watermarks to post-hoc text transformations, in particular paraphrasing and translation (He et al., 2024; Krishna et al., 2023; Sadasivan et al., 2025). Every attack family we run has an antecedent there, and none of them originates here. Removal without knowledge of the scheme is established: B⁴ formulates black-box scrubbing as a constrained optimization over a watermark distribution and a fidelity distribution, assuming knowledge of neither the watermark type nor its hyperparameters (Huang et al., 2025), and De-mark removes n-gram watermarks by probing the model with queries to recover the red–green partition (Chen et al., 2025). Our launder_api is a far cruder member of that family: a single rewriting pass, with no optimization and no probing. Translation-based removal is likewise established, both as round-trip translation (He et al., 2024) and as cross-lingual summarization (Ganesan, 2025). So is the character-level family our diacritic-stripping attacks belong to: Z. Zhang et al. (2026) show that character-level edits such as typos, swaps and homoglyphs are disproportionately effective because they disrupt tokenization, so a single edit shifts many tokens at once. The Turkish-specific part is the ecology: writing ç, ğ, ı, ö, ş, ü as ASCII is ordinary keyboard practice, so the perturbation arrives in ordinary text at rates an attack model would not predict. On this axis we therefore contribute a measurement of known attack families on a language where their linguistic preconditions differ, under a pre-registered decision rule that requires meaning preservation and not only detection loss, and with self-laundering separated from laundering through an external model.</w:t>
       </w:r>
     </w:p>
     <w:p>
@@ -279,7 +279,7 @@
         <w:jc w:val="both"/>
       </w:pPr>
       <w:r>
-        <w:t xml:space="preserve">Work on watermarking outside English is thin but no longer absent, and most of it is recent: cross-lingual consistency of the watermark signal under translation (He et al., 2024), robustness under real-world cross-lingual manipulation (Al Ghanim et al., 2025), a linguistics-aware scheme that modulates watermark strength by syntactic predictability and is evaluated on analytic English, isolating Chinese and agglutinative Korean (Park et al., 2026), a back-translation search that restores watermark strength in medium- and low-resource languages and traces the failure it repairs to tokenizers with too few whole-word tokens (Mohamed &amp; Gubri, 2025), and a cross-lingual fairness audit over six schemes and eleven languages, Turkish among them (Nemecek et al., 2026). Two things that literature does not yet supply are a null distribution measured on human text and an agglutinative language other than Korean under typological scrutiny. Turkish is also a language whose resources have been surveyed critically: Çöltekin et al. (2023) catalogue the available corpora and lexical resources and document persistent gaps in accessibility, licensing and register coverage, which is part of why we release the evaluation material here as a documented resource. Turkish is a stress case for the assumptions above: it is agglutinative, with long suffix chains governed by vowel harmony, and subword tokenizers over-segment it relative to English. Rust et al. (2021) report that mBERT's subword fertility and its proportion of words split into more than one subword are both far higher for Turkish than for English. Whether that over-segmentation also makes particular suffix subtokens recur often enough to disturb a watermark's null model is a separate question, which Section 4.3 measures. Repeated suffix subtokens provide a candidate mechanism for interaction with context-hash schemes such as KGW when the hashing window is short. Turkish morphology has in fact already been used to carry a watermark rather than to remove one. Meral et al. (2009), working on Turkish at Boğaziçi University, embed a watermark in natural-language text through morphosyntactic alteration, and their design turns on the same property we exploit: an agglutinative language affords many surface forms that leave the content intact. Their work long predates decoding-time statistical watermarking and pursues the opposite operation (they alter morphology to insert a signal, we alter it to strip one), but it is the closest linguistic antecedent to our morphological attack, and using Turkish morphology to manipulate a watermark is not new here. Morphological analysis for Turkish is available through the zeyrek analyzer (Bulat, 2022), an alpha-stage partial port of Zemberek, which we use to build that attack and, in the re-inflection variant only, to check that the edited form still parses to the same lemma. That check certifies word-level morphological analyzability, not sentence-level grammaticality. Section 3.2 states the limit and the subordinate-clause variant carries no analyzer check at all. The closest antecedent, however, calibrates against model output: the null sets of Nemecek et al. (2026) are matched-prompt unwatermarked generations. We are aware of no published measurement of watermark detector calibration on Turkish text </w:t>
+        <w:t xml:space="preserve">Work on watermarking outside English is thin but no longer absent, and most of it is recent: cross-lingual consistency of the watermark signal under translation (He et al., 2024), robustness under real-world cross-lingual manipulation (Al Ghanim et al., 2025), a linguistics-aware scheme that modulates watermark strength by syntactic predictability and is evaluated on analytic English, isolating Chinese and agglutinative Korean (Park et al., 2026), a back-translation search that restores watermark strength in medium- and low-resource languages and traces the failure it repairs to tokenizers with too few whole-word tokens (Mohamed &amp; Gubri, 2025), and a cross-lingual fairness audit over six schemes and eleven languages, Turkish among them (Nemecek et al., 2026). Two things that literature does not yet supply are a null distribution measured on human text and an agglutinative language other than Korean under typological scrutiny. Turkish is also a language whose resources have been surveyed critically: Çöltekin et al. (2023) catalogue the available corpora and lexical resources and document persistent gaps in accessibility, licensing and register coverage, which is part of why we release the evaluation material here as a documented resource. Turkish is a stress case for the assumptions above: it is agglutinative, with long suffix chains governed by vowel harmony, and subword tokenizers over-segment it relative to English. Rust et al. (2021) report that mBERT's subword fertility and its proportion of words split into more than one subword are both far higher for Turkish than for English. Whether that over-segmentation also makes particular suffix subtokens recur often enough to disturb a watermark's null model is a separate question, which Section 4.3 measures. Repeated suffix subtokens provide a candidate mechanism for interaction with context-hash schemes such as KGW when the hashing window is short. Turkish morphology has in fact already been used to carry a watermark rather than to remove one. Meral et al. (2009), working on Turkish at Boğaziçi University, embed a watermark in natural-language text through morphosyntactic alteration, and their design turns on the same property we exploit: an agglutinative language affords many surface forms that leave the content intact. Their work long predates decoding-time statistical watermarking and pursues the opposite operation (they alter morphology to insert a signal, we alter it to strip one), but it is the closest linguistic antecedent to our morphological attack, and using Turkish morphology to manipulate a watermark is not new here. Morphological analysis for Turkish is available through the zeyrek analyser (Bulat, 2022), an alpha-stage partial port of Zemberek, which we use to build that attack and, in the re-inflection variant only, to check that the edited form still parses to the same lemma. That check certifies word-level morphological analysability, not sentence-level grammaticality. Section 3.2 states the limit and the subordinate-clause variant carries no analyser check at all. The closest antecedent, however, calibrates against model output: the null sets of Nemecek et al. (2026) are matched-prompt unwatermarked generations. We are aware of no published measurement of watermark detector calibration on Turkish text </w:t>
       </w:r>
       <w:r>
         <w:rPr>
@@ -1208,7 +1208,7 @@
         <w:jc w:val="both"/>
       </w:pPr>
       <w:r>
-        <w:t xml:space="preserve">Diacritic stripping maps the Turkish-specific characters ç, ğ, ı, ö, ş, ü (and uppercase forms) to their ASCII counterparts: dia100 converts every occurrence, while dia50 converts each occurrence independently with probability 0.5, imitating informal keyboard usage. The morphological attacks generate candidate edits by rule. The re-inflection transform accepts an edit only if the zeyrek analyzer (Bulat, 2022) re-parses the result to the same lemma. The subordinate-clause alternation is a purely regular substitution with no analyzer check, although its edits are counted the same way. Same-lemma reparsing is a filter, not a guarantee of grammaticality or of preserved meaning, and we did not validate the edits with human annotators. The transforms are as follows. morph (v0) applies a progressive-to-formal re-inflection (-Iyor to -mAktAdIr) and a subordinate-clause alternation. morph_v1 also drops copular suffixes, raising coverage. Measured coverage is low by construction of the register the model produces: morph makes a mean of 1.14 edits per text with 60.4% of texts receiving zero edits, while morph_v1 makes 7.52 edits per text with 4.2% zero-edit texts. The combinations morph+dia and morph_v1+dia compose each morphological attack with full diacritic stripping. rtt is round-trip translation Turkish–English–Turkish with NLLB-200-distilled-600M (NLLB Team et al., 2024), translated sentence by sentence. para and launder are self-rewrites by the generator itself with the watermark processor disabled: para instructs a light paraphrase preserving sentence order, launder a complete rewrite "in your own sentences", a zero-cost laundering model. launder_api is real laundering through an external LLM outside the defender's control (Claude Opus 5) via its API. We call it external rather than stronger, because we ran no benchmark that would license a capability ordering. Its measured generation cost for the full corpus, USD 17.704, is reported because attack economics are part of the threat model.</w:t>
+        <w:t xml:space="preserve">Diacritic stripping maps the Turkish-specific characters ç, ğ, ı, ö, ş, ü (and uppercase forms) to their ASCII counterparts: dia100 converts every occurrence, while dia50 converts each occurrence independently with probability 0.5, imitating informal keyboard usage. The morphological attacks generate candidate edits by rule. The re-inflection transform accepts an edit only if the zeyrek analyser (Bulat, 2022) re-parses the result to the same lemma. The subordinate-clause alternation is a purely regular substitution with no analyser check, although its edits are counted the same way. Same-lemma reparsing is a filter, not a guarantee of grammaticality or of preserved meaning, and we did not validate the edits with human annotators. The transforms are as follows. morph (v0) applies a progressive-to-formal re-inflection (-Iyor to -mAktAdIr) and a subordinate-clause alternation. morph_v1 also drops copular suffixes, raising coverage. Measured coverage is low by construction of the register the model produces: morph makes a mean of 1.14 edits per text with 60.4% of texts receiving zero edits, while morph_v1 makes 7.52 edits per text with 4.2% zero-edit texts. The combinations morph+dia and morph_v1+dia compose each morphological attack with full diacritic stripping. rtt is round-trip translation Turkish–English–Turkish with NLLB-200-distilled-600M (NLLB Team et al., 2024), translated sentence by sentence. para and launder are self-rewrites by the generator itself with the watermark processor disabled: para instructs a light paraphrase preserving sentence order, launder a complete rewrite "in your own sentences", a zero-cost laundering model. launder_api is real laundering through an external LLM outside the defender's control (Claude Opus 5) via its API. We call it external rather than stronger, because we ran no benchmark that would license a capability ordering. Its measured generation cost for the full corpus, USD 17.704, is reported because attack economics are part of the threat model.</w:t>
       </w:r>
     </w:p>
     <w:p>
@@ -1217,7 +1217,7 @@
         <w:jc w:val="both"/>
       </w:pPr>
       <w:r>
-        <w:t xml:space="preserve">Because rewriting attacks can shorten text, and detector statistics scale with length (for KGW the z-score grows roughly with the square root of token count), any detection loss could in principle be a length artifact. We therefore report the attacked-to-source token-length ratio for the rewriting attacks, computed on the KGW-watermarked arm: para has median ratio 0.992 (minimum 0.669), rtt 0.899 (minimum 0.781), and launder_api 0.976 (minimum 0.541). Pooled over all four arms the minima are lower, 0.321 for rtt and 0.146 for launder_api, both occurring in the SynthID arm, so the reassurance the medians provide is weaker in the tail than these three numbers alone suggest. The most damaging attack, launder_api, barely shortens text at the median, and rtt shortens it by about 10%. Under square-root scaling this bounds the length contribution well below the observed drops, so shortening cannot account for the bulk of the effects reported in Section 4. An earlier pilot version of the rewrite attacks had a fixed output cap that halved text length and would have manufactured this artifact. The cap is now derived from the generation budget, and the episode is a caution for replication.</w:t>
+        <w:t xml:space="preserve">Because rewriting attacks can shorten text, and detector statistics scale with length (for KGW the z-score grows roughly with the square root of token count), any detection loss could in principle be a length artefact. We therefore report the attacked-to-source token-length ratio for the rewriting attacks, computed on the KGW-watermarked arm: para has median ratio 0.992 (minimum 0.669), rtt 0.899 (minimum 0.781), and launder_api 0.976 (minimum 0.541). Pooled over all four arms the minima are lower, 0.321 for rtt and 0.146 for launder_api, both occurring in the SynthID arm, so the reassurance the medians provide is weaker in the tail than these three numbers alone suggest. The most damaging attack, launder_api, barely shortens text at the median, and rtt shortens it by about 10%. Under square-root scaling this bounds the length contribution well below the observed drops, so shortening cannot account for the bulk of the effects reported in Section 4. An earlier pilot version of the rewrite attacks had a fixed output cap that halved text length and would have manufactured this artefact. The cap is now derived from the generation budget, and the episode is a caution for replication.</w:t>
       </w:r>
     </w:p>
     <w:p>
@@ -1270,7 +1270,7 @@
         <w:t xml:space="preserve">DENETIM_NOTU_geri_cekilen_cikarimlar.md</w:t>
       </w:r>
       <w:r>
-        <w:t xml:space="preserve">, and a build-time check fails the release if any of these quantities reappears in a generated artifact.</w:t>
+        <w:t xml:space="preserve">, and a build-time check fails the release if any of these quantities reappears in a generated artefact.</w:t>
       </w:r>
     </w:p>
     <w:p>
@@ -1288,7 +1288,7 @@
         <w:jc w:val="both"/>
       </w:pPr>
       <w:r>
-        <w:t xml:space="preserve">Cross-scheme comparisons never compare raw statistics, whose scales are incommensurable. The unit is the per-prompt detection rate at each scheme's own clean-calibrated threshold. The test family was specified before the per-scheme results were inspected: {rtt, launder_api} crossed with the three scheme pairs, six paired Wilcoxon tests at prompt level (n = 24), Holm-corrected. The two conditions carried into the focused comparisons, rtt and launder_api, were chosen after the aggregate attack ranking reported in Section 4.2 was inspected. They were not pre-specified. The test family built on them was fixed before the per-scheme results were seen. That selection has a consequence for how the two focused comparisons of Section 4.2 should be read, and it is not the same consequence for both. Because the conditions were chosen on a functional of the same outcome data, the multiplicity adjustments reported in Section 4.2 apply only within the families those comparisons display and do not account for the preceding selection among ten attacks. For the scheme-pairwise comparison the selection axis and the contrast axis are different: the ranking that chose the conditions averages over schemes, whereas the tests compare schemes within a condition, so the quantity that drove the selection is not the quantity being tested, and the Holm adjustment over the six tests of that family keeps its ordinary interpretation within them. For the launder_api-versus-rtt comparison the two axes coincide: the ranking placed launder_api above rtt, and that comparison asks, within each scheme, whether launder_api is the more destructive of that pair. Its p-values are therefore selection-conditional, and we report that comparison as an exploratory post-selection contrast rather than as a familywise-controlled test. There the effect sizes with their clustered intervals, which do not depend on the ordering that drove the selection, are the primary quantity, and the p-values are retained as secondary description. Within each scheme, rtt and launder_api are compared on the same unit: the per-prompt detection rate at that scheme's own clean-calibrated threshold, with Bonferroni correction across the three schemes (α = 0.05/3 ≈ 0.0167). Because each rate is computed over four seeds it can take only five values, so ties and exactly-zero differences are common (6 to 11 of 24 pairs, depending on the scheme). We therefore report a two-sided exact paired sign-flip permutation test as the primary p-value, conditional on within-prompt exchangeability of the two attack outcomes. That exchangeability is an assumption. The two conditions are substantively different transformations, not randomly assigned labels, so exchangeability is a modelling assumption about the null and not something randomisation delivers. The pairing does supply what the withdrawn test of the degenerate cells lacked: a matched unit (swapping the two conditions within a prompt maps onto flipping the sign of that prompt's difference) and a comparator that is invariant to the swap. Alongside it we report a Wilcoxon signed-rank test using Pratt's convention, which ranks zero differences rather than discarding them. We also report the mean rate difference with a prompt-clustered bootstrap interval, because a p-value alone does not convey the size of the effect. That interval resamples prompt clusters jointly across the clean negatives and both attack arms and re-derives the threshold inside every replicate, so it carries the uncertainty of the calibration sample. The permutation p-value remains conditional on the observed calibration sample. An earlier version of this comparison ran on the per-prompt mean raw statistic instead. That test is internally valid (within a scheme the scale is fixed), but it estimates mean detector-score displacement, not the change in detection at the operating threshold that the surrounding text describes. Correcting the unit changes which scheme survives correction. Row-level McNemar tests are retained only descriptively because they violate the independence structure identified above.</w:t>
+        <w:t xml:space="preserve">Cross-scheme comparisons never compare raw statistics, whose scales are incommensurable. The unit is the per-prompt detection rate at each scheme's own clean-calibrated threshold. The test family was specified before the per-scheme results were inspected: {rtt, launder_api} crossed with the three scheme pairs, six paired Wilcoxon tests at prompt level (n = 24), Holm-corrected. The two conditions carried into the focused comparisons, rtt and launder_api, were chosen after the aggregate attack ranking reported in Section 4.2 was inspected. They were not pre-specified. The test family built on them was fixed before the per-scheme results were seen. That selection has a consequence for how the two focused comparisons of Section 4.2 should be read, and it is not the same consequence for both. Because the conditions were chosen on a functional of the same outcome data, the multiplicity adjustments reported in Section 4.2 apply only within the families those comparisons display and do not account for the preceding selection among ten attacks. For the scheme-pairwise comparison the selection axis and the contrast axis are different: the ranking that chose the conditions averages over schemes, whereas the tests compare schemes within a condition, so the quantity that drove the selection is not the quantity being tested, and the Holm adjustment over the six tests of that family keeps its ordinary interpretation within them. For the launder_api-versus-rtt comparison the two axes coincide: the ranking placed launder_api above rtt, and that comparison asks, within each scheme, whether launder_api is the more destructive of that pair. Its p-values are therefore selection-conditional, and we report that comparison as an exploratory post-selection contrast rather than as a familywise-controlled test. There the effect sizes with their clustered intervals, which do not depend on the ordering that drove the selection, are the primary quantity, and the p-values are retained as secondary description. Within each scheme, rtt and launder_api are compared on the same unit: the per-prompt detection rate at that scheme's own clean-calibrated threshold, with Bonferroni correction across the three schemes (α = 0.05/3 ≈ 0.0167). Because each rate is computed over four seeds it can take only five values, so ties and exactly-zero differences are common (6 to 11 of 24 pairs, depending on the scheme). We therefore report a two-sided exact paired sign-flip permutation test as the primary p-value, conditional on within-prompt exchangeability of the two attack outcomes. That exchangeability is an assumption. The two conditions are substantively different transformations, not randomly assigned labels, so exchangeability is a modelling assumption about the null and not something randomization delivers. The pairing does supply what the withdrawn test of the degenerate cells lacked: a matched unit (swapping the two conditions within a prompt maps onto flipping the sign of that prompt's difference) and a comparator that is invariant to the swap. Alongside it we report a Wilcoxon signed-rank test using Pratt's convention, which ranks zero differences rather than discarding them. We also report the mean rate difference with a prompt-clustered bootstrap interval, because a p-value alone does not convey the size of the effect. That interval resamples prompt clusters jointly across the clean negatives and both attack arms and re-derives the threshold inside every replicate, so it carries the uncertainty of the calibration sample. The permutation p-value remains conditional on the observed calibration sample. An earlier version of this comparison ran on the per-prompt mean raw statistic instead. That test is internally valid (within a scheme the scale is fixed), but it estimates mean detector-score displacement, not the change in detection at the operating threshold that the surrounding text describes. Correcting the unit changes which scheme survives correction. Row-level McNemar tests are retained only descriptively because they violate the independence structure identified above.</w:t>
       </w:r>
     </w:p>
     <w:p>
@@ -1312,7 +1312,7 @@
         <w:jc w:val="both"/>
       </w:pPr>
       <w:r>
-        <w:t xml:space="preserve">S1 asks whether the detectors flag unwatermarked human Turkish, and whether the effect is specific to Turkish. It was pre-registered (commit 8f8df72) before any human-text data was collected, with three hypotheses. H1: the KGW null standard deviation on human Turkish exceeds 1 (the variance inflation seen on model negatives is not an artifact of model text). H2: the inflation on a matched English sample is smaller than on Turkish. H3: EXP and SynthID nulls show no comparable inflation (SynthID's null standard deviation predicted ≈ 0.003). The registered motivation came from the 96 model negatives: the KGW null there has mean 0.012 and standard deviation 1.313, placing the shipped threshold z = 4 (nominal one-sided false-positive rate 3.17 × 10⁻⁵ under the N(0,1) null; Kirchenbauer et al., 2023) only 3.04 standard deviations from the observed mean.</w:t>
+        <w:t xml:space="preserve">S1 asks whether the detectors flag unwatermarked human Turkish, and whether the effect is specific to Turkish. It was pre-registered (commit 8f8df72) before any human-text data was collected, with three hypotheses. H1: the KGW null standard deviation on human Turkish exceeds 1 (the variance inflation seen on model negatives is not an artefact of model text). H2: the inflation on a matched English sample is smaller than on Turkish. H3: EXP and SynthID nulls show no comparable inflation (SynthID's null standard deviation predicted ≈ 0.003). The registered motivation came from the 96 model negatives: the KGW null there has mean 0.012 and standard deviation 1.313, placing the shipped threshold z = 4 (nominal one-sided false-positive rate 3.17 × 10⁻⁵ under the N(0,1) null; Kirchenbauer et al., 2023) only 3.04 standard deviations from the observed mean.</w:t>
       </w:r>
     </w:p>
     <w:p>
@@ -1363,7 +1363,7 @@
         <w:jc w:val="both"/>
       </w:pPr>
       <w:r>
-        <w:t xml:space="preserve">Two judges from different model families are used: Claude Opus 5 and gpt-oss-120b (served via Groq). The design breaks a conflict of interest. The launder_api texts were produced by Opus 5, so a meaning or fluency verdict on them from Opus 5 alone would be self-grading, and Panickssery et al. (2024) show that LLM evaluators recognize and favor their own generations. The pre-registration therefore requires agreement of both judges for any launder_api verdict, and fluency conclusions are drawn only from the independent judge. Position bias is a documented failure mode of pairwise LLM judging. Zheng et al. (2023) show that LLM judges change their verdict when the two candidates are swapped. Position-flip rates (verdict changes when pair order is reversed) are therefore reported per condition as a reliability measure, with a pre-registered acceptance bound of 30%. Where flip rates exceed it, the corresponding dimension is reported as indistinguishable rather than as a difference in either direction. Measured judging cost for the Opus 5 judge was USD 7.021.</w:t>
+        <w:t xml:space="preserve">Two judges from different model families are used: Claude Opus 5 and gpt-oss-120b (served via Groq). The design breaks a conflict of interest. The launder_api texts were produced by Opus 5, so a meaning or fluency verdict on them from Opus 5 alone would be self-grading, and Panickssery et al. (2024) show that LLM evaluators recognize and favour their own generations. The pre-registration therefore requires agreement of both judges for any launder_api verdict, and fluency conclusions are drawn only from the independent judge. Position bias is a documented failure mode of pairwise LLM judging. Zheng et al. (2023) show that LLM judges change their verdict when the two candidates are swapped. Position-flip rates (verdict changes when pair order is reversed) are therefore reported per condition as a reliability measure, with a pre-registered acceptance bound of 30%. Where flip rates exceed it, the corresponding dimension is reported as indistinguishable rather than as a difference in either direction. Measured judging cost for the Opus 5 judge was USD 7.021.</w:t>
       </w:r>
     </w:p>
     <w:p>
@@ -1402,7 +1402,7 @@
         <w:jc w:val="both"/>
       </w:pPr>
       <w:r>
-        <w:t xml:space="preserve">On clean, unmodified Turkish output, all three schemes separate watermarked from unwatermarked text completely: AUROC is 1.000 for KGW, EXP, and SynthID (Table 2, first row), scored with each scheme's own MarkLLM detector (Pan et al., 2024) under the prompt-clustered bootstrap of Section 3.3 (24 clusters). These cells are degenerate. The bootstrap interval collapses to [1.000, 1.000], which reflects the absence of counterexamples in the sample, not the absence of uncertainty. Section 3.3 explains why we report counted separation and its margin for these cells, descriptively and with no p-value, and Table 3 gives them. The separation behind these cells differs sharply in scale. KGW's (Kirchenbauer et al., 2023) mean z-statistic is 10.550 on watermarked text against 0.012 on clean negatives. EXP's (Aaronson, 2023; Aaronson &amp; Kirchner, 2022) mean statistic is 55.883 against 0.446. SynthID's (Dathathri et al., 2024) mean detector score (untrained mean detector) is 0.535 against 0.501. Raw statistic scales are not comparable across schemes, but the narrow absolute margin of the SynthID mean detector foreshadows its behavior under attack (Section 4.2). The true-positive rate at each scheme's clean-calibrated threshold (set at nominal 1% FPR on clean model negatives) is 1.000 for all three schemes.</w:t>
+        <w:t xml:space="preserve">On clean, unmodified Turkish output, all three schemes separate watermarked from unwatermarked text completely: AUROC is 1.000 for KGW, EXP, and SynthID (Table 2, first row), scored with each scheme's own MarkLLM detector (Pan et al., 2024) under the prompt-clustered bootstrap of Section 3.3 (24 clusters). These cells are degenerate. The bootstrap interval collapses to [1.000, 1.000], which reflects the absence of counterexamples in the sample, not the absence of uncertainty. Section 3.3 explains why we report counted separation and its margin for these cells, descriptively and with no p-value, and Table 3 gives them. The separation behind these cells differs sharply in scale. KGW's (Kirchenbauer et al., 2023) mean z-statistic is 10.550 on watermarked text against 0.012 on clean negatives. EXP's (Aaronson, 2023; Aaronson &amp; Kirchner, 2022) mean statistic is 55.883 against 0.446. SynthID's (Dathathri et al., 2024) mean detector score (untrained mean detector) is 0.535 against 0.501. Raw statistic scales are not comparable across schemes, but the narrow absolute margin of the SynthID mean detector foreshadows its behaviour under attack (Section 4.2). The true-positive rate at each scheme's clean-calibrated threshold (set at nominal 1% FPR on clean model negatives) is 1.000 for all three schemes.</w:t>
       </w:r>
     </w:p>
     <w:p>
@@ -4265,7 +4265,7 @@
         <w:t xml:space="preserve">Attack ranking.</w:t>
       </w:r>
       <w:r>
-        <w:t xml:space="preserve"> Table 4 ranks the ten attacks by mean AUROC drop against the clean condition, averaged over schemes (Fig. 1). Two dominate: external laundering at 0.158 and round-trip translation at 0.091. The diacritic family produces small but non-zero drops, self-paraphrase attacks are near zero, and the two purely morphological attacks drop exactly 0.000, a negative result analyzed in Section 6. The instructive contrast is within the laundering pair. Routed through the generator itself the attack is nearly harmless (0.008), while the same operation through an external model is the strongest observed, taking AUROC from 1.000 to 0.917 (KGW), 0.863 (EXP) and 0.747 (SynthID).</w:t>
+        <w:t xml:space="preserve"> Table 4 ranks the ten attacks by mean AUROC drop against the clean condition, averaged over schemes (Fig. 1). Two dominate: external laundering at 0.158 and round-trip translation at 0.091. The diacritic family produces small but non-zero drops, self-paraphrase attacks are near zero, and the two purely morphological attacks drop exactly 0.000, a negative result analysed in Section 6. The instructive contrast is within the laundering pair. Routed through the generator itself the attack is nearly harmless (0.008), while the same operation through an external model is the strongest observed, taking AUROC from 1.000 to 0.917 (KGW), 0.863 (EXP) and 0.747 (SynthID).</w:t>
       </w:r>
     </w:p>
     <w:p>
@@ -13417,7 +13417,7 @@
         <w:jc w:val="both"/>
       </w:pPr>
       <w:r>
-        <w:t xml:space="preserve">Under the pre-registered S2 decision rule (commit cbcb988: an attack is successful iff it reduces AUROC by more than 0.05 while preserving meaning, Section 4.4), launder_api qualifies against all three schemes, and rtt qualifies only against SynthID (Section 4.4 gives the per-scheme ΔAUROC values). Laundering through an external model is thus the only attack in this study that satisfies the rule for every scheme tested. SynthID's position is the mirror image of its calibration behavior reported in Section 4.3 (Fig. 2): the scheme most fragile under attack is also the one that falsely flags the fewest human windows at its own shipped threshold, an inverse pattern across the three schemes that we return to in the Discussion. With three schemes this is a described pattern, not an established trade-off.</w:t>
+        <w:t xml:space="preserve">Under the pre-registered S2 decision rule (commit cbcb988: an attack is successful iff it reduces AUROC by more than 0.05 while preserving meaning, Section 4.4), launder_api qualifies against all three schemes, and rtt qualifies only against SynthID (Section 4.4 gives the per-scheme ΔAUROC values). Laundering through an external model is thus the only attack in this study that satisfies the rule for every scheme tested. SynthID's position is the mirror image of its calibration behaviour reported in Section 4.3 (Fig. 2): the scheme most fragile under attack is also the one that falsely flags the fewest human windows at its own shipped threshold, an inverse pattern across the three schemes that we return to in the Discussion. With three schemes this is a described pattern, not an established trade-off.</w:t>
       </w:r>
     </w:p>
     <w:p>
@@ -15834,7 +15834,7 @@
         <w:t xml:space="preserve">Second register (pre-registered extension, commit 5c4f323).</w:t>
       </w:r>
       <w:r>
-        <w:t xml:space="preserve"> To test whether the inflation is a property of encyclopedic prose rather than of the language, we repeated the Turkish measurement on a second register: 1,000 windows of older official and literary prose from Turkish Wikisource (dump 20231201; Wikimedia Foundation, 2023b), collected under the same windowing and pre-registered before collection with the single hypothesis that H1 would hold. It does: the KGW null standard deviation is 1.420, and 4 of 1,000 windows cross z = 4 (empirical FPR 0.004, roughly 126 times nominal). The variance difference between the two Turkish registers is not significant (Levene p = 0.20). We read that as a failure to reject, not as evidence of equivalence. We ran no equivalence test, and both registers are formal written prose. Conversational or newspaper Turkish may behave differently. An earlier version of this paragraph concluded that the inflation tracks the language rather than the register. The length control reported above withdraws the language half of that conclusion. The inflation itself replicates across the two registers, and the token-matched comparison attributes it to sequence length in both languages. The two registers are analyzed separately and never pooled.</w:t>
+        <w:t xml:space="preserve"> To test whether the inflation is a property of encyclopedic prose rather than of the language, we repeated the Turkish measurement on a second register: 1,000 windows of older official and literary prose from Turkish Wikisource (dump 20231201; Wikimedia Foundation, 2023b), collected under the same windowing and pre-registered before collection with the single hypothesis that H1 would hold. It does: the KGW null standard deviation is 1.420, and 4 of 1,000 windows cross z = 4 (empirical FPR 0.004, roughly 126 times nominal). The variance difference between the two Turkish registers is not significant (Levene p = 0.20). We read that as a failure to reject, not as evidence of equivalence. We ran no equivalence test, and both registers are formal written prose. Conversational or newspaper Turkish may behave differently. An earlier version of this paragraph concluded that the inflation tracks the language rather than the register. The length control reported above withdraws the language half of that conclusion. The inflation itself replicates across the two registers, and the token-matched comparison attributes it to sequence length in both languages. The two registers are analysed separately and never pooled.</w:t>
       </w:r>
     </w:p>
     <w:p>
@@ -15874,7 +15874,7 @@
         <w:jc w:val="both"/>
       </w:pPr>
       <w:r>
-        <w:t xml:space="preserve">A detection drop alone does not make an attack successful (Section 3.5). The utility axis is therefore measured with pairwise LLM judgments under the protocol pre-registered at commit cbcb988: two judges from different model families (Claude Opus 5 and gpt-oss-120b), 40 unique pairs per condition presented in both orders (80 ordered presentations, 40 independent pair units per condition–judge cell), blind calibration pairs passed by both judges before any real verdict was read, and the requirement that any launder_api verdict be supported by both judges, because Opus 5 produced the launder_api texts (Section 3.5). Judged conditions are rtt, para, launder, and launder_api, with source texts drawn from the KGW-positive arm.</w:t>
+        <w:t xml:space="preserve">A detection drop alone does not make an attack successful (Section 3.5). The utility axis is therefore measured with pairwise LLM judgements under the protocol pre-registered at commit cbcb988: two judges from different model families (Claude Opus 5 and gpt-oss-120b), 40 unique pairs per condition presented in both orders (80 ordered presentations, 40 independent pair units per condition–judge cell), blind calibration pairs passed by both judges before any real verdict was read, and the requirement that any launder_api verdict be supported by both judges, because Opus 5 produced the launder_api texts (Section 3.5). Judged conditions are rtt, para, launder, and launder_api, with source texts drawn from the KGW-positive arm.</w:t>
       </w:r>
     </w:p>
     <w:p>
@@ -17875,7 +17875,7 @@
           <w:sz w:val="22"/>
           <w:szCs w:val="22"/>
         </w:rPr>
-        <w:t xml:space="preserve">5.3 Laundering and the open defense question</w:t>
+        <w:t xml:space="preserve">5.3 Laundering and the open defence question</w:t>
       </w:r>
     </w:p>
     <w:p>
@@ -17902,7 +17902,7 @@
         <w:jc w:val="both"/>
       </w:pPr>
       <w:r>
-        <w:t xml:space="preserve">We evaluate no defenses. In theory the question is largely settled but not uncontested. H. Zhang et al. (2024) prove that no strong watermarking scheme survives an attacker holding a quality oracle and a mixing perturbation oracle, and instantiate that attack against the green-list scheme (Kirchenbauer et al., 2023) we test and against the distortion-free family (Kuditipudi et al., 2024), of which we test the Aaronson–Kirchner variant rather than their edit-robust algorithms. Harel-Canada et al. (2025) test the two assumptions that argument rests on and find both fail empirically: mixing is slow, with every perturbed text still retaining traces of its origin after hundreds of edits, and automated quality oracles are unreliable at 77% accuracy, so their random-walk attacks remove watermarks 26% of the time and 10% under human quality review. Our result is compatible with theirs but differently situated. A single pass through a strong external model is not a random walk under a noisy oracle, and we did not measure quality with human raters as they did. Which picture a deployment faces depends on whether the attacker can afford one call to a capable model. The open questions are empirical: how much detection survives which rewrite budget, for which scheme, at which document length and in which language, and whether the paraphrase-oriented schemes of Section 2 (Hou et al., 2024; Liu et al., 2024), which we did not evaluate, degrade more gracefully than the three context-hashed schemes measured here.</w:t>
+        <w:t xml:space="preserve">We evaluate no defences. In theory the question is largely settled but not uncontested. H. Zhang et al. (2024) prove that no strong watermarking scheme survives an attacker holding a quality oracle and a mixing perturbation oracle, and instantiate that attack against the green-list scheme (Kirchenbauer et al., 2023) we test and against the distortion-free family (Kuditipudi et al., 2024), of which we test the Aaronson–Kirchner variant rather than their edit-robust algorithms. Harel-Canada et al. (2025) test the two assumptions that argument rests on and find both fail empirically: mixing is slow, with every perturbed text still retaining traces of its origin after hundreds of edits, and automated quality oracles are unreliable at 77% accuracy, so their random-walk attacks remove watermarks 26% of the time and 10% under human quality review. Our result is compatible with theirs but differently situated. A single pass through a strong external model is not a random walk under a noisy oracle, and we did not measure quality with human raters as they did. Which picture a deployment faces depends on whether the attacker can afford one call to a capable model. The open questions are empirical: how much detection survives which rewrite budget, for which scheme, at which document length and in which language, and whether the paraphrase-oriented schemes of Section 2 (Hou et al., 2024; Liu et al., 2024), which we did not evaluate, degrade more gracefully than the three context-hashed schemes measured here.</w:t>
       </w:r>
     </w:p>
     <w:p>
@@ -18191,7 +18191,7 @@
         <w:t xml:space="preserve">pilot/dev_tutarlilik_kapisi.py</w:t>
       </w:r>
       <w:r>
-        <w:t xml:space="preserve"> fails the release if a withdrawn quantity reappears in a generated artifact, if any cell of Table 5 or Table 6 diverges from </w:t>
+        <w:t xml:space="preserve"> fails the release if a withdrawn quantity reappears in a generated artefact, if any cell of Table 5 or Table 6 diverges from </w:t>
       </w:r>
       <w:r>
         <w:rPr>
@@ -18440,7 +18440,7 @@
           <w:sz w:val="18"/>
           <w:szCs w:val="18"/>
         </w:rPr>
-        <w:t xml:space="preserve">v1.7.1-paper</w:t>
+        <w:t xml:space="preserve">v1.7.2-paper</w:t>
       </w:r>
       <w:r>
         <w:t xml:space="preserve">, which freezes the exact code, data and manuscript state from which every reported number was produced. That release is archived at Zenodo and is reached through the concept DOI 10.5281/zenodo.22168552 (&lt;https://doi.org/10.5281/zenodo.22168552&gt;), which resolves to the most recent version and lists the version DOI of each. The reference list cites that concept DOI rather than a version DOI because two earlier drafts of this paper cited a version that subsequent corrections superseded, and the concept DOI cannot fall out of date in that way. Readers reproducing this article should take the version tagged </w:t>
@@ -18451,10 +18451,10 @@
           <w:sz w:val="18"/>
           <w:szCs w:val="18"/>
         </w:rPr>
-        <w:t xml:space="preserve">v1.7.1-paper</w:t>
-      </w:r>
-      <w:r>
-        <w:t xml:space="preserve">. Seven earlier releases (10.5281/zenodo.22168553, 22212071, 22230948, 22231200, 22249519, 22255372 and 22271924) predate corrections described in Sections 3.3 and 4.2, the condensation, the recalibrated interval of Table 5, the relabelling of Table 5 as an exploratory post-selection contrast and the corresponding scope statement on Table 6, the correction of a Table 6 p-value that had been copied from a superseded report, the final style and journal-format pass, or the renaming of three Discussion sub-headings. They are superseded but remain listed here, because each has a DOI and a DOI should not silently change what it points to.</w:t>
+        <w:t xml:space="preserve">v1.7.2-paper</w:t>
+      </w:r>
+      <w:r>
+        <w:t xml:space="preserve">. Eight earlier releases (10.5281/zenodo.22168553, 22212071, 22230948, 22231200, 22249519, 22255372, 22271924 and 22273963) predate corrections described in Sections 3.3 and 4.2, the condensation, the recalibrated interval of Table 5, the relabelling of Table 5 as an exploratory post-selection contrast and the corresponding scope statement on Table 6, the correction of a Table 6 p-value that had been copied from a superseded report, the final style and journal-format pass, the renaming of three Discussion sub-headings, or the normalization of spelling to a single British (Oxford -ize) convention. They are superseded but remain listed here, because each has a DOI and a DOI should not silently change what it points to.</w:t>
       </w:r>
     </w:p>
     <w:p>
@@ -18585,7 +18585,7 @@
         <w:t xml:space="preserve">DATA_LICENSE.md</w:t>
       </w:r>
       <w:r>
-        <w:t xml:space="preserve"> itemises them and describes the roughly 35 MB subset that is self-contained for every number reported here.</w:t>
+        <w:t xml:space="preserve"> itemizes them and describes the roughly 35 MB subset that is self-contained for every number reported here.</w:t>
       </w:r>
     </w:p>
     <w:p>
@@ -18888,7 +18888,7 @@
         <w:t xml:space="preserve">turkish-llm-watermarking: Code and data for TR-WM-EVAL, a Turkish watermark-evaluation benchmark</w:t>
       </w:r>
       <w:r>
-        <w:t xml:space="preserve"> (Version 1.7.1-paper) [Computer software]. Zenodo. https://doi.org/10.5281/zenodo.22168552</w:t>
+        <w:t xml:space="preserve"> (Version 1.7.2-paper) [Computer software]. Zenodo. https://doi.org/10.5281/zenodo.22168552</w:t>
       </w:r>
     </w:p>
     <w:p>

--- a/submission/SNAP-LRE/paper.docx
+++ b/submission/SNAP-LRE/paper.docx
@@ -179,7 +179,7 @@
         <w:t xml:space="preserve">The detector with the lowest human-text flag rate is the most fragile.</w:t>
       </w:r>
       <w:r>
-        <w:t xml:space="preserve"> At its own shipped threshold SynthID falsely flags none of the 1,500 human Turkish windows, against 3 for KGW and 13 for EXP, but it takes the largest attack losses (AUROC 0.816 under round-trip translation, 0.747 under laundering), and is the more fragile scheme in all four of the six paired comparisons it enters, each with a Holm-adjusted p below .05 within that six-test family (the family was fixed before the per-scheme results were seen, while the two attack conditions it runs in were selected from the aggregate ranking, and Section 3.3 sets out what that does and does not affect). KGW and EXP are not separated by these data.</w:t>
+        <w:t xml:space="preserve"> At its own shipped threshold SynthID falsely flags none of the 1,500 human Turkish windows, against 3 for KGW and 13 for EXP, but it takes the largest attack losses (AUROC 0.816 under round-trip translation, 0.747 under laundering), and is the more fragile scheme in all four of the six paired comparisons it enters, each with a Holm-adjusted p below .05 within that six-test family (the family was fixed before the per-scheme results were seen, and the two attack conditions were designated on an independent pilot cohort, Section 3.3). KGW and EXP are not separated by these data.</w:t>
       </w:r>
     </w:p>
     <w:p>
@@ -1279,7 +1279,7 @@
         <w:jc w:val="both"/>
       </w:pPr>
       <w:r>
-        <w:t xml:space="preserve">A detection threshold is set on the clean negatives at their 1% false-positive point, and we report the true-positive rate at this clean-calibrated threshold, not "TPR at 1% FPR", because under attack the negatives are transformed too and the realized false-positive rate at that threshold is an empirical question. The full 33-cell table (3 schemes by 11 conditions, the untransformed clean reference included) of realized FPR at that threshold on the corresponding negatives is reported, with one-sided binomial comparisons against the nominal rate under Bonferroni correction across the 33 cells. Those comparisons treat the 96 attacked negatives in a cell as independent, which they are not. They are four per prompt across 24 prompts, and the threshold is itself estimated from the 96 clean negatives. We therefore read the table descriptively and do not rest any conclusion on its cell-level significance. At n = 96 the FPR resolution is 1/96, which motivates Study S1 (Section 3.4). As a robustness check we also report the same-transformation AUROC, in which both classes are transformed. This is ecologically meaningful for diacritic stripping and round-trip translation (which occur in natural text) but not for laundering (no one launders human text to remove a watermark), so the headline remains the clean-negative AUROC.</w:t>
+        <w:t xml:space="preserve">A detection threshold is set on the clean negatives at their 1% false-positive point, and we report the true-positive rate at this clean-calibrated threshold, not "TPR at 1% FPR", because under attack the negatives are transformed too and the realized false-positive rate at that threshold is an empirical question. The full 33-cell table (3 schemes by 11 conditions, the untransformed clean reference included) of realized FPR at that threshold on the corresponding negatives is reported as Online Resource 1, with one-sided binomial comparisons against the nominal rate under Bonferroni correction across the 33 cells. Those comparisons treat the 96 attacked negatives in a cell as independent, which they are not. They are four per prompt across 24 prompts, and the threshold is itself estimated from the 96 clean negatives. We therefore read the table descriptively and do not rest any conclusion on its cell-level significance. At n = 96 the FPR resolution is 1/96, which motivates Study S1 (Section 3.4). As a robustness check we also report the same-transformation AUROC, in which both classes are transformed. This is ecologically meaningful for diacritic stripping and round-trip translation (which occur in natural text) but not for laundering (no one launders human text to remove a watermark), so the headline remains the clean-negative AUROC.</w:t>
       </w:r>
     </w:p>
     <w:p>
@@ -1288,7 +1288,18 @@
         <w:jc w:val="both"/>
       </w:pPr>
       <w:r>
-        <w:t xml:space="preserve">Cross-scheme comparisons never compare raw statistics, whose scales are incommensurable. The unit is the per-prompt detection rate at each scheme's own clean-calibrated threshold. The test family was specified before the per-scheme results were inspected: {rtt, launder_api} crossed with the three scheme pairs, six paired Wilcoxon tests at prompt level (n = 24), Holm-corrected. The two conditions carried into the focused comparisons, rtt and launder_api, were chosen after the aggregate attack ranking reported in Section 4.2 was inspected. They were not pre-specified. The test family built on them was fixed before the per-scheme results were seen. That selection has a consequence for how the two focused comparisons of Section 4.2 should be read, and it is not the same consequence for both. Because the conditions were chosen on a functional of the same outcome data, the multiplicity adjustments reported in Section 4.2 apply only within the families those comparisons display and do not account for the preceding selection among ten attacks. For the scheme-pairwise comparison the selection axis and the contrast axis are different: the ranking that chose the conditions averages over schemes, whereas the tests compare schemes within a condition, so the quantity that drove the selection is not the quantity being tested, and the Holm adjustment over the six tests of that family keeps its ordinary interpretation within them. For the launder_api-versus-rtt comparison the two axes coincide: the ranking placed launder_api above rtt, and that comparison asks, within each scheme, whether launder_api is the more destructive of that pair. Its p-values are therefore selection-conditional, and we report that comparison as an exploratory post-selection contrast rather than as a familywise-controlled test. There the effect sizes with their clustered intervals, which do not depend on the ordering that drove the selection, are the primary quantity, and the p-values are retained as secondary description. Within each scheme, rtt and launder_api are compared on the same unit: the per-prompt detection rate at that scheme's own clean-calibrated threshold, with Bonferroni correction across the three schemes (α = 0.05/3 ≈ 0.0167). Because each rate is computed over four seeds it can take only five values, so ties and exactly-zero differences are common (6 to 11 of 24 pairs, depending on the scheme). We therefore report a two-sided exact paired sign-flip permutation test as the primary p-value, conditional on within-prompt exchangeability of the two attack outcomes. That exchangeability is an assumption. The two conditions are substantively different transformations, not randomly assigned labels, so exchangeability is a modelling assumption about the null and not something randomization delivers. The pairing does supply what the withdrawn test of the degenerate cells lacked: a matched unit (swapping the two conditions within a prompt maps onto flipping the sign of that prompt's difference) and a comparator that is invariant to the swap. Alongside it we report a Wilcoxon signed-rank test using Pratt's convention, which ranks zero differences rather than discarding them. We also report the mean rate difference with a prompt-clustered bootstrap interval, because a p-value alone does not convey the size of the effect. That interval resamples prompt clusters jointly across the clean negatives and both attack arms and re-derives the threshold inside every replicate, so it carries the uncertainty of the calibration sample. The permutation p-value remains conditional on the observed calibration sample. An earlier version of this comparison ran on the per-prompt mean raw statistic instead. That test is internally valid (within a scheme the scale is fixed), but it estimates mean detector-score displacement, not the change in detection at the operating threshold that the surrounding text describes. Correcting the unit changes which scheme survives correction. Row-level McNemar tests are retained only descriptively because they violate the independence structure identified above.</w:t>
+        <w:t xml:space="preserve">Cross-scheme comparisons never compare raw statistics, whose scales are incommensurable. The unit is the per-prompt detection rate at each scheme's own clean-calibrated threshold. The test family was specified before the per-scheme results were inspected: {rtt, launder_api} crossed with the three scheme pairs, six paired Wilcoxon tests at prompt level (n = 24), Holm-corrected. The two conditions carried into the focused comparisons, rtt and launder_api, were not chosen on the study data. They were the two most destructive attacks in an earlier pilot cohort generated with a different model (Qwen2.5-3B-Instruct) that failed the corpus acceptance gate, and the pilot report designated them as such in writing before the study corpus was generated. The pilot report, its detection table and its environment record are released as audit material (</w:t>
+      </w:r>
+      <w:r>
+        <w:rPr>
+          <w:rFonts w:ascii="Consolas" w:cs="Consolas" w:eastAsia="Consolas" w:hAnsi="Consolas"/>
+          <w:sz w:val="18"/>
+          <w:szCs w:val="18"/>
+        </w:rPr>
+        <w:t xml:space="preserve">audit/pilot_20260818/</w:t>
+      </w:r>
+      <w:r>
+        <w:t xml:space="preserve">). The pilot corpus itself is not. Two limits of that record are stated with it. Its timestamps are local files, as for the pre-registrations (Section 7). And the analysis code that fixes the pair was written after the study corpus had been scored, so the record shows that the designation preceded the study data but cannot show that the study's own aggregate ranking, reported in Section 4.2, which reproduced the pilot ordering, played no part in confirming it. Selection on data disjoint from the test data does not inflate the type I error of the test, whatever the quality of the selecting cohort. Had the pilot ordering been uninformative, the pair carried forward would have been an arbitrary one and the comparisons on the study corpus would still be valid, only less likely to detect anything. We therefore treat the pair as fixed on data disjoint from the data the comparisons are computed on, report the multiplicity adjustments of Section 4.2 as familywise within their displayed families, and state this provenance in place of either a full pre-specification claim or a post-selection label. The test family built on the pair was fixed before the per-scheme results were seen. For the scheme-pairwise comparison the point is moot in any case: the pilot ranking averages over schemes, whereas those tests compare schemes within a condition, so the quantity that designated the conditions is not the quantity being tested. Within each scheme, rtt and launder_api are compared on the same unit: the per-prompt detection rate at that scheme's own clean-calibrated threshold, with Bonferroni correction across the three schemes (α = 0.05/3 ≈ 0.0167). Because each rate is computed over four seeds it can take only five values, so ties and exactly-zero differences are common (6 to 11 of 24 pairs, depending on the scheme). We therefore report a two-sided exact paired sign-flip permutation test as the primary p-value, conditional on within-prompt exchangeability of the two attack outcomes. That exchangeability is an assumption. The two conditions are substantively different transformations, not randomly assigned labels, so exchangeability is a modelling assumption about the null and not something randomization delivers. The pairing does supply what the withdrawn test of the degenerate cells lacked: a matched unit (swapping the two conditions within a prompt maps onto flipping the sign of that prompt's difference) and a comparator that is invariant to the swap. Alongside it we report a Wilcoxon signed-rank test using Pratt's convention, which ranks zero differences rather than discarding them. We also report the mean rate difference with a prompt-clustered bootstrap interval, because a p-value alone does not convey the size of the effect. That interval resamples prompt clusters jointly across the clean negatives and both attack arms and re-derives the threshold inside every replicate, so it carries the uncertainty of the calibration sample. The permutation p-value remains conditional on the observed calibration sample. An earlier version of this comparison ran on the per-prompt mean raw statistic instead. That test is internally valid (within a scheme the scale is fixed), but it estimates mean detector-score displacement, not the change in detection at the operating threshold that the surrounding text describes. Correcting the unit changes which scheme survives correction. Row-level McNemar tests are retained only descriptively because they violate the independence structure identified above.</w:t>
       </w:r>
     </w:p>
     <w:p>
@@ -5272,7 +5283,7 @@
         <w:t xml:space="preserve">Laundering versus translation.</w:t>
       </w:r>
       <w:r>
-        <w:t xml:space="preserve"> We compare launder_api against rtt on per-prompt detection rates at each scheme's clean-calibrated threshold (n = 24 prompts, as row-level tests would violate the clustering structure identified above). The direction is consistent in all three schemes: the mean per-prompt detection rate is lower under launder_api, by 0.167 for KGW, 0.302 for EXP and 0.063 for SynthID. Only EXP falls below the Bonferroni threshold of the displayed three-scheme family (two-sided exact sign-flip permutation p = 0.012 against α = 0.0167). KGW's uncorrected p is 0.024, above that threshold, and SynthID's is 0.415, far from it. These are exploratory post-selection contrasts, for the reason set out in Section 3.3. The ranking that selected this pair of conditions is the same ordering the test then re-examines, so the adjustment covers the three displayed comparisons and not the search over ten attacks that produced them. We therefore read the effect sizes rather than the decisions. The direction is the same in all three schemes, and the estimated size of the effect is largest for EXP. The marginal, uncorrected 95% intervals exclude zero for EXP, [−0.510, −0.115], and for KGW, [−0.271, −0.052], and include it for SynthID, [−0.188, +0.042]. KGW's interval excludes zero while its p sits above the Bonferroni threshold. The two are compatible: a marginal interval and a corrected decision at α = 0.0167 control different error rates, and both are reported. Under the within-prompt exchangeability assumption of Section 3.3, and conditional on the selection just described, the evidence for laundering being the more destructive of the two is strongest for EXP and weakest for SynthID.</w:t>
+        <w:t xml:space="preserve"> We compare launder_api against rtt on per-prompt detection rates at each scheme's clean-calibrated threshold (n = 24 prompts, as row-level tests would violate the clustering structure identified above). The direction is consistent in all three schemes: the mean per-prompt detection rate is lower under launder_api, by 0.167 for KGW, 0.302 for EXP and 0.063 for SynthID. Only EXP falls below the Bonferroni threshold of the displayed three-scheme family (two-sided exact sign-flip permutation p = 0.012 against α = 0.0167). KGW's uncorrected p is 0.024, above that threshold, and SynthID's is 0.415, far from it. The pair of conditions was designated on an independent pilot cohort (Section 3.3), so the Bonferroni decision is read as familywise within the three-scheme family, with the provenance limit stated there. The effect sizes carry the result in any case. The direction is the same in all three schemes, and the estimated size of the effect is largest for EXP. The marginal, uncorrected 95% intervals exclude zero for EXP, [−0.510, −0.115], and for KGW, [−0.271, −0.052], and include it for SynthID, [−0.188, +0.042]. KGW's interval excludes zero while its p sits above the Bonferroni threshold. The two are compatible: a marginal interval and a corrected decision at α = 0.0167 control different error rates, and both are reported. Under the within-prompt exchangeability assumption of Section 3.3, and conditional on the selection just described, the evidence for laundering being the more destructive of the two is strongest for EXP and weakest for SynthID.</w:t>
       </w:r>
     </w:p>
     <w:p>
@@ -5294,23 +5305,7 @@
           <w:sz w:val="17"/>
           <w:szCs w:val="17"/>
         </w:rPr>
-        <w:t xml:space="preserve"> Prompt-level paired comparison of launder_api vs. rtt on per-prompt detection rates at the clean-calibrated threshold (n = 24 prompts per scheme). </w:t>
-      </w:r>
-      <w:r>
-        <w:rPr>
-          <w:b/>
-          <w:bCs/>
-          <w:sz w:val="17"/>
-          <w:szCs w:val="17"/>
-        </w:rPr>
-        <w:t xml:space="preserve">These are exploratory post-selection contrasts</w:t>
-      </w:r>
-      <w:r>
-        <w:rPr>
-          <w:sz w:val="17"/>
-          <w:szCs w:val="17"/>
-        </w:rPr>
-        <w:t xml:space="preserve">: the two conditions were chosen after the aggregate attack ranking of Table 4 was inspected, and that ranking already ordered launder_api above rtt, so the Bonferroni adjustment shown here (over the 3 displayed schemes, α = 0.05/3 ≈ 0.0167) does not account for the selection step and the last column is not a familywise significance verdict. Δ, with its interval, is the primary quantity. Δ is the mean per-prompt rate difference (launder_api − rtt, negative = laundering more destructive) with its marginal, uncorrected prompt-clustered bootstrap 95% CI, which resamples clusters jointly across the clean negatives and both attack arms and re-derives the threshold in every replicate. Because a rate over four seeds takes only five values, "non-zero" gives the number of prompt pairs with a non-zero difference. "TPR laund." is the detection rate under launder_api. "Perm. p" is the two-sided exact paired sign-flip permutation test over the non-zero pairs, conditional on the observed calibration sample. "Pratt p" is the Wilcoxon signed-rank test under Pratt's convention, which ranks zero differences rather than discarding them.</w:t>
+        <w:t xml:space="preserve"> Prompt-level paired comparison of launder_api vs. rtt on per-prompt detection rates at the clean-calibrated threshold (n = 24 prompts per scheme). The two conditions were designated on an independent pilot cohort before the study corpus existed (Section 3.3), so the Bonferroni adjustment (over the 3 schemes, α = 0.05/3 ≈ 0.0167) is a familywise decision within this family. In the last column, n.s. = not significant. Δ is the mean per-prompt rate difference (launder_api − rtt, negative = laundering more destructive) with its marginal, uncorrected prompt-clustered bootstrap 95% CI, which resamples clusters jointly across the clean negatives and both attack arms and re-derives the threshold in every replicate. Because a rate over four seeds takes only five values, "non-zero" gives the number of prompt pairs with a non-zero difference. "TPR laund." is the detection rate under launder_api. "Perm. p" is the two-sided exact paired sign-flip permutation test over the non-zero pairs, conditional on the observed calibration sample. "Pratt p" is the Wilcoxon signed-rank test under Pratt's convention, which ranks zero differences rather than discarding them.</w:t>
       </w:r>
     </w:p>
     <w:tbl>
@@ -5551,7 +5546,7 @@
                 <w:sz w:val="17"/>
                 <w:szCs w:val="17"/>
               </w:rPr>
-              <w:t xml:space="preserve">vs. within-family α</w:t>
+              <w:t xml:space="preserve">Bonferroni</w:t>
             </w:r>
           </w:p>
         </w:tc>
@@ -5748,7 +5743,7 @@
                 <w:sz w:val="17"/>
                 <w:szCs w:val="17"/>
               </w:rPr>
-              <w:t xml:space="preserve">above</w:t>
+              <w:t xml:space="preserve">n.s.</w:t>
             </w:r>
           </w:p>
         </w:tc>
@@ -5945,7 +5940,7 @@
                 <w:sz w:val="17"/>
                 <w:szCs w:val="17"/>
               </w:rPr>
-              <w:t xml:space="preserve">below</w:t>
+              <w:t xml:space="preserve">significant</w:t>
             </w:r>
           </w:p>
         </w:tc>
@@ -6142,7 +6137,7 @@
                 <w:sz w:val="17"/>
                 <w:szCs w:val="17"/>
               </w:rPr>
-              <w:t xml:space="preserve">above</w:t>
+              <w:t xml:space="preserve">n.s.</w:t>
             </w:r>
           </w:p>
         </w:tc>
@@ -6166,7 +6161,7 @@
         <w:t xml:space="preserve">Scheme comparison.</w:t>
       </w:r>
       <w:r>
-        <w:t xml:space="preserve"> Because raw detection statistics are not comparable across schemes, scheme-pairwise comparisons use per-prompt detection rates at each scheme's own clean-calibrated threshold. The test family ({rtt, launder_api} × 3 scheme pairs = 6 paired Wilcoxon tests, Holm-corrected) was specified before the per-scheme results were inspected (Section 3.3). The two conditions the family is built on were themselves selected from the aggregate ranking, but on the axis that matters here that selection is orthogonal to the contrast. The ranking averages over schemes, whereas these tests compare schemes within a condition. The Holm adjustment therefore retains its ordinary interpretation over the six displayed tests, while carrying no guarantee about the choice of the two conditions in which they are computed. Within that family SynthID is the more fragile scheme in every comparison it enters: all four tests involving SynthID have Holm-adjusted p-values below .05, with mean rate differences from 0.177 to 0.479 (Table 6). KGW and EXP are not separated by these data under either attack (p = 0.104 and p = 0.513), which at n = 24 is a failure to reject and not evidence of equivalence.</w:t>
+        <w:t xml:space="preserve"> Because raw detection statistics are not comparable across schemes, scheme-pairwise comparisons use per-prompt detection rates at each scheme's own clean-calibrated threshold. The test family ({rtt, launder_api} × 3 scheme pairs = 6 paired Wilcoxon tests, Holm-corrected) was specified before the per-scheme results were inspected (Section 3.3). The two conditions the family is built on were designated on an independent pilot cohort (Section 3.3), and the axis of that designation is orthogonal to the contrast in any case: the pilot ranking averages over schemes, whereas these tests compare schemes within a condition. The Holm adjustment therefore retains its ordinary interpretation over the six displayed tests. Within that family SynthID is the more fragile scheme in every comparison it enters: all four tests involving SynthID have Holm-adjusted p-values below .05, with mean rate differences from 0.177 to 0.479 (Table 6). KGW and EXP are not separated by these data under either attack (p = 0.104 and p = 0.513), which at n = 24 is a failure to reject and not evidence of equivalence.</w:t>
       </w:r>
     </w:p>
     <w:p>
@@ -6188,7 +6183,7 @@
           <w:sz w:val="17"/>
           <w:szCs w:val="17"/>
         </w:rPr>
-        <w:t xml:space="preserve"> Scheme-pairwise robustness comparison: paired Wilcoxon on per-prompt detection rates (positive mean difference = first scheme more robust), Holm correction over the family of 6 tests specified before the per-scheme results were inspected (n.s. = not significant). The two conditions in which the tests are computed were selected from the aggregate attack ranking (Section 3.3). Because that ranking averages over schemes and these tests contrast schemes, the adjustment is interpreted within the six displayed tests and makes no claim about the selection of the conditions.</w:t>
+        <w:t xml:space="preserve"> Scheme-pairwise robustness comparison: paired Wilcoxon on per-prompt detection rates (positive mean difference = first scheme more robust), Holm correction over the family of 6 tests specified before the per-scheme results were inspected (n.s. = not significant). The two conditions in which the tests are computed were designated on an independent pilot cohort (Section 3.3). The adjustment is interpreted within the six displayed tests.</w:t>
       </w:r>
     </w:p>
     <w:tbl>
@@ -7456,5960 +7451,17 @@
         <w:jc w:val="both"/>
       </w:pPr>
       <w:r>
-        <w:t xml:space="preserve">A threshold calibrated on clean negatives does not keep its nominal rate once the negatives are attacked. Table 7 gives all 33 cells. The highest realized false-positive rate is 6.2%, against the 1% the threshold was set for. Under a one-sided binomial comparison with Bonferroni correction over the 33 cells, 2 cells depart from nominal (EXP/launder_api, SynthID/morph_v1+dia). Because these comparisons ignore the prompt clustering described above, the intervals are anticonservative and we report the flag as descriptive rather than as a test result. With 96 negatives per cell the resolution is 1/96 = 1.0%, so smaller departures cannot be distinguished here. That limit is why S1 measures false positives on human text at n ≥ 3,000 instead.</w:t>
-      </w:r>
-    </w:p>
-    <w:p>
-      <w:pPr>
-        <w:spacing w:after="140" w:before="60"/>
-        <w:jc w:val="left"/>
-      </w:pPr>
-      <w:r>
-        <w:rPr>
-          <w:b/>
-          <w:bCs/>
-          <w:sz w:val="17"/>
-          <w:szCs w:val="17"/>
-        </w:rPr>
-        <w:t xml:space="preserve">Table 7.</w:t>
-      </w:r>
-      <w:r>
-        <w:rPr>
-          <w:sz w:val="17"/>
-          <w:szCs w:val="17"/>
-        </w:rPr>
-        <w:t xml:space="preserve"> Realized false-positive rate of the clean-calibrated threshold on attacked negatives, for all 33 scheme-condition cells. The table is descriptive. The 95% upper bound is a binomial bound over 96 rows, but those rows are four per prompt across 24 prompt clusters, so the bound is anticonservative, and the threshold is estimated from the same small clean sample. The threshold is set to 1% FPR on the 96 clean negatives. The fourth column is the rate that same threshold actually achieves once the negatives have been through the attack. The last column gives AUROC when both classes carry the same transformation, which is an ecologically meaningful question for diacritic stripping and translation but not for the laundering attacks, since nobody launders human text to remove a watermark it does not carry.</w:t>
-      </w:r>
-    </w:p>
-    <w:tbl>
-      <w:tblPr>
-        <w:tblW w:type="dxa" w:w="9360"/>
-        <w:tblBorders>
-          <w:top w:val="single" w:color="444444" w:sz="6"/>
-          <w:left w:val="none"/>
-          <w:bottom w:val="single" w:color="444444" w:sz="6"/>
-          <w:right w:val="none"/>
-          <w:insideH w:val="single" w:color="DDE1DE" w:sz="2"/>
-          <w:insideV w:val="none"/>
-        </w:tblBorders>
-      </w:tblPr>
-      <w:tblGrid>
-        <w:gridCol w:w="2059"/>
-        <w:gridCol w:w="1216"/>
-        <w:gridCol w:w="1216"/>
-        <w:gridCol w:w="1216"/>
-        <w:gridCol w:w="1216"/>
-        <w:gridCol w:w="1216"/>
-        <w:gridCol w:w="1221"/>
-      </w:tblGrid>
-      <w:tr>
-        <w:trPr>
-          <w:tblHeader/>
-        </w:trPr>
-        <w:tc>
-          <w:tcPr>
-            <w:tcW w:type="dxa" w:w="2059"/>
-            <w:shd w:fill="EFF1F0" w:val="clear"/>
-            <w:tcMar>
-              <w:top w:type="dxa" w:w="60"/>
-              <w:left w:type="dxa" w:w="100"/>
-              <w:bottom w:type="dxa" w:w="60"/>
-              <w:right w:type="dxa" w:w="100"/>
-            </w:tcMar>
-          </w:tcPr>
-          <w:p>
-            <w:pPr>
-              <w:spacing w:after="0"/>
-              <w:jc w:val="left"/>
-            </w:pPr>
-            <w:r>
-              <w:rPr>
-                <w:b/>
-                <w:bCs/>
-                <w:sz w:val="17"/>
-                <w:szCs w:val="17"/>
-              </w:rPr>
-              <w:t xml:space="preserve">Scheme</w:t>
-            </w:r>
-          </w:p>
-        </w:tc>
-        <w:tc>
-          <w:tcPr>
-            <w:tcW w:type="dxa" w:w="1216"/>
-            <w:shd w:fill="EFF1F0" w:val="clear"/>
-            <w:tcMar>
-              <w:top w:type="dxa" w:w="60"/>
-              <w:left w:type="dxa" w:w="100"/>
-              <w:bottom w:type="dxa" w:w="60"/>
-              <w:right w:type="dxa" w:w="100"/>
-            </w:tcMar>
-          </w:tcPr>
-          <w:p>
-            <w:pPr>
-              <w:spacing w:after="0"/>
-              <w:jc w:val="left"/>
-            </w:pPr>
-            <w:r>
-              <w:rPr>
-                <w:b/>
-                <w:bCs/>
-                <w:sz w:val="17"/>
-                <w:szCs w:val="17"/>
-              </w:rPr>
-              <w:t xml:space="preserve">Condition</w:t>
-            </w:r>
-          </w:p>
-        </w:tc>
-        <w:tc>
-          <w:tcPr>
-            <w:tcW w:type="dxa" w:w="1216"/>
-            <w:shd w:fill="EFF1F0" w:val="clear"/>
-            <w:tcMar>
-              <w:top w:type="dxa" w:w="60"/>
-              <w:left w:type="dxa" w:w="100"/>
-              <w:bottom w:type="dxa" w:w="60"/>
-              <w:right w:type="dxa" w:w="100"/>
-            </w:tcMar>
-          </w:tcPr>
-          <w:p>
-            <w:pPr>
-              <w:spacing w:after="0"/>
-              <w:jc w:val="right"/>
-            </w:pPr>
-            <w:r>
-              <w:rPr>
-                <w:b/>
-                <w:bCs/>
-                <w:sz w:val="17"/>
-                <w:szCs w:val="17"/>
-              </w:rPr>
-              <w:t xml:space="preserve">TPR</w:t>
-            </w:r>
-          </w:p>
-        </w:tc>
-        <w:tc>
-          <w:tcPr>
-            <w:tcW w:type="dxa" w:w="1216"/>
-            <w:shd w:fill="EFF1F0" w:val="clear"/>
-            <w:tcMar>
-              <w:top w:type="dxa" w:w="60"/>
-              <w:left w:type="dxa" w:w="100"/>
-              <w:bottom w:type="dxa" w:w="60"/>
-              <w:right w:type="dxa" w:w="100"/>
-            </w:tcMar>
-          </w:tcPr>
-          <w:p>
-            <w:pPr>
-              <w:spacing w:after="0"/>
-              <w:jc w:val="right"/>
-            </w:pPr>
-            <w:r>
-              <w:rPr>
-                <w:b/>
-                <w:bCs/>
-                <w:sz w:val="17"/>
-                <w:szCs w:val="17"/>
-              </w:rPr>
-              <w:t xml:space="preserve">Realized FPR</w:t>
-            </w:r>
-          </w:p>
-        </w:tc>
-        <w:tc>
-          <w:tcPr>
-            <w:tcW w:type="dxa" w:w="1216"/>
-            <w:shd w:fill="EFF1F0" w:val="clear"/>
-            <w:tcMar>
-              <w:top w:type="dxa" w:w="60"/>
-              <w:left w:type="dxa" w:w="100"/>
-              <w:bottom w:type="dxa" w:w="60"/>
-              <w:right w:type="dxa" w:w="100"/>
-            </w:tcMar>
-          </w:tcPr>
-          <w:p>
-            <w:pPr>
-              <w:spacing w:after="0"/>
-              <w:jc w:val="right"/>
-            </w:pPr>
-            <w:r>
-              <w:rPr>
-                <w:b/>
-                <w:bCs/>
-                <w:sz w:val="17"/>
-                <w:szCs w:val="17"/>
-              </w:rPr>
-              <w:t xml:space="preserve">Exceeding</w:t>
-            </w:r>
-          </w:p>
-        </w:tc>
-        <w:tc>
-          <w:tcPr>
-            <w:tcW w:type="dxa" w:w="1216"/>
-            <w:shd w:fill="EFF1F0" w:val="clear"/>
-            <w:tcMar>
-              <w:top w:type="dxa" w:w="60"/>
-              <w:left w:type="dxa" w:w="100"/>
-              <w:bottom w:type="dxa" w:w="60"/>
-              <w:right w:type="dxa" w:w="100"/>
-            </w:tcMar>
-          </w:tcPr>
-          <w:p>
-            <w:pPr>
-              <w:spacing w:after="0"/>
-              <w:jc w:val="right"/>
-            </w:pPr>
-            <w:r>
-              <w:rPr>
-                <w:b/>
-                <w:bCs/>
-                <w:sz w:val="17"/>
-                <w:szCs w:val="17"/>
-              </w:rPr>
-              <w:t xml:space="preserve">FPR 95% upper</w:t>
-            </w:r>
-          </w:p>
-        </w:tc>
-        <w:tc>
-          <w:tcPr>
-            <w:tcW w:type="dxa" w:w="1221"/>
-            <w:shd w:fill="EFF1F0" w:val="clear"/>
-            <w:tcMar>
-              <w:top w:type="dxa" w:w="60"/>
-              <w:left w:type="dxa" w:w="100"/>
-              <w:bottom w:type="dxa" w:w="60"/>
-              <w:right w:type="dxa" w:w="100"/>
-            </w:tcMar>
-          </w:tcPr>
-          <w:p>
-            <w:pPr>
-              <w:spacing w:after="0"/>
-              <w:jc w:val="right"/>
-            </w:pPr>
-            <w:r>
-              <w:rPr>
-                <w:b/>
-                <w:bCs/>
-                <w:sz w:val="17"/>
-                <w:szCs w:val="17"/>
-              </w:rPr>
-              <w:t xml:space="preserve">Same-transform AUROC</w:t>
-            </w:r>
-          </w:p>
-        </w:tc>
-      </w:tr>
-      <w:tr>
-        <w:trPr>
-          <w:tblHeader w:val="false"/>
-        </w:trPr>
-        <w:tc>
-          <w:tcPr>
-            <w:tcW w:type="dxa" w:w="2059"/>
-            <w:tcMar>
-              <w:top w:type="dxa" w:w="60"/>
-              <w:left w:type="dxa" w:w="100"/>
-              <w:bottom w:type="dxa" w:w="60"/>
-              <w:right w:type="dxa" w:w="100"/>
-            </w:tcMar>
-          </w:tcPr>
-          <w:p>
-            <w:pPr>
-              <w:spacing w:after="0"/>
-              <w:jc w:val="left"/>
-            </w:pPr>
-            <w:r>
-              <w:rPr>
-                <w:sz w:val="17"/>
-                <w:szCs w:val="17"/>
-              </w:rPr>
-              <w:t xml:space="preserve">EXP</w:t>
-            </w:r>
-          </w:p>
-        </w:tc>
-        <w:tc>
-          <w:tcPr>
-            <w:tcW w:type="dxa" w:w="1216"/>
-            <w:tcMar>
-              <w:top w:type="dxa" w:w="60"/>
-              <w:left w:type="dxa" w:w="100"/>
-              <w:bottom w:type="dxa" w:w="60"/>
-              <w:right w:type="dxa" w:w="100"/>
-            </w:tcMar>
-          </w:tcPr>
-          <w:p>
-            <w:pPr>
-              <w:spacing w:after="0"/>
-              <w:jc w:val="left"/>
-            </w:pPr>
-            <w:r>
-              <w:rPr>
-                <w:sz w:val="17"/>
-                <w:szCs w:val="17"/>
-              </w:rPr>
-              <w:t xml:space="preserve">clean</w:t>
-            </w:r>
-          </w:p>
-        </w:tc>
-        <w:tc>
-          <w:tcPr>
-            <w:tcW w:type="dxa" w:w="1216"/>
-            <w:tcMar>
-              <w:top w:type="dxa" w:w="60"/>
-              <w:left w:type="dxa" w:w="100"/>
-              <w:bottom w:type="dxa" w:w="60"/>
-              <w:right w:type="dxa" w:w="100"/>
-            </w:tcMar>
-          </w:tcPr>
-          <w:p>
-            <w:pPr>
-              <w:spacing w:after="0"/>
-              <w:jc w:val="right"/>
-            </w:pPr>
-            <w:r>
-              <w:rPr>
-                <w:sz w:val="17"/>
-                <w:szCs w:val="17"/>
-              </w:rPr>
-              <w:t xml:space="preserve">1.000</w:t>
-            </w:r>
-          </w:p>
-        </w:tc>
-        <w:tc>
-          <w:tcPr>
-            <w:tcW w:type="dxa" w:w="1216"/>
-            <w:tcMar>
-              <w:top w:type="dxa" w:w="60"/>
-              <w:left w:type="dxa" w:w="100"/>
-              <w:bottom w:type="dxa" w:w="60"/>
-              <w:right w:type="dxa" w:w="100"/>
-            </w:tcMar>
-          </w:tcPr>
-          <w:p>
-            <w:pPr>
-              <w:spacing w:after="0"/>
-              <w:jc w:val="right"/>
-            </w:pPr>
-            <w:r>
-              <w:rPr>
-                <w:sz w:val="17"/>
-                <w:szCs w:val="17"/>
-              </w:rPr>
-              <w:t xml:space="preserve">0.010</w:t>
-            </w:r>
-          </w:p>
-        </w:tc>
-        <w:tc>
-          <w:tcPr>
-            <w:tcW w:type="dxa" w:w="1216"/>
-            <w:tcMar>
-              <w:top w:type="dxa" w:w="60"/>
-              <w:left w:type="dxa" w:w="100"/>
-              <w:bottom w:type="dxa" w:w="60"/>
-              <w:right w:type="dxa" w:w="100"/>
-            </w:tcMar>
-          </w:tcPr>
-          <w:p>
-            <w:pPr>
-              <w:spacing w:after="0"/>
-              <w:jc w:val="right"/>
-            </w:pPr>
-            <w:r>
-              <w:rPr>
-                <w:sz w:val="17"/>
-                <w:szCs w:val="17"/>
-              </w:rPr>
-              <w:t xml:space="preserve">1/96</w:t>
-            </w:r>
-          </w:p>
-        </w:tc>
-        <w:tc>
-          <w:tcPr>
-            <w:tcW w:type="dxa" w:w="1216"/>
-            <w:tcMar>
-              <w:top w:type="dxa" w:w="60"/>
-              <w:left w:type="dxa" w:w="100"/>
-              <w:bottom w:type="dxa" w:w="60"/>
-              <w:right w:type="dxa" w:w="100"/>
-            </w:tcMar>
-          </w:tcPr>
-          <w:p>
-            <w:pPr>
-              <w:spacing w:after="0"/>
-              <w:jc w:val="right"/>
-            </w:pPr>
-            <w:r>
-              <w:rPr>
-                <w:sz w:val="17"/>
-                <w:szCs w:val="17"/>
-              </w:rPr>
-              <w:t xml:space="preserve">0.057</w:t>
-            </w:r>
-          </w:p>
-        </w:tc>
-        <w:tc>
-          <w:tcPr>
-            <w:tcW w:type="dxa" w:w="1221"/>
-            <w:tcMar>
-              <w:top w:type="dxa" w:w="60"/>
-              <w:left w:type="dxa" w:w="100"/>
-              <w:bottom w:type="dxa" w:w="60"/>
-              <w:right w:type="dxa" w:w="100"/>
-            </w:tcMar>
-          </w:tcPr>
-          <w:p>
-            <w:pPr>
-              <w:spacing w:after="0"/>
-              <w:jc w:val="right"/>
-            </w:pPr>
-            <w:r>
-              <w:rPr>
-                <w:sz w:val="17"/>
-                <w:szCs w:val="17"/>
-              </w:rPr>
-              <w:t xml:space="preserve">1.000</w:t>
-            </w:r>
-          </w:p>
-        </w:tc>
-      </w:tr>
-      <w:tr>
-        <w:trPr>
-          <w:tblHeader w:val="false"/>
-        </w:trPr>
-        <w:tc>
-          <w:tcPr>
-            <w:tcW w:type="dxa" w:w="2059"/>
-            <w:tcMar>
-              <w:top w:type="dxa" w:w="60"/>
-              <w:left w:type="dxa" w:w="100"/>
-              <w:bottom w:type="dxa" w:w="60"/>
-              <w:right w:type="dxa" w:w="100"/>
-            </w:tcMar>
-          </w:tcPr>
-          <w:p>
-            <w:pPr>
-              <w:spacing w:after="0"/>
-              <w:jc w:val="left"/>
-            </w:pPr>
-            <w:r>
-              <w:rPr>
-                <w:sz w:val="17"/>
-                <w:szCs w:val="17"/>
-              </w:rPr>
-              <w:t xml:space="preserve">EXP</w:t>
-            </w:r>
-          </w:p>
-        </w:tc>
-        <w:tc>
-          <w:tcPr>
-            <w:tcW w:type="dxa" w:w="1216"/>
-            <w:tcMar>
-              <w:top w:type="dxa" w:w="60"/>
-              <w:left w:type="dxa" w:w="100"/>
-              <w:bottom w:type="dxa" w:w="60"/>
-              <w:right w:type="dxa" w:w="100"/>
-            </w:tcMar>
-          </w:tcPr>
-          <w:p>
-            <w:pPr>
-              <w:spacing w:after="0"/>
-              <w:jc w:val="left"/>
-            </w:pPr>
-            <w:r>
-              <w:rPr>
-                <w:sz w:val="17"/>
-                <w:szCs w:val="17"/>
-              </w:rPr>
-              <w:t xml:space="preserve">dia100</w:t>
-            </w:r>
-          </w:p>
-        </w:tc>
-        <w:tc>
-          <w:tcPr>
-            <w:tcW w:type="dxa" w:w="1216"/>
-            <w:tcMar>
-              <w:top w:type="dxa" w:w="60"/>
-              <w:left w:type="dxa" w:w="100"/>
-              <w:bottom w:type="dxa" w:w="60"/>
-              <w:right w:type="dxa" w:w="100"/>
-            </w:tcMar>
-          </w:tcPr>
-          <w:p>
-            <w:pPr>
-              <w:spacing w:after="0"/>
-              <w:jc w:val="right"/>
-            </w:pPr>
-            <w:r>
-              <w:rPr>
-                <w:sz w:val="17"/>
-                <w:szCs w:val="17"/>
-              </w:rPr>
-              <w:t xml:space="preserve">0.917</w:t>
-            </w:r>
-          </w:p>
-        </w:tc>
-        <w:tc>
-          <w:tcPr>
-            <w:tcW w:type="dxa" w:w="1216"/>
-            <w:tcMar>
-              <w:top w:type="dxa" w:w="60"/>
-              <w:left w:type="dxa" w:w="100"/>
-              <w:bottom w:type="dxa" w:w="60"/>
-              <w:right w:type="dxa" w:w="100"/>
-            </w:tcMar>
-          </w:tcPr>
-          <w:p>
-            <w:pPr>
-              <w:spacing w:after="0"/>
-              <w:jc w:val="right"/>
-            </w:pPr>
-            <w:r>
-              <w:rPr>
-                <w:sz w:val="17"/>
-                <w:szCs w:val="17"/>
-              </w:rPr>
-              <w:t xml:space="preserve">0.042</w:t>
-            </w:r>
-          </w:p>
-        </w:tc>
-        <w:tc>
-          <w:tcPr>
-            <w:tcW w:type="dxa" w:w="1216"/>
-            <w:tcMar>
-              <w:top w:type="dxa" w:w="60"/>
-              <w:left w:type="dxa" w:w="100"/>
-              <w:bottom w:type="dxa" w:w="60"/>
-              <w:right w:type="dxa" w:w="100"/>
-            </w:tcMar>
-          </w:tcPr>
-          <w:p>
-            <w:pPr>
-              <w:spacing w:after="0"/>
-              <w:jc w:val="right"/>
-            </w:pPr>
-            <w:r>
-              <w:rPr>
-                <w:sz w:val="17"/>
-                <w:szCs w:val="17"/>
-              </w:rPr>
-              <w:t xml:space="preserve">4/96</w:t>
-            </w:r>
-          </w:p>
-        </w:tc>
-        <w:tc>
-          <w:tcPr>
-            <w:tcW w:type="dxa" w:w="1216"/>
-            <w:tcMar>
-              <w:top w:type="dxa" w:w="60"/>
-              <w:left w:type="dxa" w:w="100"/>
-              <w:bottom w:type="dxa" w:w="60"/>
-              <w:right w:type="dxa" w:w="100"/>
-            </w:tcMar>
-          </w:tcPr>
-          <w:p>
-            <w:pPr>
-              <w:spacing w:after="0"/>
-              <w:jc w:val="right"/>
-            </w:pPr>
-            <w:r>
-              <w:rPr>
-                <w:sz w:val="17"/>
-                <w:szCs w:val="17"/>
-              </w:rPr>
-              <w:t xml:space="preserve">0.103</w:t>
-            </w:r>
-          </w:p>
-        </w:tc>
-        <w:tc>
-          <w:tcPr>
-            <w:tcW w:type="dxa" w:w="1221"/>
-            <w:tcMar>
-              <w:top w:type="dxa" w:w="60"/>
-              <w:left w:type="dxa" w:w="100"/>
-              <w:bottom w:type="dxa" w:w="60"/>
-              <w:right w:type="dxa" w:w="100"/>
-            </w:tcMar>
-          </w:tcPr>
-          <w:p>
-            <w:pPr>
-              <w:spacing w:after="0"/>
-              <w:jc w:val="right"/>
-            </w:pPr>
-            <w:r>
-              <w:rPr>
-                <w:sz w:val="17"/>
-                <w:szCs w:val="17"/>
-              </w:rPr>
-              <w:t xml:space="preserve">0.982</w:t>
-            </w:r>
-          </w:p>
-        </w:tc>
-      </w:tr>
-      <w:tr>
-        <w:trPr>
-          <w:tblHeader w:val="false"/>
-        </w:trPr>
-        <w:tc>
-          <w:tcPr>
-            <w:tcW w:type="dxa" w:w="2059"/>
-            <w:tcMar>
-              <w:top w:type="dxa" w:w="60"/>
-              <w:left w:type="dxa" w:w="100"/>
-              <w:bottom w:type="dxa" w:w="60"/>
-              <w:right w:type="dxa" w:w="100"/>
-            </w:tcMar>
-          </w:tcPr>
-          <w:p>
-            <w:pPr>
-              <w:spacing w:after="0"/>
-              <w:jc w:val="left"/>
-            </w:pPr>
-            <w:r>
-              <w:rPr>
-                <w:sz w:val="17"/>
-                <w:szCs w:val="17"/>
-              </w:rPr>
-              <w:t xml:space="preserve">EXP</w:t>
-            </w:r>
-          </w:p>
-        </w:tc>
-        <w:tc>
-          <w:tcPr>
-            <w:tcW w:type="dxa" w:w="1216"/>
-            <w:tcMar>
-              <w:top w:type="dxa" w:w="60"/>
-              <w:left w:type="dxa" w:w="100"/>
-              <w:bottom w:type="dxa" w:w="60"/>
-              <w:right w:type="dxa" w:w="100"/>
-            </w:tcMar>
-          </w:tcPr>
-          <w:p>
-            <w:pPr>
-              <w:spacing w:after="0"/>
-              <w:jc w:val="left"/>
-            </w:pPr>
-            <w:r>
-              <w:rPr>
-                <w:sz w:val="17"/>
-                <w:szCs w:val="17"/>
-              </w:rPr>
-              <w:t xml:space="preserve">dia50</w:t>
-            </w:r>
-          </w:p>
-        </w:tc>
-        <w:tc>
-          <w:tcPr>
-            <w:tcW w:type="dxa" w:w="1216"/>
-            <w:tcMar>
-              <w:top w:type="dxa" w:w="60"/>
-              <w:left w:type="dxa" w:w="100"/>
-              <w:bottom w:type="dxa" w:w="60"/>
-              <w:right w:type="dxa" w:w="100"/>
-            </w:tcMar>
-          </w:tcPr>
-          <w:p>
-            <w:pPr>
-              <w:spacing w:after="0"/>
-              <w:jc w:val="right"/>
-            </w:pPr>
-            <w:r>
-              <w:rPr>
-                <w:sz w:val="17"/>
-                <w:szCs w:val="17"/>
-              </w:rPr>
-              <w:t xml:space="preserve">1.000</w:t>
-            </w:r>
-          </w:p>
-        </w:tc>
-        <w:tc>
-          <w:tcPr>
-            <w:tcW w:type="dxa" w:w="1216"/>
-            <w:tcMar>
-              <w:top w:type="dxa" w:w="60"/>
-              <w:left w:type="dxa" w:w="100"/>
-              <w:bottom w:type="dxa" w:w="60"/>
-              <w:right w:type="dxa" w:w="100"/>
-            </w:tcMar>
-          </w:tcPr>
-          <w:p>
-            <w:pPr>
-              <w:spacing w:after="0"/>
-              <w:jc w:val="right"/>
-            </w:pPr>
-            <w:r>
-              <w:rPr>
-                <w:sz w:val="17"/>
-                <w:szCs w:val="17"/>
-              </w:rPr>
-              <w:t xml:space="preserve">0.031</w:t>
-            </w:r>
-          </w:p>
-        </w:tc>
-        <w:tc>
-          <w:tcPr>
-            <w:tcW w:type="dxa" w:w="1216"/>
-            <w:tcMar>
-              <w:top w:type="dxa" w:w="60"/>
-              <w:left w:type="dxa" w:w="100"/>
-              <w:bottom w:type="dxa" w:w="60"/>
-              <w:right w:type="dxa" w:w="100"/>
-            </w:tcMar>
-          </w:tcPr>
-          <w:p>
-            <w:pPr>
-              <w:spacing w:after="0"/>
-              <w:jc w:val="right"/>
-            </w:pPr>
-            <w:r>
-              <w:rPr>
-                <w:sz w:val="17"/>
-                <w:szCs w:val="17"/>
-              </w:rPr>
-              <w:t xml:space="preserve">3/96</w:t>
-            </w:r>
-          </w:p>
-        </w:tc>
-        <w:tc>
-          <w:tcPr>
-            <w:tcW w:type="dxa" w:w="1216"/>
-            <w:tcMar>
-              <w:top w:type="dxa" w:w="60"/>
-              <w:left w:type="dxa" w:w="100"/>
-              <w:bottom w:type="dxa" w:w="60"/>
-              <w:right w:type="dxa" w:w="100"/>
-            </w:tcMar>
-          </w:tcPr>
-          <w:p>
-            <w:pPr>
-              <w:spacing w:after="0"/>
-              <w:jc w:val="right"/>
-            </w:pPr>
-            <w:r>
-              <w:rPr>
-                <w:sz w:val="17"/>
-                <w:szCs w:val="17"/>
-              </w:rPr>
-              <w:t xml:space="preserve">0.089</w:t>
-            </w:r>
-          </w:p>
-        </w:tc>
-        <w:tc>
-          <w:tcPr>
-            <w:tcW w:type="dxa" w:w="1221"/>
-            <w:tcMar>
-              <w:top w:type="dxa" w:w="60"/>
-              <w:left w:type="dxa" w:w="100"/>
-              <w:bottom w:type="dxa" w:w="60"/>
-              <w:right w:type="dxa" w:w="100"/>
-            </w:tcMar>
-          </w:tcPr>
-          <w:p>
-            <w:pPr>
-              <w:spacing w:after="0"/>
-              <w:jc w:val="right"/>
-            </w:pPr>
-            <w:r>
-              <w:rPr>
-                <w:sz w:val="17"/>
-                <w:szCs w:val="17"/>
-              </w:rPr>
-              <w:t xml:space="preserve">1.000</w:t>
-            </w:r>
-          </w:p>
-        </w:tc>
-      </w:tr>
-      <w:tr>
-        <w:trPr>
-          <w:tblHeader w:val="false"/>
-        </w:trPr>
-        <w:tc>
-          <w:tcPr>
-            <w:tcW w:type="dxa" w:w="2059"/>
-            <w:tcMar>
-              <w:top w:type="dxa" w:w="60"/>
-              <w:left w:type="dxa" w:w="100"/>
-              <w:bottom w:type="dxa" w:w="60"/>
-              <w:right w:type="dxa" w:w="100"/>
-            </w:tcMar>
-          </w:tcPr>
-          <w:p>
-            <w:pPr>
-              <w:spacing w:after="0"/>
-              <w:jc w:val="left"/>
-            </w:pPr>
-            <w:r>
-              <w:rPr>
-                <w:sz w:val="17"/>
-                <w:szCs w:val="17"/>
-              </w:rPr>
-              <w:t xml:space="preserve">EXP</w:t>
-            </w:r>
-          </w:p>
-        </w:tc>
-        <w:tc>
-          <w:tcPr>
-            <w:tcW w:type="dxa" w:w="1216"/>
-            <w:tcMar>
-              <w:top w:type="dxa" w:w="60"/>
-              <w:left w:type="dxa" w:w="100"/>
-              <w:bottom w:type="dxa" w:w="60"/>
-              <w:right w:type="dxa" w:w="100"/>
-            </w:tcMar>
-          </w:tcPr>
-          <w:p>
-            <w:pPr>
-              <w:spacing w:after="0"/>
-              <w:jc w:val="left"/>
-            </w:pPr>
-            <w:r>
-              <w:rPr>
-                <w:sz w:val="17"/>
-                <w:szCs w:val="17"/>
-              </w:rPr>
-              <w:t xml:space="preserve">morph</w:t>
-            </w:r>
-          </w:p>
-        </w:tc>
-        <w:tc>
-          <w:tcPr>
-            <w:tcW w:type="dxa" w:w="1216"/>
-            <w:tcMar>
-              <w:top w:type="dxa" w:w="60"/>
-              <w:left w:type="dxa" w:w="100"/>
-              <w:bottom w:type="dxa" w:w="60"/>
-              <w:right w:type="dxa" w:w="100"/>
-            </w:tcMar>
-          </w:tcPr>
-          <w:p>
-            <w:pPr>
-              <w:spacing w:after="0"/>
-              <w:jc w:val="right"/>
-            </w:pPr>
-            <w:r>
-              <w:rPr>
-                <w:sz w:val="17"/>
-                <w:szCs w:val="17"/>
-              </w:rPr>
-              <w:t xml:space="preserve">1.000</w:t>
-            </w:r>
-          </w:p>
-        </w:tc>
-        <w:tc>
-          <w:tcPr>
-            <w:tcW w:type="dxa" w:w="1216"/>
-            <w:tcMar>
-              <w:top w:type="dxa" w:w="60"/>
-              <w:left w:type="dxa" w:w="100"/>
-              <w:bottom w:type="dxa" w:w="60"/>
-              <w:right w:type="dxa" w:w="100"/>
-            </w:tcMar>
-          </w:tcPr>
-          <w:p>
-            <w:pPr>
-              <w:spacing w:after="0"/>
-              <w:jc w:val="right"/>
-            </w:pPr>
-            <w:r>
-              <w:rPr>
-                <w:sz w:val="17"/>
-                <w:szCs w:val="17"/>
-              </w:rPr>
-              <w:t xml:space="preserve">0.010</w:t>
-            </w:r>
-          </w:p>
-        </w:tc>
-        <w:tc>
-          <w:tcPr>
-            <w:tcW w:type="dxa" w:w="1216"/>
-            <w:tcMar>
-              <w:top w:type="dxa" w:w="60"/>
-              <w:left w:type="dxa" w:w="100"/>
-              <w:bottom w:type="dxa" w:w="60"/>
-              <w:right w:type="dxa" w:w="100"/>
-            </w:tcMar>
-          </w:tcPr>
-          <w:p>
-            <w:pPr>
-              <w:spacing w:after="0"/>
-              <w:jc w:val="right"/>
-            </w:pPr>
-            <w:r>
-              <w:rPr>
-                <w:sz w:val="17"/>
-                <w:szCs w:val="17"/>
-              </w:rPr>
-              <w:t xml:space="preserve">1/96</w:t>
-            </w:r>
-          </w:p>
-        </w:tc>
-        <w:tc>
-          <w:tcPr>
-            <w:tcW w:type="dxa" w:w="1216"/>
-            <w:tcMar>
-              <w:top w:type="dxa" w:w="60"/>
-              <w:left w:type="dxa" w:w="100"/>
-              <w:bottom w:type="dxa" w:w="60"/>
-              <w:right w:type="dxa" w:w="100"/>
-            </w:tcMar>
-          </w:tcPr>
-          <w:p>
-            <w:pPr>
-              <w:spacing w:after="0"/>
-              <w:jc w:val="right"/>
-            </w:pPr>
-            <w:r>
-              <w:rPr>
-                <w:sz w:val="17"/>
-                <w:szCs w:val="17"/>
-              </w:rPr>
-              <w:t xml:space="preserve">0.057</w:t>
-            </w:r>
-          </w:p>
-        </w:tc>
-        <w:tc>
-          <w:tcPr>
-            <w:tcW w:type="dxa" w:w="1221"/>
-            <w:tcMar>
-              <w:top w:type="dxa" w:w="60"/>
-              <w:left w:type="dxa" w:w="100"/>
-              <w:bottom w:type="dxa" w:w="60"/>
-              <w:right w:type="dxa" w:w="100"/>
-            </w:tcMar>
-          </w:tcPr>
-          <w:p>
-            <w:pPr>
-              <w:spacing w:after="0"/>
-              <w:jc w:val="right"/>
-            </w:pPr>
-            <w:r>
-              <w:rPr>
-                <w:sz w:val="17"/>
-                <w:szCs w:val="17"/>
-              </w:rPr>
-              <w:t xml:space="preserve">1.000</w:t>
-            </w:r>
-          </w:p>
-        </w:tc>
-      </w:tr>
-      <w:tr>
-        <w:trPr>
-          <w:tblHeader w:val="false"/>
-        </w:trPr>
-        <w:tc>
-          <w:tcPr>
-            <w:tcW w:type="dxa" w:w="2059"/>
-            <w:tcMar>
-              <w:top w:type="dxa" w:w="60"/>
-              <w:left w:type="dxa" w:w="100"/>
-              <w:bottom w:type="dxa" w:w="60"/>
-              <w:right w:type="dxa" w:w="100"/>
-            </w:tcMar>
-          </w:tcPr>
-          <w:p>
-            <w:pPr>
-              <w:spacing w:after="0"/>
-              <w:jc w:val="left"/>
-            </w:pPr>
-            <w:r>
-              <w:rPr>
-                <w:sz w:val="17"/>
-                <w:szCs w:val="17"/>
-              </w:rPr>
-              <w:t xml:space="preserve">EXP</w:t>
-            </w:r>
-          </w:p>
-        </w:tc>
-        <w:tc>
-          <w:tcPr>
-            <w:tcW w:type="dxa" w:w="1216"/>
-            <w:tcMar>
-              <w:top w:type="dxa" w:w="60"/>
-              <w:left w:type="dxa" w:w="100"/>
-              <w:bottom w:type="dxa" w:w="60"/>
-              <w:right w:type="dxa" w:w="100"/>
-            </w:tcMar>
-          </w:tcPr>
-          <w:p>
-            <w:pPr>
-              <w:spacing w:after="0"/>
-              <w:jc w:val="left"/>
-            </w:pPr>
-            <w:r>
-              <w:rPr>
-                <w:sz w:val="17"/>
-                <w:szCs w:val="17"/>
-              </w:rPr>
-              <w:t xml:space="preserve">morph+dia</w:t>
-            </w:r>
-          </w:p>
-        </w:tc>
-        <w:tc>
-          <w:tcPr>
-            <w:tcW w:type="dxa" w:w="1216"/>
-            <w:tcMar>
-              <w:top w:type="dxa" w:w="60"/>
-              <w:left w:type="dxa" w:w="100"/>
-              <w:bottom w:type="dxa" w:w="60"/>
-              <w:right w:type="dxa" w:w="100"/>
-            </w:tcMar>
-          </w:tcPr>
-          <w:p>
-            <w:pPr>
-              <w:spacing w:after="0"/>
-              <w:jc w:val="right"/>
-            </w:pPr>
-            <w:r>
-              <w:rPr>
-                <w:sz w:val="17"/>
-                <w:szCs w:val="17"/>
-              </w:rPr>
-              <w:t xml:space="preserve">0.875</w:t>
-            </w:r>
-          </w:p>
-        </w:tc>
-        <w:tc>
-          <w:tcPr>
-            <w:tcW w:type="dxa" w:w="1216"/>
-            <w:tcMar>
-              <w:top w:type="dxa" w:w="60"/>
-              <w:left w:type="dxa" w:w="100"/>
-              <w:bottom w:type="dxa" w:w="60"/>
-              <w:right w:type="dxa" w:w="100"/>
-            </w:tcMar>
-          </w:tcPr>
-          <w:p>
-            <w:pPr>
-              <w:spacing w:after="0"/>
-              <w:jc w:val="right"/>
-            </w:pPr>
-            <w:r>
-              <w:rPr>
-                <w:sz w:val="17"/>
-                <w:szCs w:val="17"/>
-              </w:rPr>
-              <w:t xml:space="preserve">0.042</w:t>
-            </w:r>
-          </w:p>
-        </w:tc>
-        <w:tc>
-          <w:tcPr>
-            <w:tcW w:type="dxa" w:w="1216"/>
-            <w:tcMar>
-              <w:top w:type="dxa" w:w="60"/>
-              <w:left w:type="dxa" w:w="100"/>
-              <w:bottom w:type="dxa" w:w="60"/>
-              <w:right w:type="dxa" w:w="100"/>
-            </w:tcMar>
-          </w:tcPr>
-          <w:p>
-            <w:pPr>
-              <w:spacing w:after="0"/>
-              <w:jc w:val="right"/>
-            </w:pPr>
-            <w:r>
-              <w:rPr>
-                <w:sz w:val="17"/>
-                <w:szCs w:val="17"/>
-              </w:rPr>
-              <w:t xml:space="preserve">4/96</w:t>
-            </w:r>
-          </w:p>
-        </w:tc>
-        <w:tc>
-          <w:tcPr>
-            <w:tcW w:type="dxa" w:w="1216"/>
-            <w:tcMar>
-              <w:top w:type="dxa" w:w="60"/>
-              <w:left w:type="dxa" w:w="100"/>
-              <w:bottom w:type="dxa" w:w="60"/>
-              <w:right w:type="dxa" w:w="100"/>
-            </w:tcMar>
-          </w:tcPr>
-          <w:p>
-            <w:pPr>
-              <w:spacing w:after="0"/>
-              <w:jc w:val="right"/>
-            </w:pPr>
-            <w:r>
-              <w:rPr>
-                <w:sz w:val="17"/>
-                <w:szCs w:val="17"/>
-              </w:rPr>
-              <w:t xml:space="preserve">0.103</w:t>
-            </w:r>
-          </w:p>
-        </w:tc>
-        <w:tc>
-          <w:tcPr>
-            <w:tcW w:type="dxa" w:w="1221"/>
-            <w:tcMar>
-              <w:top w:type="dxa" w:w="60"/>
-              <w:left w:type="dxa" w:w="100"/>
-              <w:bottom w:type="dxa" w:w="60"/>
-              <w:right w:type="dxa" w:w="100"/>
-            </w:tcMar>
-          </w:tcPr>
-          <w:p>
-            <w:pPr>
-              <w:spacing w:after="0"/>
-              <w:jc w:val="right"/>
-            </w:pPr>
-            <w:r>
-              <w:rPr>
-                <w:sz w:val="17"/>
-                <w:szCs w:val="17"/>
-              </w:rPr>
-              <w:t xml:space="preserve">0.981</w:t>
-            </w:r>
-          </w:p>
-        </w:tc>
-      </w:tr>
-      <w:tr>
-        <w:trPr>
-          <w:tblHeader w:val="false"/>
-        </w:trPr>
-        <w:tc>
-          <w:tcPr>
-            <w:tcW w:type="dxa" w:w="2059"/>
-            <w:tcMar>
-              <w:top w:type="dxa" w:w="60"/>
-              <w:left w:type="dxa" w:w="100"/>
-              <w:bottom w:type="dxa" w:w="60"/>
-              <w:right w:type="dxa" w:w="100"/>
-            </w:tcMar>
-          </w:tcPr>
-          <w:p>
-            <w:pPr>
-              <w:spacing w:after="0"/>
-              <w:jc w:val="left"/>
-            </w:pPr>
-            <w:r>
-              <w:rPr>
-                <w:sz w:val="17"/>
-                <w:szCs w:val="17"/>
-              </w:rPr>
-              <w:t xml:space="preserve">EXP</w:t>
-            </w:r>
-          </w:p>
-        </w:tc>
-        <w:tc>
-          <w:tcPr>
-            <w:tcW w:type="dxa" w:w="1216"/>
-            <w:tcMar>
-              <w:top w:type="dxa" w:w="60"/>
-              <w:left w:type="dxa" w:w="100"/>
-              <w:bottom w:type="dxa" w:w="60"/>
-              <w:right w:type="dxa" w:w="100"/>
-            </w:tcMar>
-          </w:tcPr>
-          <w:p>
-            <w:pPr>
-              <w:spacing w:after="0"/>
-              <w:jc w:val="left"/>
-            </w:pPr>
-            <w:r>
-              <w:rPr>
-                <w:sz w:val="17"/>
-                <w:szCs w:val="17"/>
-              </w:rPr>
-              <w:t xml:space="preserve">morph_v1</w:t>
-            </w:r>
-          </w:p>
-        </w:tc>
-        <w:tc>
-          <w:tcPr>
-            <w:tcW w:type="dxa" w:w="1216"/>
-            <w:tcMar>
-              <w:top w:type="dxa" w:w="60"/>
-              <w:left w:type="dxa" w:w="100"/>
-              <w:bottom w:type="dxa" w:w="60"/>
-              <w:right w:type="dxa" w:w="100"/>
-            </w:tcMar>
-          </w:tcPr>
-          <w:p>
-            <w:pPr>
-              <w:spacing w:after="0"/>
-              <w:jc w:val="right"/>
-            </w:pPr>
-            <w:r>
-              <w:rPr>
-                <w:sz w:val="17"/>
-                <w:szCs w:val="17"/>
-              </w:rPr>
-              <w:t xml:space="preserve">1.000</w:t>
-            </w:r>
-          </w:p>
-        </w:tc>
-        <w:tc>
-          <w:tcPr>
-            <w:tcW w:type="dxa" w:w="1216"/>
-            <w:tcMar>
-              <w:top w:type="dxa" w:w="60"/>
-              <w:left w:type="dxa" w:w="100"/>
-              <w:bottom w:type="dxa" w:w="60"/>
-              <w:right w:type="dxa" w:w="100"/>
-            </w:tcMar>
-          </w:tcPr>
-          <w:p>
-            <w:pPr>
-              <w:spacing w:after="0"/>
-              <w:jc w:val="right"/>
-            </w:pPr>
-            <w:r>
-              <w:rPr>
-                <w:sz w:val="17"/>
-                <w:szCs w:val="17"/>
-              </w:rPr>
-              <w:t xml:space="preserve">0.010</w:t>
-            </w:r>
-          </w:p>
-        </w:tc>
-        <w:tc>
-          <w:tcPr>
-            <w:tcW w:type="dxa" w:w="1216"/>
-            <w:tcMar>
-              <w:top w:type="dxa" w:w="60"/>
-              <w:left w:type="dxa" w:w="100"/>
-              <w:bottom w:type="dxa" w:w="60"/>
-              <w:right w:type="dxa" w:w="100"/>
-            </w:tcMar>
-          </w:tcPr>
-          <w:p>
-            <w:pPr>
-              <w:spacing w:after="0"/>
-              <w:jc w:val="right"/>
-            </w:pPr>
-            <w:r>
-              <w:rPr>
-                <w:sz w:val="17"/>
-                <w:szCs w:val="17"/>
-              </w:rPr>
-              <w:t xml:space="preserve">1/96</w:t>
-            </w:r>
-          </w:p>
-        </w:tc>
-        <w:tc>
-          <w:tcPr>
-            <w:tcW w:type="dxa" w:w="1216"/>
-            <w:tcMar>
-              <w:top w:type="dxa" w:w="60"/>
-              <w:left w:type="dxa" w:w="100"/>
-              <w:bottom w:type="dxa" w:w="60"/>
-              <w:right w:type="dxa" w:w="100"/>
-            </w:tcMar>
-          </w:tcPr>
-          <w:p>
-            <w:pPr>
-              <w:spacing w:after="0"/>
-              <w:jc w:val="right"/>
-            </w:pPr>
-            <w:r>
-              <w:rPr>
-                <w:sz w:val="17"/>
-                <w:szCs w:val="17"/>
-              </w:rPr>
-              <w:t xml:space="preserve">0.057</w:t>
-            </w:r>
-          </w:p>
-        </w:tc>
-        <w:tc>
-          <w:tcPr>
-            <w:tcW w:type="dxa" w:w="1221"/>
-            <w:tcMar>
-              <w:top w:type="dxa" w:w="60"/>
-              <w:left w:type="dxa" w:w="100"/>
-              <w:bottom w:type="dxa" w:w="60"/>
-              <w:right w:type="dxa" w:w="100"/>
-            </w:tcMar>
-          </w:tcPr>
-          <w:p>
-            <w:pPr>
-              <w:spacing w:after="0"/>
-              <w:jc w:val="right"/>
-            </w:pPr>
-            <w:r>
-              <w:rPr>
-                <w:sz w:val="17"/>
-                <w:szCs w:val="17"/>
-              </w:rPr>
-              <w:t xml:space="preserve">1.000</w:t>
-            </w:r>
-          </w:p>
-        </w:tc>
-      </w:tr>
-      <w:tr>
-        <w:trPr>
-          <w:tblHeader w:val="false"/>
-        </w:trPr>
-        <w:tc>
-          <w:tcPr>
-            <w:tcW w:type="dxa" w:w="2059"/>
-            <w:tcMar>
-              <w:top w:type="dxa" w:w="60"/>
-              <w:left w:type="dxa" w:w="100"/>
-              <w:bottom w:type="dxa" w:w="60"/>
-              <w:right w:type="dxa" w:w="100"/>
-            </w:tcMar>
-          </w:tcPr>
-          <w:p>
-            <w:pPr>
-              <w:spacing w:after="0"/>
-              <w:jc w:val="left"/>
-            </w:pPr>
-            <w:r>
-              <w:rPr>
-                <w:sz w:val="17"/>
-                <w:szCs w:val="17"/>
-              </w:rPr>
-              <w:t xml:space="preserve">EXP</w:t>
-            </w:r>
-          </w:p>
-        </w:tc>
-        <w:tc>
-          <w:tcPr>
-            <w:tcW w:type="dxa" w:w="1216"/>
-            <w:tcMar>
-              <w:top w:type="dxa" w:w="60"/>
-              <w:left w:type="dxa" w:w="100"/>
-              <w:bottom w:type="dxa" w:w="60"/>
-              <w:right w:type="dxa" w:w="100"/>
-            </w:tcMar>
-          </w:tcPr>
-          <w:p>
-            <w:pPr>
-              <w:spacing w:after="0"/>
-              <w:jc w:val="left"/>
-            </w:pPr>
-            <w:r>
-              <w:rPr>
-                <w:sz w:val="17"/>
-                <w:szCs w:val="17"/>
-              </w:rPr>
-              <w:t xml:space="preserve">morph_v1+dia</w:t>
-            </w:r>
-          </w:p>
-        </w:tc>
-        <w:tc>
-          <w:tcPr>
-            <w:tcW w:type="dxa" w:w="1216"/>
-            <w:tcMar>
-              <w:top w:type="dxa" w:w="60"/>
-              <w:left w:type="dxa" w:w="100"/>
-              <w:bottom w:type="dxa" w:w="60"/>
-              <w:right w:type="dxa" w:w="100"/>
-            </w:tcMar>
-          </w:tcPr>
-          <w:p>
-            <w:pPr>
-              <w:spacing w:after="0"/>
-              <w:jc w:val="right"/>
-            </w:pPr>
-            <w:r>
-              <w:rPr>
-                <w:sz w:val="17"/>
-                <w:szCs w:val="17"/>
-              </w:rPr>
-              <w:t xml:space="preserve">0.917</w:t>
-            </w:r>
-          </w:p>
-        </w:tc>
-        <w:tc>
-          <w:tcPr>
-            <w:tcW w:type="dxa" w:w="1216"/>
-            <w:tcMar>
-              <w:top w:type="dxa" w:w="60"/>
-              <w:left w:type="dxa" w:w="100"/>
-              <w:bottom w:type="dxa" w:w="60"/>
-              <w:right w:type="dxa" w:w="100"/>
-            </w:tcMar>
-          </w:tcPr>
-          <w:p>
-            <w:pPr>
-              <w:spacing w:after="0"/>
-              <w:jc w:val="right"/>
-            </w:pPr>
-            <w:r>
-              <w:rPr>
-                <w:sz w:val="17"/>
-                <w:szCs w:val="17"/>
-              </w:rPr>
-              <w:t xml:space="preserve">0.021</w:t>
-            </w:r>
-          </w:p>
-        </w:tc>
-        <w:tc>
-          <w:tcPr>
-            <w:tcW w:type="dxa" w:w="1216"/>
-            <w:tcMar>
-              <w:top w:type="dxa" w:w="60"/>
-              <w:left w:type="dxa" w:w="100"/>
-              <w:bottom w:type="dxa" w:w="60"/>
-              <w:right w:type="dxa" w:w="100"/>
-            </w:tcMar>
-          </w:tcPr>
-          <w:p>
-            <w:pPr>
-              <w:spacing w:after="0"/>
-              <w:jc w:val="right"/>
-            </w:pPr>
-            <w:r>
-              <w:rPr>
-                <w:sz w:val="17"/>
-                <w:szCs w:val="17"/>
-              </w:rPr>
-              <w:t xml:space="preserve">2/96</w:t>
-            </w:r>
-          </w:p>
-        </w:tc>
-        <w:tc>
-          <w:tcPr>
-            <w:tcW w:type="dxa" w:w="1216"/>
-            <w:tcMar>
-              <w:top w:type="dxa" w:w="60"/>
-              <w:left w:type="dxa" w:w="100"/>
-              <w:bottom w:type="dxa" w:w="60"/>
-              <w:right w:type="dxa" w:w="100"/>
-            </w:tcMar>
-          </w:tcPr>
-          <w:p>
-            <w:pPr>
-              <w:spacing w:after="0"/>
-              <w:jc w:val="right"/>
-            </w:pPr>
-            <w:r>
-              <w:rPr>
-                <w:sz w:val="17"/>
-                <w:szCs w:val="17"/>
-              </w:rPr>
-              <w:t xml:space="preserve">0.073</w:t>
-            </w:r>
-          </w:p>
-        </w:tc>
-        <w:tc>
-          <w:tcPr>
-            <w:tcW w:type="dxa" w:w="1221"/>
-            <w:tcMar>
-              <w:top w:type="dxa" w:w="60"/>
-              <w:left w:type="dxa" w:w="100"/>
-              <w:bottom w:type="dxa" w:w="60"/>
-              <w:right w:type="dxa" w:w="100"/>
-            </w:tcMar>
-          </w:tcPr>
-          <w:p>
-            <w:pPr>
-              <w:spacing w:after="0"/>
-              <w:jc w:val="right"/>
-            </w:pPr>
-            <w:r>
-              <w:rPr>
-                <w:sz w:val="17"/>
-                <w:szCs w:val="17"/>
-              </w:rPr>
-              <w:t xml:space="preserve">0.980</w:t>
-            </w:r>
-          </w:p>
-        </w:tc>
-      </w:tr>
-      <w:tr>
-        <w:trPr>
-          <w:tblHeader w:val="false"/>
-        </w:trPr>
-        <w:tc>
-          <w:tcPr>
-            <w:tcW w:type="dxa" w:w="2059"/>
-            <w:tcMar>
-              <w:top w:type="dxa" w:w="60"/>
-              <w:left w:type="dxa" w:w="100"/>
-              <w:bottom w:type="dxa" w:w="60"/>
-              <w:right w:type="dxa" w:w="100"/>
-            </w:tcMar>
-          </w:tcPr>
-          <w:p>
-            <w:pPr>
-              <w:spacing w:after="0"/>
-              <w:jc w:val="left"/>
-            </w:pPr>
-            <w:r>
-              <w:rPr>
-                <w:sz w:val="17"/>
-                <w:szCs w:val="17"/>
-              </w:rPr>
-              <w:t xml:space="preserve">EXP</w:t>
-            </w:r>
-          </w:p>
-        </w:tc>
-        <w:tc>
-          <w:tcPr>
-            <w:tcW w:type="dxa" w:w="1216"/>
-            <w:tcMar>
-              <w:top w:type="dxa" w:w="60"/>
-              <w:left w:type="dxa" w:w="100"/>
-              <w:bottom w:type="dxa" w:w="60"/>
-              <w:right w:type="dxa" w:w="100"/>
-            </w:tcMar>
-          </w:tcPr>
-          <w:p>
-            <w:pPr>
-              <w:spacing w:after="0"/>
-              <w:jc w:val="left"/>
-            </w:pPr>
-            <w:r>
-              <w:rPr>
-                <w:sz w:val="17"/>
-                <w:szCs w:val="17"/>
-              </w:rPr>
-              <w:t xml:space="preserve">rtt</w:t>
-            </w:r>
-          </w:p>
-        </w:tc>
-        <w:tc>
-          <w:tcPr>
-            <w:tcW w:type="dxa" w:w="1216"/>
-            <w:tcMar>
-              <w:top w:type="dxa" w:w="60"/>
-              <w:left w:type="dxa" w:w="100"/>
-              <w:bottom w:type="dxa" w:w="60"/>
-              <w:right w:type="dxa" w:w="100"/>
-            </w:tcMar>
-          </w:tcPr>
-          <w:p>
-            <w:pPr>
-              <w:spacing w:after="0"/>
-              <w:jc w:val="right"/>
-            </w:pPr>
-            <w:r>
-              <w:rPr>
-                <w:sz w:val="17"/>
-                <w:szCs w:val="17"/>
-              </w:rPr>
-              <w:t xml:space="preserve">0.792</w:t>
-            </w:r>
-          </w:p>
-        </w:tc>
-        <w:tc>
-          <w:tcPr>
-            <w:tcW w:type="dxa" w:w="1216"/>
-            <w:tcMar>
-              <w:top w:type="dxa" w:w="60"/>
-              <w:left w:type="dxa" w:w="100"/>
-              <w:bottom w:type="dxa" w:w="60"/>
-              <w:right w:type="dxa" w:w="100"/>
-            </w:tcMar>
-          </w:tcPr>
-          <w:p>
-            <w:pPr>
-              <w:spacing w:after="0"/>
-              <w:jc w:val="right"/>
-            </w:pPr>
-            <w:r>
-              <w:rPr>
-                <w:sz w:val="17"/>
-                <w:szCs w:val="17"/>
-              </w:rPr>
-              <w:t xml:space="preserve">0.021</w:t>
-            </w:r>
-          </w:p>
-        </w:tc>
-        <w:tc>
-          <w:tcPr>
-            <w:tcW w:type="dxa" w:w="1216"/>
-            <w:tcMar>
-              <w:top w:type="dxa" w:w="60"/>
-              <w:left w:type="dxa" w:w="100"/>
-              <w:bottom w:type="dxa" w:w="60"/>
-              <w:right w:type="dxa" w:w="100"/>
-            </w:tcMar>
-          </w:tcPr>
-          <w:p>
-            <w:pPr>
-              <w:spacing w:after="0"/>
-              <w:jc w:val="right"/>
-            </w:pPr>
-            <w:r>
-              <w:rPr>
-                <w:sz w:val="17"/>
-                <w:szCs w:val="17"/>
-              </w:rPr>
-              <w:t xml:space="preserve">2/96</w:t>
-            </w:r>
-          </w:p>
-        </w:tc>
-        <w:tc>
-          <w:tcPr>
-            <w:tcW w:type="dxa" w:w="1216"/>
-            <w:tcMar>
-              <w:top w:type="dxa" w:w="60"/>
-              <w:left w:type="dxa" w:w="100"/>
-              <w:bottom w:type="dxa" w:w="60"/>
-              <w:right w:type="dxa" w:w="100"/>
-            </w:tcMar>
-          </w:tcPr>
-          <w:p>
-            <w:pPr>
-              <w:spacing w:after="0"/>
-              <w:jc w:val="right"/>
-            </w:pPr>
-            <w:r>
-              <w:rPr>
-                <w:sz w:val="17"/>
-                <w:szCs w:val="17"/>
-              </w:rPr>
-              <w:t xml:space="preserve">0.073</w:t>
-            </w:r>
-          </w:p>
-        </w:tc>
-        <w:tc>
-          <w:tcPr>
-            <w:tcW w:type="dxa" w:w="1221"/>
-            <w:tcMar>
-              <w:top w:type="dxa" w:w="60"/>
-              <w:left w:type="dxa" w:w="100"/>
-              <w:bottom w:type="dxa" w:w="60"/>
-              <w:right w:type="dxa" w:w="100"/>
-            </w:tcMar>
-          </w:tcPr>
-          <w:p>
-            <w:pPr>
-              <w:spacing w:after="0"/>
-              <w:jc w:val="right"/>
-            </w:pPr>
-            <w:r>
-              <w:rPr>
-                <w:sz w:val="17"/>
-                <w:szCs w:val="17"/>
-              </w:rPr>
-              <w:t xml:space="preserve">0.960</w:t>
-            </w:r>
-          </w:p>
-        </w:tc>
-      </w:tr>
-      <w:tr>
-        <w:trPr>
-          <w:tblHeader w:val="false"/>
-        </w:trPr>
-        <w:tc>
-          <w:tcPr>
-            <w:tcW w:type="dxa" w:w="2059"/>
-            <w:tcMar>
-              <w:top w:type="dxa" w:w="60"/>
-              <w:left w:type="dxa" w:w="100"/>
-              <w:bottom w:type="dxa" w:w="60"/>
-              <w:right w:type="dxa" w:w="100"/>
-            </w:tcMar>
-          </w:tcPr>
-          <w:p>
-            <w:pPr>
-              <w:spacing w:after="0"/>
-              <w:jc w:val="left"/>
-            </w:pPr>
-            <w:r>
-              <w:rPr>
-                <w:sz w:val="17"/>
-                <w:szCs w:val="17"/>
-              </w:rPr>
-              <w:t xml:space="preserve">EXP</w:t>
-            </w:r>
-          </w:p>
-        </w:tc>
-        <w:tc>
-          <w:tcPr>
-            <w:tcW w:type="dxa" w:w="1216"/>
-            <w:tcMar>
-              <w:top w:type="dxa" w:w="60"/>
-              <w:left w:type="dxa" w:w="100"/>
-              <w:bottom w:type="dxa" w:w="60"/>
-              <w:right w:type="dxa" w:w="100"/>
-            </w:tcMar>
-          </w:tcPr>
-          <w:p>
-            <w:pPr>
-              <w:spacing w:after="0"/>
-              <w:jc w:val="left"/>
-            </w:pPr>
-            <w:r>
-              <w:rPr>
-                <w:sz w:val="17"/>
-                <w:szCs w:val="17"/>
-              </w:rPr>
-              <w:t xml:space="preserve">para</w:t>
-            </w:r>
-          </w:p>
-        </w:tc>
-        <w:tc>
-          <w:tcPr>
-            <w:tcW w:type="dxa" w:w="1216"/>
-            <w:tcMar>
-              <w:top w:type="dxa" w:w="60"/>
-              <w:left w:type="dxa" w:w="100"/>
-              <w:bottom w:type="dxa" w:w="60"/>
-              <w:right w:type="dxa" w:w="100"/>
-            </w:tcMar>
-          </w:tcPr>
-          <w:p>
-            <w:pPr>
-              <w:spacing w:after="0"/>
-              <w:jc w:val="right"/>
-            </w:pPr>
-            <w:r>
-              <w:rPr>
-                <w:sz w:val="17"/>
-                <w:szCs w:val="17"/>
-              </w:rPr>
-              <w:t xml:space="preserve">1.000</w:t>
-            </w:r>
-          </w:p>
-        </w:tc>
-        <w:tc>
-          <w:tcPr>
-            <w:tcW w:type="dxa" w:w="1216"/>
-            <w:tcMar>
-              <w:top w:type="dxa" w:w="60"/>
-              <w:left w:type="dxa" w:w="100"/>
-              <w:bottom w:type="dxa" w:w="60"/>
-              <w:right w:type="dxa" w:w="100"/>
-            </w:tcMar>
-          </w:tcPr>
-          <w:p>
-            <w:pPr>
-              <w:spacing w:after="0"/>
-              <w:jc w:val="right"/>
-            </w:pPr>
-            <w:r>
-              <w:rPr>
-                <w:sz w:val="17"/>
-                <w:szCs w:val="17"/>
-              </w:rPr>
-              <w:t xml:space="preserve">0.010</w:t>
-            </w:r>
-          </w:p>
-        </w:tc>
-        <w:tc>
-          <w:tcPr>
-            <w:tcW w:type="dxa" w:w="1216"/>
-            <w:tcMar>
-              <w:top w:type="dxa" w:w="60"/>
-              <w:left w:type="dxa" w:w="100"/>
-              <w:bottom w:type="dxa" w:w="60"/>
-              <w:right w:type="dxa" w:w="100"/>
-            </w:tcMar>
-          </w:tcPr>
-          <w:p>
-            <w:pPr>
-              <w:spacing w:after="0"/>
-              <w:jc w:val="right"/>
-            </w:pPr>
-            <w:r>
-              <w:rPr>
-                <w:sz w:val="17"/>
-                <w:szCs w:val="17"/>
-              </w:rPr>
-              <w:t xml:space="preserve">1/96</w:t>
-            </w:r>
-          </w:p>
-        </w:tc>
-        <w:tc>
-          <w:tcPr>
-            <w:tcW w:type="dxa" w:w="1216"/>
-            <w:tcMar>
-              <w:top w:type="dxa" w:w="60"/>
-              <w:left w:type="dxa" w:w="100"/>
-              <w:bottom w:type="dxa" w:w="60"/>
-              <w:right w:type="dxa" w:w="100"/>
-            </w:tcMar>
-          </w:tcPr>
-          <w:p>
-            <w:pPr>
-              <w:spacing w:after="0"/>
-              <w:jc w:val="right"/>
-            </w:pPr>
-            <w:r>
-              <w:rPr>
-                <w:sz w:val="17"/>
-                <w:szCs w:val="17"/>
-              </w:rPr>
-              <w:t xml:space="preserve">0.057</w:t>
-            </w:r>
-          </w:p>
-        </w:tc>
-        <w:tc>
-          <w:tcPr>
-            <w:tcW w:type="dxa" w:w="1221"/>
-            <w:tcMar>
-              <w:top w:type="dxa" w:w="60"/>
-              <w:left w:type="dxa" w:w="100"/>
-              <w:bottom w:type="dxa" w:w="60"/>
-              <w:right w:type="dxa" w:w="100"/>
-            </w:tcMar>
-          </w:tcPr>
-          <w:p>
-            <w:pPr>
-              <w:spacing w:after="0"/>
-              <w:jc w:val="right"/>
-            </w:pPr>
-            <w:r>
-              <w:rPr>
-                <w:sz w:val="17"/>
-                <w:szCs w:val="17"/>
-              </w:rPr>
-              <w:t xml:space="preserve">1.000</w:t>
-            </w:r>
-          </w:p>
-        </w:tc>
-      </w:tr>
-      <w:tr>
-        <w:trPr>
-          <w:tblHeader w:val="false"/>
-        </w:trPr>
-        <w:tc>
-          <w:tcPr>
-            <w:tcW w:type="dxa" w:w="2059"/>
-            <w:tcMar>
-              <w:top w:type="dxa" w:w="60"/>
-              <w:left w:type="dxa" w:w="100"/>
-              <w:bottom w:type="dxa" w:w="60"/>
-              <w:right w:type="dxa" w:w="100"/>
-            </w:tcMar>
-          </w:tcPr>
-          <w:p>
-            <w:pPr>
-              <w:spacing w:after="0"/>
-              <w:jc w:val="left"/>
-            </w:pPr>
-            <w:r>
-              <w:rPr>
-                <w:sz w:val="17"/>
-                <w:szCs w:val="17"/>
-              </w:rPr>
-              <w:t xml:space="preserve">EXP</w:t>
-            </w:r>
-          </w:p>
-        </w:tc>
-        <w:tc>
-          <w:tcPr>
-            <w:tcW w:type="dxa" w:w="1216"/>
-            <w:tcMar>
-              <w:top w:type="dxa" w:w="60"/>
-              <w:left w:type="dxa" w:w="100"/>
-              <w:bottom w:type="dxa" w:w="60"/>
-              <w:right w:type="dxa" w:w="100"/>
-            </w:tcMar>
-          </w:tcPr>
-          <w:p>
-            <w:pPr>
-              <w:spacing w:after="0"/>
-              <w:jc w:val="left"/>
-            </w:pPr>
-            <w:r>
-              <w:rPr>
-                <w:sz w:val="17"/>
-                <w:szCs w:val="17"/>
-              </w:rPr>
-              <w:t xml:space="preserve">launder</w:t>
-            </w:r>
-          </w:p>
-        </w:tc>
-        <w:tc>
-          <w:tcPr>
-            <w:tcW w:type="dxa" w:w="1216"/>
-            <w:tcMar>
-              <w:top w:type="dxa" w:w="60"/>
-              <w:left w:type="dxa" w:w="100"/>
-              <w:bottom w:type="dxa" w:w="60"/>
-              <w:right w:type="dxa" w:w="100"/>
-            </w:tcMar>
-          </w:tcPr>
-          <w:p>
-            <w:pPr>
-              <w:spacing w:after="0"/>
-              <w:jc w:val="right"/>
-            </w:pPr>
-            <w:r>
-              <w:rPr>
-                <w:sz w:val="17"/>
-                <w:szCs w:val="17"/>
-              </w:rPr>
-              <w:t xml:space="preserve">0.990</w:t>
-            </w:r>
-          </w:p>
-        </w:tc>
-        <w:tc>
-          <w:tcPr>
-            <w:tcW w:type="dxa" w:w="1216"/>
-            <w:tcMar>
-              <w:top w:type="dxa" w:w="60"/>
-              <w:left w:type="dxa" w:w="100"/>
-              <w:bottom w:type="dxa" w:w="60"/>
-              <w:right w:type="dxa" w:w="100"/>
-            </w:tcMar>
-          </w:tcPr>
-          <w:p>
-            <w:pPr>
-              <w:spacing w:after="0"/>
-              <w:jc w:val="right"/>
-            </w:pPr>
-            <w:r>
-              <w:rPr>
-                <w:sz w:val="17"/>
-                <w:szCs w:val="17"/>
-              </w:rPr>
-              <w:t xml:space="preserve">0.031</w:t>
-            </w:r>
-          </w:p>
-        </w:tc>
-        <w:tc>
-          <w:tcPr>
-            <w:tcW w:type="dxa" w:w="1216"/>
-            <w:tcMar>
-              <w:top w:type="dxa" w:w="60"/>
-              <w:left w:type="dxa" w:w="100"/>
-              <w:bottom w:type="dxa" w:w="60"/>
-              <w:right w:type="dxa" w:w="100"/>
-            </w:tcMar>
-          </w:tcPr>
-          <w:p>
-            <w:pPr>
-              <w:spacing w:after="0"/>
-              <w:jc w:val="right"/>
-            </w:pPr>
-            <w:r>
-              <w:rPr>
-                <w:sz w:val="17"/>
-                <w:szCs w:val="17"/>
-              </w:rPr>
-              <w:t xml:space="preserve">3/96</w:t>
-            </w:r>
-          </w:p>
-        </w:tc>
-        <w:tc>
-          <w:tcPr>
-            <w:tcW w:type="dxa" w:w="1216"/>
-            <w:tcMar>
-              <w:top w:type="dxa" w:w="60"/>
-              <w:left w:type="dxa" w:w="100"/>
-              <w:bottom w:type="dxa" w:w="60"/>
-              <w:right w:type="dxa" w:w="100"/>
-            </w:tcMar>
-          </w:tcPr>
-          <w:p>
-            <w:pPr>
-              <w:spacing w:after="0"/>
-              <w:jc w:val="right"/>
-            </w:pPr>
-            <w:r>
-              <w:rPr>
-                <w:sz w:val="17"/>
-                <w:szCs w:val="17"/>
-              </w:rPr>
-              <w:t xml:space="preserve">0.089</w:t>
-            </w:r>
-          </w:p>
-        </w:tc>
-        <w:tc>
-          <w:tcPr>
-            <w:tcW w:type="dxa" w:w="1221"/>
-            <w:tcMar>
-              <w:top w:type="dxa" w:w="60"/>
-              <w:left w:type="dxa" w:w="100"/>
-              <w:bottom w:type="dxa" w:w="60"/>
-              <w:right w:type="dxa" w:w="100"/>
-            </w:tcMar>
-          </w:tcPr>
-          <w:p>
-            <w:pPr>
-              <w:spacing w:after="0"/>
-              <w:jc w:val="right"/>
-            </w:pPr>
-            <w:r>
-              <w:rPr>
-                <w:sz w:val="17"/>
-                <w:szCs w:val="17"/>
-              </w:rPr>
-              <w:t xml:space="preserve">0.996</w:t>
-            </w:r>
-          </w:p>
-        </w:tc>
-      </w:tr>
-      <w:tr>
-        <w:trPr>
-          <w:tblHeader w:val="false"/>
-        </w:trPr>
-        <w:tc>
-          <w:tcPr>
-            <w:tcW w:type="dxa" w:w="2059"/>
-            <w:tcMar>
-              <w:top w:type="dxa" w:w="60"/>
-              <w:left w:type="dxa" w:w="100"/>
-              <w:bottom w:type="dxa" w:w="60"/>
-              <w:right w:type="dxa" w:w="100"/>
-            </w:tcMar>
-          </w:tcPr>
-          <w:p>
-            <w:pPr>
-              <w:spacing w:after="0"/>
-              <w:jc w:val="left"/>
-            </w:pPr>
-            <w:r>
-              <w:rPr>
-                <w:sz w:val="17"/>
-                <w:szCs w:val="17"/>
-              </w:rPr>
-              <w:t xml:space="preserve">EXP</w:t>
-            </w:r>
-          </w:p>
-        </w:tc>
-        <w:tc>
-          <w:tcPr>
-            <w:tcW w:type="dxa" w:w="1216"/>
-            <w:tcMar>
-              <w:top w:type="dxa" w:w="60"/>
-              <w:left w:type="dxa" w:w="100"/>
-              <w:bottom w:type="dxa" w:w="60"/>
-              <w:right w:type="dxa" w:w="100"/>
-            </w:tcMar>
-          </w:tcPr>
-          <w:p>
-            <w:pPr>
-              <w:spacing w:after="0"/>
-              <w:jc w:val="left"/>
-            </w:pPr>
-            <w:r>
-              <w:rPr>
-                <w:sz w:val="17"/>
-                <w:szCs w:val="17"/>
-              </w:rPr>
-              <w:t xml:space="preserve">launder_api</w:t>
-            </w:r>
-          </w:p>
-        </w:tc>
-        <w:tc>
-          <w:tcPr>
-            <w:tcW w:type="dxa" w:w="1216"/>
-            <w:tcMar>
-              <w:top w:type="dxa" w:w="60"/>
-              <w:left w:type="dxa" w:w="100"/>
-              <w:bottom w:type="dxa" w:w="60"/>
-              <w:right w:type="dxa" w:w="100"/>
-            </w:tcMar>
-          </w:tcPr>
-          <w:p>
-            <w:pPr>
-              <w:spacing w:after="0"/>
-              <w:jc w:val="right"/>
-            </w:pPr>
-            <w:r>
-              <w:rPr>
-                <w:sz w:val="17"/>
-                <w:szCs w:val="17"/>
-              </w:rPr>
-              <w:t xml:space="preserve">0.490</w:t>
-            </w:r>
-          </w:p>
-        </w:tc>
-        <w:tc>
-          <w:tcPr>
-            <w:tcW w:type="dxa" w:w="1216"/>
-            <w:tcMar>
-              <w:top w:type="dxa" w:w="60"/>
-              <w:left w:type="dxa" w:w="100"/>
-              <w:bottom w:type="dxa" w:w="60"/>
-              <w:right w:type="dxa" w:w="100"/>
-            </w:tcMar>
-          </w:tcPr>
-          <w:p>
-            <w:pPr>
-              <w:spacing w:after="0"/>
-              <w:jc w:val="right"/>
-            </w:pPr>
-            <w:r>
-              <w:rPr>
-                <w:sz w:val="17"/>
-                <w:szCs w:val="17"/>
-              </w:rPr>
-              <w:t xml:space="preserve">0.062</w:t>
-            </w:r>
-          </w:p>
-        </w:tc>
-        <w:tc>
-          <w:tcPr>
-            <w:tcW w:type="dxa" w:w="1216"/>
-            <w:tcMar>
-              <w:top w:type="dxa" w:w="60"/>
-              <w:left w:type="dxa" w:w="100"/>
-              <w:bottom w:type="dxa" w:w="60"/>
-              <w:right w:type="dxa" w:w="100"/>
-            </w:tcMar>
-          </w:tcPr>
-          <w:p>
-            <w:pPr>
-              <w:spacing w:after="0"/>
-              <w:jc w:val="right"/>
-            </w:pPr>
-            <w:r>
-              <w:rPr>
-                <w:sz w:val="17"/>
-                <w:szCs w:val="17"/>
-              </w:rPr>
-              <w:t xml:space="preserve">6/96</w:t>
-            </w:r>
-          </w:p>
-        </w:tc>
-        <w:tc>
-          <w:tcPr>
-            <w:tcW w:type="dxa" w:w="1216"/>
-            <w:tcMar>
-              <w:top w:type="dxa" w:w="60"/>
-              <w:left w:type="dxa" w:w="100"/>
-              <w:bottom w:type="dxa" w:w="60"/>
-              <w:right w:type="dxa" w:w="100"/>
-            </w:tcMar>
-          </w:tcPr>
-          <w:p>
-            <w:pPr>
-              <w:spacing w:after="0"/>
-              <w:jc w:val="right"/>
-            </w:pPr>
-            <w:r>
-              <w:rPr>
-                <w:sz w:val="17"/>
-                <w:szCs w:val="17"/>
-              </w:rPr>
-              <w:t xml:space="preserve">0.131</w:t>
-            </w:r>
-          </w:p>
-        </w:tc>
-        <w:tc>
-          <w:tcPr>
-            <w:tcW w:type="dxa" w:w="1221"/>
-            <w:tcMar>
-              <w:top w:type="dxa" w:w="60"/>
-              <w:left w:type="dxa" w:w="100"/>
-              <w:bottom w:type="dxa" w:w="60"/>
-              <w:right w:type="dxa" w:w="100"/>
-            </w:tcMar>
-          </w:tcPr>
-          <w:p>
-            <w:pPr>
-              <w:spacing w:after="0"/>
-              <w:jc w:val="right"/>
-            </w:pPr>
-            <w:r>
-              <w:rPr>
-                <w:sz w:val="17"/>
-                <w:szCs w:val="17"/>
-              </w:rPr>
-              <w:t xml:space="preserve">0.840</w:t>
-            </w:r>
-          </w:p>
-        </w:tc>
-      </w:tr>
-      <w:tr>
-        <w:trPr>
-          <w:tblHeader w:val="false"/>
-        </w:trPr>
-        <w:tc>
-          <w:tcPr>
-            <w:tcW w:type="dxa" w:w="2059"/>
-            <w:tcMar>
-              <w:top w:type="dxa" w:w="60"/>
-              <w:left w:type="dxa" w:w="100"/>
-              <w:bottom w:type="dxa" w:w="60"/>
-              <w:right w:type="dxa" w:w="100"/>
-            </w:tcMar>
-          </w:tcPr>
-          <w:p>
-            <w:pPr>
-              <w:spacing w:after="0"/>
-              <w:jc w:val="left"/>
-            </w:pPr>
-            <w:r>
-              <w:rPr>
-                <w:sz w:val="17"/>
-                <w:szCs w:val="17"/>
-              </w:rPr>
-              <w:t xml:space="preserve">KGW</w:t>
-            </w:r>
-          </w:p>
-        </w:tc>
-        <w:tc>
-          <w:tcPr>
-            <w:tcW w:type="dxa" w:w="1216"/>
-            <w:tcMar>
-              <w:top w:type="dxa" w:w="60"/>
-              <w:left w:type="dxa" w:w="100"/>
-              <w:bottom w:type="dxa" w:w="60"/>
-              <w:right w:type="dxa" w:w="100"/>
-            </w:tcMar>
-          </w:tcPr>
-          <w:p>
-            <w:pPr>
-              <w:spacing w:after="0"/>
-              <w:jc w:val="left"/>
-            </w:pPr>
-            <w:r>
-              <w:rPr>
-                <w:sz w:val="17"/>
-                <w:szCs w:val="17"/>
-              </w:rPr>
-              <w:t xml:space="preserve">clean</w:t>
-            </w:r>
-          </w:p>
-        </w:tc>
-        <w:tc>
-          <w:tcPr>
-            <w:tcW w:type="dxa" w:w="1216"/>
-            <w:tcMar>
-              <w:top w:type="dxa" w:w="60"/>
-              <w:left w:type="dxa" w:w="100"/>
-              <w:bottom w:type="dxa" w:w="60"/>
-              <w:right w:type="dxa" w:w="100"/>
-            </w:tcMar>
-          </w:tcPr>
-          <w:p>
-            <w:pPr>
-              <w:spacing w:after="0"/>
-              <w:jc w:val="right"/>
-            </w:pPr>
-            <w:r>
-              <w:rPr>
-                <w:sz w:val="17"/>
-                <w:szCs w:val="17"/>
-              </w:rPr>
-              <w:t xml:space="preserve">1.000</w:t>
-            </w:r>
-          </w:p>
-        </w:tc>
-        <w:tc>
-          <w:tcPr>
-            <w:tcW w:type="dxa" w:w="1216"/>
-            <w:tcMar>
-              <w:top w:type="dxa" w:w="60"/>
-              <w:left w:type="dxa" w:w="100"/>
-              <w:bottom w:type="dxa" w:w="60"/>
-              <w:right w:type="dxa" w:w="100"/>
-            </w:tcMar>
-          </w:tcPr>
-          <w:p>
-            <w:pPr>
-              <w:spacing w:after="0"/>
-              <w:jc w:val="right"/>
-            </w:pPr>
-            <w:r>
-              <w:rPr>
-                <w:sz w:val="17"/>
-                <w:szCs w:val="17"/>
-              </w:rPr>
-              <w:t xml:space="preserve">0.010</w:t>
-            </w:r>
-          </w:p>
-        </w:tc>
-        <w:tc>
-          <w:tcPr>
-            <w:tcW w:type="dxa" w:w="1216"/>
-            <w:tcMar>
-              <w:top w:type="dxa" w:w="60"/>
-              <w:left w:type="dxa" w:w="100"/>
-              <w:bottom w:type="dxa" w:w="60"/>
-              <w:right w:type="dxa" w:w="100"/>
-            </w:tcMar>
-          </w:tcPr>
-          <w:p>
-            <w:pPr>
-              <w:spacing w:after="0"/>
-              <w:jc w:val="right"/>
-            </w:pPr>
-            <w:r>
-              <w:rPr>
-                <w:sz w:val="17"/>
-                <w:szCs w:val="17"/>
-              </w:rPr>
-              <w:t xml:space="preserve">1/96</w:t>
-            </w:r>
-          </w:p>
-        </w:tc>
-        <w:tc>
-          <w:tcPr>
-            <w:tcW w:type="dxa" w:w="1216"/>
-            <w:tcMar>
-              <w:top w:type="dxa" w:w="60"/>
-              <w:left w:type="dxa" w:w="100"/>
-              <w:bottom w:type="dxa" w:w="60"/>
-              <w:right w:type="dxa" w:w="100"/>
-            </w:tcMar>
-          </w:tcPr>
-          <w:p>
-            <w:pPr>
-              <w:spacing w:after="0"/>
-              <w:jc w:val="right"/>
-            </w:pPr>
-            <w:r>
-              <w:rPr>
-                <w:sz w:val="17"/>
-                <w:szCs w:val="17"/>
-              </w:rPr>
-              <w:t xml:space="preserve">0.057</w:t>
-            </w:r>
-          </w:p>
-        </w:tc>
-        <w:tc>
-          <w:tcPr>
-            <w:tcW w:type="dxa" w:w="1221"/>
-            <w:tcMar>
-              <w:top w:type="dxa" w:w="60"/>
-              <w:left w:type="dxa" w:w="100"/>
-              <w:bottom w:type="dxa" w:w="60"/>
-              <w:right w:type="dxa" w:w="100"/>
-            </w:tcMar>
-          </w:tcPr>
-          <w:p>
-            <w:pPr>
-              <w:spacing w:after="0"/>
-              <w:jc w:val="right"/>
-            </w:pPr>
-            <w:r>
-              <w:rPr>
-                <w:sz w:val="17"/>
-                <w:szCs w:val="17"/>
-              </w:rPr>
-              <w:t xml:space="preserve">1.000</w:t>
-            </w:r>
-          </w:p>
-        </w:tc>
-      </w:tr>
-      <w:tr>
-        <w:trPr>
-          <w:tblHeader w:val="false"/>
-        </w:trPr>
-        <w:tc>
-          <w:tcPr>
-            <w:tcW w:type="dxa" w:w="2059"/>
-            <w:tcMar>
-              <w:top w:type="dxa" w:w="60"/>
-              <w:left w:type="dxa" w:w="100"/>
-              <w:bottom w:type="dxa" w:w="60"/>
-              <w:right w:type="dxa" w:w="100"/>
-            </w:tcMar>
-          </w:tcPr>
-          <w:p>
-            <w:pPr>
-              <w:spacing w:after="0"/>
-              <w:jc w:val="left"/>
-            </w:pPr>
-            <w:r>
-              <w:rPr>
-                <w:sz w:val="17"/>
-                <w:szCs w:val="17"/>
-              </w:rPr>
-              <w:t xml:space="preserve">KGW</w:t>
-            </w:r>
-          </w:p>
-        </w:tc>
-        <w:tc>
-          <w:tcPr>
-            <w:tcW w:type="dxa" w:w="1216"/>
-            <w:tcMar>
-              <w:top w:type="dxa" w:w="60"/>
-              <w:left w:type="dxa" w:w="100"/>
-              <w:bottom w:type="dxa" w:w="60"/>
-              <w:right w:type="dxa" w:w="100"/>
-            </w:tcMar>
-          </w:tcPr>
-          <w:p>
-            <w:pPr>
-              <w:spacing w:after="0"/>
-              <w:jc w:val="left"/>
-            </w:pPr>
-            <w:r>
-              <w:rPr>
-                <w:sz w:val="17"/>
-                <w:szCs w:val="17"/>
-              </w:rPr>
-              <w:t xml:space="preserve">dia100</w:t>
-            </w:r>
-          </w:p>
-        </w:tc>
-        <w:tc>
-          <w:tcPr>
-            <w:tcW w:type="dxa" w:w="1216"/>
-            <w:tcMar>
-              <w:top w:type="dxa" w:w="60"/>
-              <w:left w:type="dxa" w:w="100"/>
-              <w:bottom w:type="dxa" w:w="60"/>
-              <w:right w:type="dxa" w:w="100"/>
-            </w:tcMar>
-          </w:tcPr>
-          <w:p>
-            <w:pPr>
-              <w:spacing w:after="0"/>
-              <w:jc w:val="right"/>
-            </w:pPr>
-            <w:r>
-              <w:rPr>
-                <w:sz w:val="17"/>
-                <w:szCs w:val="17"/>
-              </w:rPr>
-              <w:t xml:space="preserve">0.865</w:t>
-            </w:r>
-          </w:p>
-        </w:tc>
-        <w:tc>
-          <w:tcPr>
-            <w:tcW w:type="dxa" w:w="1216"/>
-            <w:tcMar>
-              <w:top w:type="dxa" w:w="60"/>
-              <w:left w:type="dxa" w:w="100"/>
-              <w:bottom w:type="dxa" w:w="60"/>
-              <w:right w:type="dxa" w:w="100"/>
-            </w:tcMar>
-          </w:tcPr>
-          <w:p>
-            <w:pPr>
-              <w:spacing w:after="0"/>
-              <w:jc w:val="right"/>
-            </w:pPr>
-            <w:r>
-              <w:rPr>
-                <w:sz w:val="17"/>
-                <w:szCs w:val="17"/>
-              </w:rPr>
-              <w:t xml:space="preserve">0.010</w:t>
-            </w:r>
-          </w:p>
-        </w:tc>
-        <w:tc>
-          <w:tcPr>
-            <w:tcW w:type="dxa" w:w="1216"/>
-            <w:tcMar>
-              <w:top w:type="dxa" w:w="60"/>
-              <w:left w:type="dxa" w:w="100"/>
-              <w:bottom w:type="dxa" w:w="60"/>
-              <w:right w:type="dxa" w:w="100"/>
-            </w:tcMar>
-          </w:tcPr>
-          <w:p>
-            <w:pPr>
-              <w:spacing w:after="0"/>
-              <w:jc w:val="right"/>
-            </w:pPr>
-            <w:r>
-              <w:rPr>
-                <w:sz w:val="17"/>
-                <w:szCs w:val="17"/>
-              </w:rPr>
-              <w:t xml:space="preserve">1/96</w:t>
-            </w:r>
-          </w:p>
-        </w:tc>
-        <w:tc>
-          <w:tcPr>
-            <w:tcW w:type="dxa" w:w="1216"/>
-            <w:tcMar>
-              <w:top w:type="dxa" w:w="60"/>
-              <w:left w:type="dxa" w:w="100"/>
-              <w:bottom w:type="dxa" w:w="60"/>
-              <w:right w:type="dxa" w:w="100"/>
-            </w:tcMar>
-          </w:tcPr>
-          <w:p>
-            <w:pPr>
-              <w:spacing w:after="0"/>
-              <w:jc w:val="right"/>
-            </w:pPr>
-            <w:r>
-              <w:rPr>
-                <w:sz w:val="17"/>
-                <w:szCs w:val="17"/>
-              </w:rPr>
-              <w:t xml:space="preserve">0.057</w:t>
-            </w:r>
-          </w:p>
-        </w:tc>
-        <w:tc>
-          <w:tcPr>
-            <w:tcW w:type="dxa" w:w="1221"/>
-            <w:tcMar>
-              <w:top w:type="dxa" w:w="60"/>
-              <w:left w:type="dxa" w:w="100"/>
-              <w:bottom w:type="dxa" w:w="60"/>
-              <w:right w:type="dxa" w:w="100"/>
-            </w:tcMar>
-          </w:tcPr>
-          <w:p>
-            <w:pPr>
-              <w:spacing w:after="0"/>
-              <w:jc w:val="right"/>
-            </w:pPr>
-            <w:r>
-              <w:rPr>
-                <w:sz w:val="17"/>
-                <w:szCs w:val="17"/>
-              </w:rPr>
-              <w:t xml:space="preserve">0.993</w:t>
-            </w:r>
-          </w:p>
-        </w:tc>
-      </w:tr>
-      <w:tr>
-        <w:trPr>
-          <w:tblHeader w:val="false"/>
-        </w:trPr>
-        <w:tc>
-          <w:tcPr>
-            <w:tcW w:type="dxa" w:w="2059"/>
-            <w:tcMar>
-              <w:top w:type="dxa" w:w="60"/>
-              <w:left w:type="dxa" w:w="100"/>
-              <w:bottom w:type="dxa" w:w="60"/>
-              <w:right w:type="dxa" w:w="100"/>
-            </w:tcMar>
-          </w:tcPr>
-          <w:p>
-            <w:pPr>
-              <w:spacing w:after="0"/>
-              <w:jc w:val="left"/>
-            </w:pPr>
-            <w:r>
-              <w:rPr>
-                <w:sz w:val="17"/>
-                <w:szCs w:val="17"/>
-              </w:rPr>
-              <w:t xml:space="preserve">KGW</w:t>
-            </w:r>
-          </w:p>
-        </w:tc>
-        <w:tc>
-          <w:tcPr>
-            <w:tcW w:type="dxa" w:w="1216"/>
-            <w:tcMar>
-              <w:top w:type="dxa" w:w="60"/>
-              <w:left w:type="dxa" w:w="100"/>
-              <w:bottom w:type="dxa" w:w="60"/>
-              <w:right w:type="dxa" w:w="100"/>
-            </w:tcMar>
-          </w:tcPr>
-          <w:p>
-            <w:pPr>
-              <w:spacing w:after="0"/>
-              <w:jc w:val="left"/>
-            </w:pPr>
-            <w:r>
-              <w:rPr>
-                <w:sz w:val="17"/>
-                <w:szCs w:val="17"/>
-              </w:rPr>
-              <w:t xml:space="preserve">dia50</w:t>
-            </w:r>
-          </w:p>
-        </w:tc>
-        <w:tc>
-          <w:tcPr>
-            <w:tcW w:type="dxa" w:w="1216"/>
-            <w:tcMar>
-              <w:top w:type="dxa" w:w="60"/>
-              <w:left w:type="dxa" w:w="100"/>
-              <w:bottom w:type="dxa" w:w="60"/>
-              <w:right w:type="dxa" w:w="100"/>
-            </w:tcMar>
-          </w:tcPr>
-          <w:p>
-            <w:pPr>
-              <w:spacing w:after="0"/>
-              <w:jc w:val="right"/>
-            </w:pPr>
-            <w:r>
-              <w:rPr>
-                <w:sz w:val="17"/>
-                <w:szCs w:val="17"/>
-              </w:rPr>
-              <w:t xml:space="preserve">0.979</w:t>
-            </w:r>
-          </w:p>
-        </w:tc>
-        <w:tc>
-          <w:tcPr>
-            <w:tcW w:type="dxa" w:w="1216"/>
-            <w:tcMar>
-              <w:top w:type="dxa" w:w="60"/>
-              <w:left w:type="dxa" w:w="100"/>
-              <w:bottom w:type="dxa" w:w="60"/>
-              <w:right w:type="dxa" w:w="100"/>
-            </w:tcMar>
-          </w:tcPr>
-          <w:p>
-            <w:pPr>
-              <w:spacing w:after="0"/>
-              <w:jc w:val="right"/>
-            </w:pPr>
-            <w:r>
-              <w:rPr>
-                <w:sz w:val="17"/>
-                <w:szCs w:val="17"/>
-              </w:rPr>
-              <w:t xml:space="preserve">0.000</w:t>
-            </w:r>
-          </w:p>
-        </w:tc>
-        <w:tc>
-          <w:tcPr>
-            <w:tcW w:type="dxa" w:w="1216"/>
-            <w:tcMar>
-              <w:top w:type="dxa" w:w="60"/>
-              <w:left w:type="dxa" w:w="100"/>
-              <w:bottom w:type="dxa" w:w="60"/>
-              <w:right w:type="dxa" w:w="100"/>
-            </w:tcMar>
-          </w:tcPr>
-          <w:p>
-            <w:pPr>
-              <w:spacing w:after="0"/>
-              <w:jc w:val="right"/>
-            </w:pPr>
-            <w:r>
-              <w:rPr>
-                <w:sz w:val="17"/>
-                <w:szCs w:val="17"/>
-              </w:rPr>
-              <w:t xml:space="preserve">0/96</w:t>
-            </w:r>
-          </w:p>
-        </w:tc>
-        <w:tc>
-          <w:tcPr>
-            <w:tcW w:type="dxa" w:w="1216"/>
-            <w:tcMar>
-              <w:top w:type="dxa" w:w="60"/>
-              <w:left w:type="dxa" w:w="100"/>
-              <w:bottom w:type="dxa" w:w="60"/>
-              <w:right w:type="dxa" w:w="100"/>
-            </w:tcMar>
-          </w:tcPr>
-          <w:p>
-            <w:pPr>
-              <w:spacing w:after="0"/>
-              <w:jc w:val="right"/>
-            </w:pPr>
-            <w:r>
-              <w:rPr>
-                <w:sz w:val="17"/>
-                <w:szCs w:val="17"/>
-              </w:rPr>
-              <w:t xml:space="preserve">0.038</w:t>
-            </w:r>
-          </w:p>
-        </w:tc>
-        <w:tc>
-          <w:tcPr>
-            <w:tcW w:type="dxa" w:w="1221"/>
-            <w:tcMar>
-              <w:top w:type="dxa" w:w="60"/>
-              <w:left w:type="dxa" w:w="100"/>
-              <w:bottom w:type="dxa" w:w="60"/>
-              <w:right w:type="dxa" w:w="100"/>
-            </w:tcMar>
-          </w:tcPr>
-          <w:p>
-            <w:pPr>
-              <w:spacing w:after="0"/>
-              <w:jc w:val="right"/>
-            </w:pPr>
-            <w:r>
-              <w:rPr>
-                <w:sz w:val="17"/>
-                <w:szCs w:val="17"/>
-              </w:rPr>
-              <w:t xml:space="preserve">0.999</w:t>
-            </w:r>
-          </w:p>
-        </w:tc>
-      </w:tr>
-      <w:tr>
-        <w:trPr>
-          <w:tblHeader w:val="false"/>
-        </w:trPr>
-        <w:tc>
-          <w:tcPr>
-            <w:tcW w:type="dxa" w:w="2059"/>
-            <w:tcMar>
-              <w:top w:type="dxa" w:w="60"/>
-              <w:left w:type="dxa" w:w="100"/>
-              <w:bottom w:type="dxa" w:w="60"/>
-              <w:right w:type="dxa" w:w="100"/>
-            </w:tcMar>
-          </w:tcPr>
-          <w:p>
-            <w:pPr>
-              <w:spacing w:after="0"/>
-              <w:jc w:val="left"/>
-            </w:pPr>
-            <w:r>
-              <w:rPr>
-                <w:sz w:val="17"/>
-                <w:szCs w:val="17"/>
-              </w:rPr>
-              <w:t xml:space="preserve">KGW</w:t>
-            </w:r>
-          </w:p>
-        </w:tc>
-        <w:tc>
-          <w:tcPr>
-            <w:tcW w:type="dxa" w:w="1216"/>
-            <w:tcMar>
-              <w:top w:type="dxa" w:w="60"/>
-              <w:left w:type="dxa" w:w="100"/>
-              <w:bottom w:type="dxa" w:w="60"/>
-              <w:right w:type="dxa" w:w="100"/>
-            </w:tcMar>
-          </w:tcPr>
-          <w:p>
-            <w:pPr>
-              <w:spacing w:after="0"/>
-              <w:jc w:val="left"/>
-            </w:pPr>
-            <w:r>
-              <w:rPr>
-                <w:sz w:val="17"/>
-                <w:szCs w:val="17"/>
-              </w:rPr>
-              <w:t xml:space="preserve">morph</w:t>
-            </w:r>
-          </w:p>
-        </w:tc>
-        <w:tc>
-          <w:tcPr>
-            <w:tcW w:type="dxa" w:w="1216"/>
-            <w:tcMar>
-              <w:top w:type="dxa" w:w="60"/>
-              <w:left w:type="dxa" w:w="100"/>
-              <w:bottom w:type="dxa" w:w="60"/>
-              <w:right w:type="dxa" w:w="100"/>
-            </w:tcMar>
-          </w:tcPr>
-          <w:p>
-            <w:pPr>
-              <w:spacing w:after="0"/>
-              <w:jc w:val="right"/>
-            </w:pPr>
-            <w:r>
-              <w:rPr>
-                <w:sz w:val="17"/>
-                <w:szCs w:val="17"/>
-              </w:rPr>
-              <w:t xml:space="preserve">1.000</w:t>
-            </w:r>
-          </w:p>
-        </w:tc>
-        <w:tc>
-          <w:tcPr>
-            <w:tcW w:type="dxa" w:w="1216"/>
-            <w:tcMar>
-              <w:top w:type="dxa" w:w="60"/>
-              <w:left w:type="dxa" w:w="100"/>
-              <w:bottom w:type="dxa" w:w="60"/>
-              <w:right w:type="dxa" w:w="100"/>
-            </w:tcMar>
-          </w:tcPr>
-          <w:p>
-            <w:pPr>
-              <w:spacing w:after="0"/>
-              <w:jc w:val="right"/>
-            </w:pPr>
-            <w:r>
-              <w:rPr>
-                <w:sz w:val="17"/>
-                <w:szCs w:val="17"/>
-              </w:rPr>
-              <w:t xml:space="preserve">0.010</w:t>
-            </w:r>
-          </w:p>
-        </w:tc>
-        <w:tc>
-          <w:tcPr>
-            <w:tcW w:type="dxa" w:w="1216"/>
-            <w:tcMar>
-              <w:top w:type="dxa" w:w="60"/>
-              <w:left w:type="dxa" w:w="100"/>
-              <w:bottom w:type="dxa" w:w="60"/>
-              <w:right w:type="dxa" w:w="100"/>
-            </w:tcMar>
-          </w:tcPr>
-          <w:p>
-            <w:pPr>
-              <w:spacing w:after="0"/>
-              <w:jc w:val="right"/>
-            </w:pPr>
-            <w:r>
-              <w:rPr>
-                <w:sz w:val="17"/>
-                <w:szCs w:val="17"/>
-              </w:rPr>
-              <w:t xml:space="preserve">1/96</w:t>
-            </w:r>
-          </w:p>
-        </w:tc>
-        <w:tc>
-          <w:tcPr>
-            <w:tcW w:type="dxa" w:w="1216"/>
-            <w:tcMar>
-              <w:top w:type="dxa" w:w="60"/>
-              <w:left w:type="dxa" w:w="100"/>
-              <w:bottom w:type="dxa" w:w="60"/>
-              <w:right w:type="dxa" w:w="100"/>
-            </w:tcMar>
-          </w:tcPr>
-          <w:p>
-            <w:pPr>
-              <w:spacing w:after="0"/>
-              <w:jc w:val="right"/>
-            </w:pPr>
-            <w:r>
-              <w:rPr>
-                <w:sz w:val="17"/>
-                <w:szCs w:val="17"/>
-              </w:rPr>
-              <w:t xml:space="preserve">0.057</w:t>
-            </w:r>
-          </w:p>
-        </w:tc>
-        <w:tc>
-          <w:tcPr>
-            <w:tcW w:type="dxa" w:w="1221"/>
-            <w:tcMar>
-              <w:top w:type="dxa" w:w="60"/>
-              <w:left w:type="dxa" w:w="100"/>
-              <w:bottom w:type="dxa" w:w="60"/>
-              <w:right w:type="dxa" w:w="100"/>
-            </w:tcMar>
-          </w:tcPr>
-          <w:p>
-            <w:pPr>
-              <w:spacing w:after="0"/>
-              <w:jc w:val="right"/>
-            </w:pPr>
-            <w:r>
-              <w:rPr>
-                <w:sz w:val="17"/>
-                <w:szCs w:val="17"/>
-              </w:rPr>
-              <w:t xml:space="preserve">1.000</w:t>
-            </w:r>
-          </w:p>
-        </w:tc>
-      </w:tr>
-      <w:tr>
-        <w:trPr>
-          <w:tblHeader w:val="false"/>
-        </w:trPr>
-        <w:tc>
-          <w:tcPr>
-            <w:tcW w:type="dxa" w:w="2059"/>
-            <w:tcMar>
-              <w:top w:type="dxa" w:w="60"/>
-              <w:left w:type="dxa" w:w="100"/>
-              <w:bottom w:type="dxa" w:w="60"/>
-              <w:right w:type="dxa" w:w="100"/>
-            </w:tcMar>
-          </w:tcPr>
-          <w:p>
-            <w:pPr>
-              <w:spacing w:after="0"/>
-              <w:jc w:val="left"/>
-            </w:pPr>
-            <w:r>
-              <w:rPr>
-                <w:sz w:val="17"/>
-                <w:szCs w:val="17"/>
-              </w:rPr>
-              <w:t xml:space="preserve">KGW</w:t>
-            </w:r>
-          </w:p>
-        </w:tc>
-        <w:tc>
-          <w:tcPr>
-            <w:tcW w:type="dxa" w:w="1216"/>
-            <w:tcMar>
-              <w:top w:type="dxa" w:w="60"/>
-              <w:left w:type="dxa" w:w="100"/>
-              <w:bottom w:type="dxa" w:w="60"/>
-              <w:right w:type="dxa" w:w="100"/>
-            </w:tcMar>
-          </w:tcPr>
-          <w:p>
-            <w:pPr>
-              <w:spacing w:after="0"/>
-              <w:jc w:val="left"/>
-            </w:pPr>
-            <w:r>
-              <w:rPr>
-                <w:sz w:val="17"/>
-                <w:szCs w:val="17"/>
-              </w:rPr>
-              <w:t xml:space="preserve">morph+dia</w:t>
-            </w:r>
-          </w:p>
-        </w:tc>
-        <w:tc>
-          <w:tcPr>
-            <w:tcW w:type="dxa" w:w="1216"/>
-            <w:tcMar>
-              <w:top w:type="dxa" w:w="60"/>
-              <w:left w:type="dxa" w:w="100"/>
-              <w:bottom w:type="dxa" w:w="60"/>
-              <w:right w:type="dxa" w:w="100"/>
-            </w:tcMar>
-          </w:tcPr>
-          <w:p>
-            <w:pPr>
-              <w:spacing w:after="0"/>
-              <w:jc w:val="right"/>
-            </w:pPr>
-            <w:r>
-              <w:rPr>
-                <w:sz w:val="17"/>
-                <w:szCs w:val="17"/>
-              </w:rPr>
-              <w:t xml:space="preserve">0.865</w:t>
-            </w:r>
-          </w:p>
-        </w:tc>
-        <w:tc>
-          <w:tcPr>
-            <w:tcW w:type="dxa" w:w="1216"/>
-            <w:tcMar>
-              <w:top w:type="dxa" w:w="60"/>
-              <w:left w:type="dxa" w:w="100"/>
-              <w:bottom w:type="dxa" w:w="60"/>
-              <w:right w:type="dxa" w:w="100"/>
-            </w:tcMar>
-          </w:tcPr>
-          <w:p>
-            <w:pPr>
-              <w:spacing w:after="0"/>
-              <w:jc w:val="right"/>
-            </w:pPr>
-            <w:r>
-              <w:rPr>
-                <w:sz w:val="17"/>
-                <w:szCs w:val="17"/>
-              </w:rPr>
-              <w:t xml:space="preserve">0.010</w:t>
-            </w:r>
-          </w:p>
-        </w:tc>
-        <w:tc>
-          <w:tcPr>
-            <w:tcW w:type="dxa" w:w="1216"/>
-            <w:tcMar>
-              <w:top w:type="dxa" w:w="60"/>
-              <w:left w:type="dxa" w:w="100"/>
-              <w:bottom w:type="dxa" w:w="60"/>
-              <w:right w:type="dxa" w:w="100"/>
-            </w:tcMar>
-          </w:tcPr>
-          <w:p>
-            <w:pPr>
-              <w:spacing w:after="0"/>
-              <w:jc w:val="right"/>
-            </w:pPr>
-            <w:r>
-              <w:rPr>
-                <w:sz w:val="17"/>
-                <w:szCs w:val="17"/>
-              </w:rPr>
-              <w:t xml:space="preserve">1/96</w:t>
-            </w:r>
-          </w:p>
-        </w:tc>
-        <w:tc>
-          <w:tcPr>
-            <w:tcW w:type="dxa" w:w="1216"/>
-            <w:tcMar>
-              <w:top w:type="dxa" w:w="60"/>
-              <w:left w:type="dxa" w:w="100"/>
-              <w:bottom w:type="dxa" w:w="60"/>
-              <w:right w:type="dxa" w:w="100"/>
-            </w:tcMar>
-          </w:tcPr>
-          <w:p>
-            <w:pPr>
-              <w:spacing w:after="0"/>
-              <w:jc w:val="right"/>
-            </w:pPr>
-            <w:r>
-              <w:rPr>
-                <w:sz w:val="17"/>
-                <w:szCs w:val="17"/>
-              </w:rPr>
-              <w:t xml:space="preserve">0.057</w:t>
-            </w:r>
-          </w:p>
-        </w:tc>
-        <w:tc>
-          <w:tcPr>
-            <w:tcW w:type="dxa" w:w="1221"/>
-            <w:tcMar>
-              <w:top w:type="dxa" w:w="60"/>
-              <w:left w:type="dxa" w:w="100"/>
-              <w:bottom w:type="dxa" w:w="60"/>
-              <w:right w:type="dxa" w:w="100"/>
-            </w:tcMar>
-          </w:tcPr>
-          <w:p>
-            <w:pPr>
-              <w:spacing w:after="0"/>
-              <w:jc w:val="right"/>
-            </w:pPr>
-            <w:r>
-              <w:rPr>
-                <w:sz w:val="17"/>
-                <w:szCs w:val="17"/>
-              </w:rPr>
-              <w:t xml:space="preserve">0.994</w:t>
-            </w:r>
-          </w:p>
-        </w:tc>
-      </w:tr>
-      <w:tr>
-        <w:trPr>
-          <w:tblHeader w:val="false"/>
-        </w:trPr>
-        <w:tc>
-          <w:tcPr>
-            <w:tcW w:type="dxa" w:w="2059"/>
-            <w:tcMar>
-              <w:top w:type="dxa" w:w="60"/>
-              <w:left w:type="dxa" w:w="100"/>
-              <w:bottom w:type="dxa" w:w="60"/>
-              <w:right w:type="dxa" w:w="100"/>
-            </w:tcMar>
-          </w:tcPr>
-          <w:p>
-            <w:pPr>
-              <w:spacing w:after="0"/>
-              <w:jc w:val="left"/>
-            </w:pPr>
-            <w:r>
-              <w:rPr>
-                <w:sz w:val="17"/>
-                <w:szCs w:val="17"/>
-              </w:rPr>
-              <w:t xml:space="preserve">KGW</w:t>
-            </w:r>
-          </w:p>
-        </w:tc>
-        <w:tc>
-          <w:tcPr>
-            <w:tcW w:type="dxa" w:w="1216"/>
-            <w:tcMar>
-              <w:top w:type="dxa" w:w="60"/>
-              <w:left w:type="dxa" w:w="100"/>
-              <w:bottom w:type="dxa" w:w="60"/>
-              <w:right w:type="dxa" w:w="100"/>
-            </w:tcMar>
-          </w:tcPr>
-          <w:p>
-            <w:pPr>
-              <w:spacing w:after="0"/>
-              <w:jc w:val="left"/>
-            </w:pPr>
-            <w:r>
-              <w:rPr>
-                <w:sz w:val="17"/>
-                <w:szCs w:val="17"/>
-              </w:rPr>
-              <w:t xml:space="preserve">morph_v1</w:t>
-            </w:r>
-          </w:p>
-        </w:tc>
-        <w:tc>
-          <w:tcPr>
-            <w:tcW w:type="dxa" w:w="1216"/>
-            <w:tcMar>
-              <w:top w:type="dxa" w:w="60"/>
-              <w:left w:type="dxa" w:w="100"/>
-              <w:bottom w:type="dxa" w:w="60"/>
-              <w:right w:type="dxa" w:w="100"/>
-            </w:tcMar>
-          </w:tcPr>
-          <w:p>
-            <w:pPr>
-              <w:spacing w:after="0"/>
-              <w:jc w:val="right"/>
-            </w:pPr>
-            <w:r>
-              <w:rPr>
-                <w:sz w:val="17"/>
-                <w:szCs w:val="17"/>
-              </w:rPr>
-              <w:t xml:space="preserve">1.000</w:t>
-            </w:r>
-          </w:p>
-        </w:tc>
-        <w:tc>
-          <w:tcPr>
-            <w:tcW w:type="dxa" w:w="1216"/>
-            <w:tcMar>
-              <w:top w:type="dxa" w:w="60"/>
-              <w:left w:type="dxa" w:w="100"/>
-              <w:bottom w:type="dxa" w:w="60"/>
-              <w:right w:type="dxa" w:w="100"/>
-            </w:tcMar>
-          </w:tcPr>
-          <w:p>
-            <w:pPr>
-              <w:spacing w:after="0"/>
-              <w:jc w:val="right"/>
-            </w:pPr>
-            <w:r>
-              <w:rPr>
-                <w:sz w:val="17"/>
-                <w:szCs w:val="17"/>
-              </w:rPr>
-              <w:t xml:space="preserve">0.021</w:t>
-            </w:r>
-          </w:p>
-        </w:tc>
-        <w:tc>
-          <w:tcPr>
-            <w:tcW w:type="dxa" w:w="1216"/>
-            <w:tcMar>
-              <w:top w:type="dxa" w:w="60"/>
-              <w:left w:type="dxa" w:w="100"/>
-              <w:bottom w:type="dxa" w:w="60"/>
-              <w:right w:type="dxa" w:w="100"/>
-            </w:tcMar>
-          </w:tcPr>
-          <w:p>
-            <w:pPr>
-              <w:spacing w:after="0"/>
-              <w:jc w:val="right"/>
-            </w:pPr>
-            <w:r>
-              <w:rPr>
-                <w:sz w:val="17"/>
-                <w:szCs w:val="17"/>
-              </w:rPr>
-              <w:t xml:space="preserve">2/96</w:t>
-            </w:r>
-          </w:p>
-        </w:tc>
-        <w:tc>
-          <w:tcPr>
-            <w:tcW w:type="dxa" w:w="1216"/>
-            <w:tcMar>
-              <w:top w:type="dxa" w:w="60"/>
-              <w:left w:type="dxa" w:w="100"/>
-              <w:bottom w:type="dxa" w:w="60"/>
-              <w:right w:type="dxa" w:w="100"/>
-            </w:tcMar>
-          </w:tcPr>
-          <w:p>
-            <w:pPr>
-              <w:spacing w:after="0"/>
-              <w:jc w:val="right"/>
-            </w:pPr>
-            <w:r>
-              <w:rPr>
-                <w:sz w:val="17"/>
-                <w:szCs w:val="17"/>
-              </w:rPr>
-              <w:t xml:space="preserve">0.073</w:t>
-            </w:r>
-          </w:p>
-        </w:tc>
-        <w:tc>
-          <w:tcPr>
-            <w:tcW w:type="dxa" w:w="1221"/>
-            <w:tcMar>
-              <w:top w:type="dxa" w:w="60"/>
-              <w:left w:type="dxa" w:w="100"/>
-              <w:bottom w:type="dxa" w:w="60"/>
-              <w:right w:type="dxa" w:w="100"/>
-            </w:tcMar>
-          </w:tcPr>
-          <w:p>
-            <w:pPr>
-              <w:spacing w:after="0"/>
-              <w:jc w:val="right"/>
-            </w:pPr>
-            <w:r>
-              <w:rPr>
-                <w:sz w:val="17"/>
-                <w:szCs w:val="17"/>
-              </w:rPr>
-              <w:t xml:space="preserve">1.000</w:t>
-            </w:r>
-          </w:p>
-        </w:tc>
-      </w:tr>
-      <w:tr>
-        <w:trPr>
-          <w:tblHeader w:val="false"/>
-        </w:trPr>
-        <w:tc>
-          <w:tcPr>
-            <w:tcW w:type="dxa" w:w="2059"/>
-            <w:tcMar>
-              <w:top w:type="dxa" w:w="60"/>
-              <w:left w:type="dxa" w:w="100"/>
-              <w:bottom w:type="dxa" w:w="60"/>
-              <w:right w:type="dxa" w:w="100"/>
-            </w:tcMar>
-          </w:tcPr>
-          <w:p>
-            <w:pPr>
-              <w:spacing w:after="0"/>
-              <w:jc w:val="left"/>
-            </w:pPr>
-            <w:r>
-              <w:rPr>
-                <w:sz w:val="17"/>
-                <w:szCs w:val="17"/>
-              </w:rPr>
-              <w:t xml:space="preserve">KGW</w:t>
-            </w:r>
-          </w:p>
-        </w:tc>
-        <w:tc>
-          <w:tcPr>
-            <w:tcW w:type="dxa" w:w="1216"/>
-            <w:tcMar>
-              <w:top w:type="dxa" w:w="60"/>
-              <w:left w:type="dxa" w:w="100"/>
-              <w:bottom w:type="dxa" w:w="60"/>
-              <w:right w:type="dxa" w:w="100"/>
-            </w:tcMar>
-          </w:tcPr>
-          <w:p>
-            <w:pPr>
-              <w:spacing w:after="0"/>
-              <w:jc w:val="left"/>
-            </w:pPr>
-            <w:r>
-              <w:rPr>
-                <w:sz w:val="17"/>
-                <w:szCs w:val="17"/>
-              </w:rPr>
-              <w:t xml:space="preserve">morph_v1+dia</w:t>
-            </w:r>
-          </w:p>
-        </w:tc>
-        <w:tc>
-          <w:tcPr>
-            <w:tcW w:type="dxa" w:w="1216"/>
-            <w:tcMar>
-              <w:top w:type="dxa" w:w="60"/>
-              <w:left w:type="dxa" w:w="100"/>
-              <w:bottom w:type="dxa" w:w="60"/>
-              <w:right w:type="dxa" w:w="100"/>
-            </w:tcMar>
-          </w:tcPr>
-          <w:p>
-            <w:pPr>
-              <w:spacing w:after="0"/>
-              <w:jc w:val="right"/>
-            </w:pPr>
-            <w:r>
-              <w:rPr>
-                <w:sz w:val="17"/>
-                <w:szCs w:val="17"/>
-              </w:rPr>
-              <w:t xml:space="preserve">0.844</w:t>
-            </w:r>
-          </w:p>
-        </w:tc>
-        <w:tc>
-          <w:tcPr>
-            <w:tcW w:type="dxa" w:w="1216"/>
-            <w:tcMar>
-              <w:top w:type="dxa" w:w="60"/>
-              <w:left w:type="dxa" w:w="100"/>
-              <w:bottom w:type="dxa" w:w="60"/>
-              <w:right w:type="dxa" w:w="100"/>
-            </w:tcMar>
-          </w:tcPr>
-          <w:p>
-            <w:pPr>
-              <w:spacing w:after="0"/>
-              <w:jc w:val="right"/>
-            </w:pPr>
-            <w:r>
-              <w:rPr>
-                <w:sz w:val="17"/>
-                <w:szCs w:val="17"/>
-              </w:rPr>
-              <w:t xml:space="preserve">0.010</w:t>
-            </w:r>
-          </w:p>
-        </w:tc>
-        <w:tc>
-          <w:tcPr>
-            <w:tcW w:type="dxa" w:w="1216"/>
-            <w:tcMar>
-              <w:top w:type="dxa" w:w="60"/>
-              <w:left w:type="dxa" w:w="100"/>
-              <w:bottom w:type="dxa" w:w="60"/>
-              <w:right w:type="dxa" w:w="100"/>
-            </w:tcMar>
-          </w:tcPr>
-          <w:p>
-            <w:pPr>
-              <w:spacing w:after="0"/>
-              <w:jc w:val="right"/>
-            </w:pPr>
-            <w:r>
-              <w:rPr>
-                <w:sz w:val="17"/>
-                <w:szCs w:val="17"/>
-              </w:rPr>
-              <w:t xml:space="preserve">1/96</w:t>
-            </w:r>
-          </w:p>
-        </w:tc>
-        <w:tc>
-          <w:tcPr>
-            <w:tcW w:type="dxa" w:w="1216"/>
-            <w:tcMar>
-              <w:top w:type="dxa" w:w="60"/>
-              <w:left w:type="dxa" w:w="100"/>
-              <w:bottom w:type="dxa" w:w="60"/>
-              <w:right w:type="dxa" w:w="100"/>
-            </w:tcMar>
-          </w:tcPr>
-          <w:p>
-            <w:pPr>
-              <w:spacing w:after="0"/>
-              <w:jc w:val="right"/>
-            </w:pPr>
-            <w:r>
-              <w:rPr>
-                <w:sz w:val="17"/>
-                <w:szCs w:val="17"/>
-              </w:rPr>
-              <w:t xml:space="preserve">0.057</w:t>
-            </w:r>
-          </w:p>
-        </w:tc>
-        <w:tc>
-          <w:tcPr>
-            <w:tcW w:type="dxa" w:w="1221"/>
-            <w:tcMar>
-              <w:top w:type="dxa" w:w="60"/>
-              <w:left w:type="dxa" w:w="100"/>
-              <w:bottom w:type="dxa" w:w="60"/>
-              <w:right w:type="dxa" w:w="100"/>
-            </w:tcMar>
-          </w:tcPr>
-          <w:p>
-            <w:pPr>
-              <w:spacing w:after="0"/>
-              <w:jc w:val="right"/>
-            </w:pPr>
-            <w:r>
-              <w:rPr>
-                <w:sz w:val="17"/>
-                <w:szCs w:val="17"/>
-              </w:rPr>
-              <w:t xml:space="preserve">0.995</w:t>
-            </w:r>
-          </w:p>
-        </w:tc>
-      </w:tr>
-      <w:tr>
-        <w:trPr>
-          <w:tblHeader w:val="false"/>
-        </w:trPr>
-        <w:tc>
-          <w:tcPr>
-            <w:tcW w:type="dxa" w:w="2059"/>
-            <w:tcMar>
-              <w:top w:type="dxa" w:w="60"/>
-              <w:left w:type="dxa" w:w="100"/>
-              <w:bottom w:type="dxa" w:w="60"/>
-              <w:right w:type="dxa" w:w="100"/>
-            </w:tcMar>
-          </w:tcPr>
-          <w:p>
-            <w:pPr>
-              <w:spacing w:after="0"/>
-              <w:jc w:val="left"/>
-            </w:pPr>
-            <w:r>
-              <w:rPr>
-                <w:sz w:val="17"/>
-                <w:szCs w:val="17"/>
-              </w:rPr>
-              <w:t xml:space="preserve">KGW</w:t>
-            </w:r>
-          </w:p>
-        </w:tc>
-        <w:tc>
-          <w:tcPr>
-            <w:tcW w:type="dxa" w:w="1216"/>
-            <w:tcMar>
-              <w:top w:type="dxa" w:w="60"/>
-              <w:left w:type="dxa" w:w="100"/>
-              <w:bottom w:type="dxa" w:w="60"/>
-              <w:right w:type="dxa" w:w="100"/>
-            </w:tcMar>
-          </w:tcPr>
-          <w:p>
-            <w:pPr>
-              <w:spacing w:after="0"/>
-              <w:jc w:val="left"/>
-            </w:pPr>
-            <w:r>
-              <w:rPr>
-                <w:sz w:val="17"/>
-                <w:szCs w:val="17"/>
-              </w:rPr>
-              <w:t xml:space="preserve">rtt</w:t>
-            </w:r>
-          </w:p>
-        </w:tc>
-        <w:tc>
-          <w:tcPr>
-            <w:tcW w:type="dxa" w:w="1216"/>
-            <w:tcMar>
-              <w:top w:type="dxa" w:w="60"/>
-              <w:left w:type="dxa" w:w="100"/>
-              <w:bottom w:type="dxa" w:w="60"/>
-              <w:right w:type="dxa" w:w="100"/>
-            </w:tcMar>
-          </w:tcPr>
-          <w:p>
-            <w:pPr>
-              <w:spacing w:after="0"/>
-              <w:jc w:val="right"/>
-            </w:pPr>
-            <w:r>
-              <w:rPr>
-                <w:sz w:val="17"/>
-                <w:szCs w:val="17"/>
-              </w:rPr>
-              <w:t xml:space="preserve">0.594</w:t>
-            </w:r>
-          </w:p>
-        </w:tc>
-        <w:tc>
-          <w:tcPr>
-            <w:tcW w:type="dxa" w:w="1216"/>
-            <w:tcMar>
-              <w:top w:type="dxa" w:w="60"/>
-              <w:left w:type="dxa" w:w="100"/>
-              <w:bottom w:type="dxa" w:w="60"/>
-              <w:right w:type="dxa" w:w="100"/>
-            </w:tcMar>
-          </w:tcPr>
-          <w:p>
-            <w:pPr>
-              <w:spacing w:after="0"/>
-              <w:jc w:val="right"/>
-            </w:pPr>
-            <w:r>
-              <w:rPr>
-                <w:sz w:val="17"/>
-                <w:szCs w:val="17"/>
-              </w:rPr>
-              <w:t xml:space="preserve">0.010</w:t>
-            </w:r>
-          </w:p>
-        </w:tc>
-        <w:tc>
-          <w:tcPr>
-            <w:tcW w:type="dxa" w:w="1216"/>
-            <w:tcMar>
-              <w:top w:type="dxa" w:w="60"/>
-              <w:left w:type="dxa" w:w="100"/>
-              <w:bottom w:type="dxa" w:w="60"/>
-              <w:right w:type="dxa" w:w="100"/>
-            </w:tcMar>
-          </w:tcPr>
-          <w:p>
-            <w:pPr>
-              <w:spacing w:after="0"/>
-              <w:jc w:val="right"/>
-            </w:pPr>
-            <w:r>
-              <w:rPr>
-                <w:sz w:val="17"/>
-                <w:szCs w:val="17"/>
-              </w:rPr>
-              <w:t xml:space="preserve">1/96</w:t>
-            </w:r>
-          </w:p>
-        </w:tc>
-        <w:tc>
-          <w:tcPr>
-            <w:tcW w:type="dxa" w:w="1216"/>
-            <w:tcMar>
-              <w:top w:type="dxa" w:w="60"/>
-              <w:left w:type="dxa" w:w="100"/>
-              <w:bottom w:type="dxa" w:w="60"/>
-              <w:right w:type="dxa" w:w="100"/>
-            </w:tcMar>
-          </w:tcPr>
-          <w:p>
-            <w:pPr>
-              <w:spacing w:after="0"/>
-              <w:jc w:val="right"/>
-            </w:pPr>
-            <w:r>
-              <w:rPr>
-                <w:sz w:val="17"/>
-                <w:szCs w:val="17"/>
-              </w:rPr>
-              <w:t xml:space="preserve">0.057</w:t>
-            </w:r>
-          </w:p>
-        </w:tc>
-        <w:tc>
-          <w:tcPr>
-            <w:tcW w:type="dxa" w:w="1221"/>
-            <w:tcMar>
-              <w:top w:type="dxa" w:w="60"/>
-              <w:left w:type="dxa" w:w="100"/>
-              <w:bottom w:type="dxa" w:w="60"/>
-              <w:right w:type="dxa" w:w="100"/>
-            </w:tcMar>
-          </w:tcPr>
-          <w:p>
-            <w:pPr>
-              <w:spacing w:after="0"/>
-              <w:jc w:val="right"/>
-            </w:pPr>
-            <w:r>
-              <w:rPr>
-                <w:sz w:val="17"/>
-                <w:szCs w:val="17"/>
-              </w:rPr>
-              <w:t xml:space="preserve">0.961</w:t>
-            </w:r>
-          </w:p>
-        </w:tc>
-      </w:tr>
-      <w:tr>
-        <w:trPr>
-          <w:tblHeader w:val="false"/>
-        </w:trPr>
-        <w:tc>
-          <w:tcPr>
-            <w:tcW w:type="dxa" w:w="2059"/>
-            <w:tcMar>
-              <w:top w:type="dxa" w:w="60"/>
-              <w:left w:type="dxa" w:w="100"/>
-              <w:bottom w:type="dxa" w:w="60"/>
-              <w:right w:type="dxa" w:w="100"/>
-            </w:tcMar>
-          </w:tcPr>
-          <w:p>
-            <w:pPr>
-              <w:spacing w:after="0"/>
-              <w:jc w:val="left"/>
-            </w:pPr>
-            <w:r>
-              <w:rPr>
-                <w:sz w:val="17"/>
-                <w:szCs w:val="17"/>
-              </w:rPr>
-              <w:t xml:space="preserve">KGW</w:t>
-            </w:r>
-          </w:p>
-        </w:tc>
-        <w:tc>
-          <w:tcPr>
-            <w:tcW w:type="dxa" w:w="1216"/>
-            <w:tcMar>
-              <w:top w:type="dxa" w:w="60"/>
-              <w:left w:type="dxa" w:w="100"/>
-              <w:bottom w:type="dxa" w:w="60"/>
-              <w:right w:type="dxa" w:w="100"/>
-            </w:tcMar>
-          </w:tcPr>
-          <w:p>
-            <w:pPr>
-              <w:spacing w:after="0"/>
-              <w:jc w:val="left"/>
-            </w:pPr>
-            <w:r>
-              <w:rPr>
-                <w:sz w:val="17"/>
-                <w:szCs w:val="17"/>
-              </w:rPr>
-              <w:t xml:space="preserve">para</w:t>
-            </w:r>
-          </w:p>
-        </w:tc>
-        <w:tc>
-          <w:tcPr>
-            <w:tcW w:type="dxa" w:w="1216"/>
-            <w:tcMar>
-              <w:top w:type="dxa" w:w="60"/>
-              <w:left w:type="dxa" w:w="100"/>
-              <w:bottom w:type="dxa" w:w="60"/>
-              <w:right w:type="dxa" w:w="100"/>
-            </w:tcMar>
-          </w:tcPr>
-          <w:p>
-            <w:pPr>
-              <w:spacing w:after="0"/>
-              <w:jc w:val="right"/>
-            </w:pPr>
-            <w:r>
-              <w:rPr>
-                <w:sz w:val="17"/>
-                <w:szCs w:val="17"/>
-              </w:rPr>
-              <w:t xml:space="preserve">0.990</w:t>
-            </w:r>
-          </w:p>
-        </w:tc>
-        <w:tc>
-          <w:tcPr>
-            <w:tcW w:type="dxa" w:w="1216"/>
-            <w:tcMar>
-              <w:top w:type="dxa" w:w="60"/>
-              <w:left w:type="dxa" w:w="100"/>
-              <w:bottom w:type="dxa" w:w="60"/>
-              <w:right w:type="dxa" w:w="100"/>
-            </w:tcMar>
-          </w:tcPr>
-          <w:p>
-            <w:pPr>
-              <w:spacing w:after="0"/>
-              <w:jc w:val="right"/>
-            </w:pPr>
-            <w:r>
-              <w:rPr>
-                <w:sz w:val="17"/>
-                <w:szCs w:val="17"/>
-              </w:rPr>
-              <w:t xml:space="preserve">0.000</w:t>
-            </w:r>
-          </w:p>
-        </w:tc>
-        <w:tc>
-          <w:tcPr>
-            <w:tcW w:type="dxa" w:w="1216"/>
-            <w:tcMar>
-              <w:top w:type="dxa" w:w="60"/>
-              <w:left w:type="dxa" w:w="100"/>
-              <w:bottom w:type="dxa" w:w="60"/>
-              <w:right w:type="dxa" w:w="100"/>
-            </w:tcMar>
-          </w:tcPr>
-          <w:p>
-            <w:pPr>
-              <w:spacing w:after="0"/>
-              <w:jc w:val="right"/>
-            </w:pPr>
-            <w:r>
-              <w:rPr>
-                <w:sz w:val="17"/>
-                <w:szCs w:val="17"/>
-              </w:rPr>
-              <w:t xml:space="preserve">0/96</w:t>
-            </w:r>
-          </w:p>
-        </w:tc>
-        <w:tc>
-          <w:tcPr>
-            <w:tcW w:type="dxa" w:w="1216"/>
-            <w:tcMar>
-              <w:top w:type="dxa" w:w="60"/>
-              <w:left w:type="dxa" w:w="100"/>
-              <w:bottom w:type="dxa" w:w="60"/>
-              <w:right w:type="dxa" w:w="100"/>
-            </w:tcMar>
-          </w:tcPr>
-          <w:p>
-            <w:pPr>
-              <w:spacing w:after="0"/>
-              <w:jc w:val="right"/>
-            </w:pPr>
-            <w:r>
-              <w:rPr>
-                <w:sz w:val="17"/>
-                <w:szCs w:val="17"/>
-              </w:rPr>
-              <w:t xml:space="preserve">0.038</w:t>
-            </w:r>
-          </w:p>
-        </w:tc>
-        <w:tc>
-          <w:tcPr>
-            <w:tcW w:type="dxa" w:w="1221"/>
-            <w:tcMar>
-              <w:top w:type="dxa" w:w="60"/>
-              <w:left w:type="dxa" w:w="100"/>
-              <w:bottom w:type="dxa" w:w="60"/>
-              <w:right w:type="dxa" w:w="100"/>
-            </w:tcMar>
-          </w:tcPr>
-          <w:p>
-            <w:pPr>
-              <w:spacing w:after="0"/>
-              <w:jc w:val="right"/>
-            </w:pPr>
-            <w:r>
-              <w:rPr>
-                <w:sz w:val="17"/>
-                <w:szCs w:val="17"/>
-              </w:rPr>
-              <w:t xml:space="preserve">0.999</w:t>
-            </w:r>
-          </w:p>
-        </w:tc>
-      </w:tr>
-      <w:tr>
-        <w:trPr>
-          <w:tblHeader w:val="false"/>
-        </w:trPr>
-        <w:tc>
-          <w:tcPr>
-            <w:tcW w:type="dxa" w:w="2059"/>
-            <w:tcMar>
-              <w:top w:type="dxa" w:w="60"/>
-              <w:left w:type="dxa" w:w="100"/>
-              <w:bottom w:type="dxa" w:w="60"/>
-              <w:right w:type="dxa" w:w="100"/>
-            </w:tcMar>
-          </w:tcPr>
-          <w:p>
-            <w:pPr>
-              <w:spacing w:after="0"/>
-              <w:jc w:val="left"/>
-            </w:pPr>
-            <w:r>
-              <w:rPr>
-                <w:sz w:val="17"/>
-                <w:szCs w:val="17"/>
-              </w:rPr>
-              <w:t xml:space="preserve">KGW</w:t>
-            </w:r>
-          </w:p>
-        </w:tc>
-        <w:tc>
-          <w:tcPr>
-            <w:tcW w:type="dxa" w:w="1216"/>
-            <w:tcMar>
-              <w:top w:type="dxa" w:w="60"/>
-              <w:left w:type="dxa" w:w="100"/>
-              <w:bottom w:type="dxa" w:w="60"/>
-              <w:right w:type="dxa" w:w="100"/>
-            </w:tcMar>
-          </w:tcPr>
-          <w:p>
-            <w:pPr>
-              <w:spacing w:after="0"/>
-              <w:jc w:val="left"/>
-            </w:pPr>
-            <w:r>
-              <w:rPr>
-                <w:sz w:val="17"/>
-                <w:szCs w:val="17"/>
-              </w:rPr>
-              <w:t xml:space="preserve">launder</w:t>
-            </w:r>
-          </w:p>
-        </w:tc>
-        <w:tc>
-          <w:tcPr>
-            <w:tcW w:type="dxa" w:w="1216"/>
-            <w:tcMar>
-              <w:top w:type="dxa" w:w="60"/>
-              <w:left w:type="dxa" w:w="100"/>
-              <w:bottom w:type="dxa" w:w="60"/>
-              <w:right w:type="dxa" w:w="100"/>
-            </w:tcMar>
-          </w:tcPr>
-          <w:p>
-            <w:pPr>
-              <w:spacing w:after="0"/>
-              <w:jc w:val="right"/>
-            </w:pPr>
-            <w:r>
-              <w:rPr>
-                <w:sz w:val="17"/>
-                <w:szCs w:val="17"/>
-              </w:rPr>
-              <w:t xml:space="preserve">0.938</w:t>
-            </w:r>
-          </w:p>
-        </w:tc>
-        <w:tc>
-          <w:tcPr>
-            <w:tcW w:type="dxa" w:w="1216"/>
-            <w:tcMar>
-              <w:top w:type="dxa" w:w="60"/>
-              <w:left w:type="dxa" w:w="100"/>
-              <w:bottom w:type="dxa" w:w="60"/>
-              <w:right w:type="dxa" w:w="100"/>
-            </w:tcMar>
-          </w:tcPr>
-          <w:p>
-            <w:pPr>
-              <w:spacing w:after="0"/>
-              <w:jc w:val="right"/>
-            </w:pPr>
-            <w:r>
-              <w:rPr>
-                <w:sz w:val="17"/>
-                <w:szCs w:val="17"/>
-              </w:rPr>
-              <w:t xml:space="preserve">0.000</w:t>
-            </w:r>
-          </w:p>
-        </w:tc>
-        <w:tc>
-          <w:tcPr>
-            <w:tcW w:type="dxa" w:w="1216"/>
-            <w:tcMar>
-              <w:top w:type="dxa" w:w="60"/>
-              <w:left w:type="dxa" w:w="100"/>
-              <w:bottom w:type="dxa" w:w="60"/>
-              <w:right w:type="dxa" w:w="100"/>
-            </w:tcMar>
-          </w:tcPr>
-          <w:p>
-            <w:pPr>
-              <w:spacing w:after="0"/>
-              <w:jc w:val="right"/>
-            </w:pPr>
-            <w:r>
-              <w:rPr>
-                <w:sz w:val="17"/>
-                <w:szCs w:val="17"/>
-              </w:rPr>
-              <w:t xml:space="preserve">0/96</w:t>
-            </w:r>
-          </w:p>
-        </w:tc>
-        <w:tc>
-          <w:tcPr>
-            <w:tcW w:type="dxa" w:w="1216"/>
-            <w:tcMar>
-              <w:top w:type="dxa" w:w="60"/>
-              <w:left w:type="dxa" w:w="100"/>
-              <w:bottom w:type="dxa" w:w="60"/>
-              <w:right w:type="dxa" w:w="100"/>
-            </w:tcMar>
-          </w:tcPr>
-          <w:p>
-            <w:pPr>
-              <w:spacing w:after="0"/>
-              <w:jc w:val="right"/>
-            </w:pPr>
-            <w:r>
-              <w:rPr>
-                <w:sz w:val="17"/>
-                <w:szCs w:val="17"/>
-              </w:rPr>
-              <w:t xml:space="preserve">0.038</w:t>
-            </w:r>
-          </w:p>
-        </w:tc>
-        <w:tc>
-          <w:tcPr>
-            <w:tcW w:type="dxa" w:w="1221"/>
-            <w:tcMar>
-              <w:top w:type="dxa" w:w="60"/>
-              <w:left w:type="dxa" w:w="100"/>
-              <w:bottom w:type="dxa" w:w="60"/>
-              <w:right w:type="dxa" w:w="100"/>
-            </w:tcMar>
-          </w:tcPr>
-          <w:p>
-            <w:pPr>
-              <w:spacing w:after="0"/>
-              <w:jc w:val="right"/>
-            </w:pPr>
-            <w:r>
-              <w:rPr>
-                <w:sz w:val="17"/>
-                <w:szCs w:val="17"/>
-              </w:rPr>
-              <w:t xml:space="preserve">0.999</w:t>
-            </w:r>
-          </w:p>
-        </w:tc>
-      </w:tr>
-      <w:tr>
-        <w:trPr>
-          <w:tblHeader w:val="false"/>
-        </w:trPr>
-        <w:tc>
-          <w:tcPr>
-            <w:tcW w:type="dxa" w:w="2059"/>
-            <w:tcMar>
-              <w:top w:type="dxa" w:w="60"/>
-              <w:left w:type="dxa" w:w="100"/>
-              <w:bottom w:type="dxa" w:w="60"/>
-              <w:right w:type="dxa" w:w="100"/>
-            </w:tcMar>
-          </w:tcPr>
-          <w:p>
-            <w:pPr>
-              <w:spacing w:after="0"/>
-              <w:jc w:val="left"/>
-            </w:pPr>
-            <w:r>
-              <w:rPr>
-                <w:sz w:val="17"/>
-                <w:szCs w:val="17"/>
-              </w:rPr>
-              <w:t xml:space="preserve">KGW</w:t>
-            </w:r>
-          </w:p>
-        </w:tc>
-        <w:tc>
-          <w:tcPr>
-            <w:tcW w:type="dxa" w:w="1216"/>
-            <w:tcMar>
-              <w:top w:type="dxa" w:w="60"/>
-              <w:left w:type="dxa" w:w="100"/>
-              <w:bottom w:type="dxa" w:w="60"/>
-              <w:right w:type="dxa" w:w="100"/>
-            </w:tcMar>
-          </w:tcPr>
-          <w:p>
-            <w:pPr>
-              <w:spacing w:after="0"/>
-              <w:jc w:val="left"/>
-            </w:pPr>
-            <w:r>
-              <w:rPr>
-                <w:sz w:val="17"/>
-                <w:szCs w:val="17"/>
-              </w:rPr>
-              <w:t xml:space="preserve">launder_api</w:t>
-            </w:r>
-          </w:p>
-        </w:tc>
-        <w:tc>
-          <w:tcPr>
-            <w:tcW w:type="dxa" w:w="1216"/>
-            <w:tcMar>
-              <w:top w:type="dxa" w:w="60"/>
-              <w:left w:type="dxa" w:w="100"/>
-              <w:bottom w:type="dxa" w:w="60"/>
-              <w:right w:type="dxa" w:w="100"/>
-            </w:tcMar>
-          </w:tcPr>
-          <w:p>
-            <w:pPr>
-              <w:spacing w:after="0"/>
-              <w:jc w:val="right"/>
-            </w:pPr>
-            <w:r>
-              <w:rPr>
-                <w:sz w:val="17"/>
-                <w:szCs w:val="17"/>
-              </w:rPr>
-              <w:t xml:space="preserve">0.427</w:t>
-            </w:r>
-          </w:p>
-        </w:tc>
-        <w:tc>
-          <w:tcPr>
-            <w:tcW w:type="dxa" w:w="1216"/>
-            <w:tcMar>
-              <w:top w:type="dxa" w:w="60"/>
-              <w:left w:type="dxa" w:w="100"/>
-              <w:bottom w:type="dxa" w:w="60"/>
-              <w:right w:type="dxa" w:w="100"/>
-            </w:tcMar>
-          </w:tcPr>
-          <w:p>
-            <w:pPr>
-              <w:spacing w:after="0"/>
-              <w:jc w:val="right"/>
-            </w:pPr>
-            <w:r>
-              <w:rPr>
-                <w:sz w:val="17"/>
-                <w:szCs w:val="17"/>
-              </w:rPr>
-              <w:t xml:space="preserve">0.000</w:t>
-            </w:r>
-          </w:p>
-        </w:tc>
-        <w:tc>
-          <w:tcPr>
-            <w:tcW w:type="dxa" w:w="1216"/>
-            <w:tcMar>
-              <w:top w:type="dxa" w:w="60"/>
-              <w:left w:type="dxa" w:w="100"/>
-              <w:bottom w:type="dxa" w:w="60"/>
-              <w:right w:type="dxa" w:w="100"/>
-            </w:tcMar>
-          </w:tcPr>
-          <w:p>
-            <w:pPr>
-              <w:spacing w:after="0"/>
-              <w:jc w:val="right"/>
-            </w:pPr>
-            <w:r>
-              <w:rPr>
-                <w:sz w:val="17"/>
-                <w:szCs w:val="17"/>
-              </w:rPr>
-              <w:t xml:space="preserve">0/96</w:t>
-            </w:r>
-          </w:p>
-        </w:tc>
-        <w:tc>
-          <w:tcPr>
-            <w:tcW w:type="dxa" w:w="1216"/>
-            <w:tcMar>
-              <w:top w:type="dxa" w:w="60"/>
-              <w:left w:type="dxa" w:w="100"/>
-              <w:bottom w:type="dxa" w:w="60"/>
-              <w:right w:type="dxa" w:w="100"/>
-            </w:tcMar>
-          </w:tcPr>
-          <w:p>
-            <w:pPr>
-              <w:spacing w:after="0"/>
-              <w:jc w:val="right"/>
-            </w:pPr>
-            <w:r>
-              <w:rPr>
-                <w:sz w:val="17"/>
-                <w:szCs w:val="17"/>
-              </w:rPr>
-              <w:t xml:space="preserve">0.038</w:t>
-            </w:r>
-          </w:p>
-        </w:tc>
-        <w:tc>
-          <w:tcPr>
-            <w:tcW w:type="dxa" w:w="1221"/>
-            <w:tcMar>
-              <w:top w:type="dxa" w:w="60"/>
-              <w:left w:type="dxa" w:w="100"/>
-              <w:bottom w:type="dxa" w:w="60"/>
-              <w:right w:type="dxa" w:w="100"/>
-            </w:tcMar>
-          </w:tcPr>
-          <w:p>
-            <w:pPr>
-              <w:spacing w:after="0"/>
-              <w:jc w:val="right"/>
-            </w:pPr>
-            <w:r>
-              <w:rPr>
-                <w:sz w:val="17"/>
-                <w:szCs w:val="17"/>
-              </w:rPr>
-              <w:t xml:space="preserve">0.941</w:t>
-            </w:r>
-          </w:p>
-        </w:tc>
-      </w:tr>
-      <w:tr>
-        <w:trPr>
-          <w:tblHeader w:val="false"/>
-        </w:trPr>
-        <w:tc>
-          <w:tcPr>
-            <w:tcW w:type="dxa" w:w="2059"/>
-            <w:tcMar>
-              <w:top w:type="dxa" w:w="60"/>
-              <w:left w:type="dxa" w:w="100"/>
-              <w:bottom w:type="dxa" w:w="60"/>
-              <w:right w:type="dxa" w:w="100"/>
-            </w:tcMar>
-          </w:tcPr>
-          <w:p>
-            <w:pPr>
-              <w:spacing w:after="0"/>
-              <w:jc w:val="left"/>
-            </w:pPr>
-            <w:r>
-              <w:rPr>
-                <w:sz w:val="17"/>
-                <w:szCs w:val="17"/>
-              </w:rPr>
-              <w:t xml:space="preserve">SynthID</w:t>
-            </w:r>
-          </w:p>
-        </w:tc>
-        <w:tc>
-          <w:tcPr>
-            <w:tcW w:type="dxa" w:w="1216"/>
-            <w:tcMar>
-              <w:top w:type="dxa" w:w="60"/>
-              <w:left w:type="dxa" w:w="100"/>
-              <w:bottom w:type="dxa" w:w="60"/>
-              <w:right w:type="dxa" w:w="100"/>
-            </w:tcMar>
-          </w:tcPr>
-          <w:p>
-            <w:pPr>
-              <w:spacing w:after="0"/>
-              <w:jc w:val="left"/>
-            </w:pPr>
-            <w:r>
-              <w:rPr>
-                <w:sz w:val="17"/>
-                <w:szCs w:val="17"/>
-              </w:rPr>
-              <w:t xml:space="preserve">clean</w:t>
-            </w:r>
-          </w:p>
-        </w:tc>
-        <w:tc>
-          <w:tcPr>
-            <w:tcW w:type="dxa" w:w="1216"/>
-            <w:tcMar>
-              <w:top w:type="dxa" w:w="60"/>
-              <w:left w:type="dxa" w:w="100"/>
-              <w:bottom w:type="dxa" w:w="60"/>
-              <w:right w:type="dxa" w:w="100"/>
-            </w:tcMar>
-          </w:tcPr>
-          <w:p>
-            <w:pPr>
-              <w:spacing w:after="0"/>
-              <w:jc w:val="right"/>
-            </w:pPr>
-            <w:r>
-              <w:rPr>
-                <w:sz w:val="17"/>
-                <w:szCs w:val="17"/>
-              </w:rPr>
-              <w:t xml:space="preserve">1.000</w:t>
-            </w:r>
-          </w:p>
-        </w:tc>
-        <w:tc>
-          <w:tcPr>
-            <w:tcW w:type="dxa" w:w="1216"/>
-            <w:tcMar>
-              <w:top w:type="dxa" w:w="60"/>
-              <w:left w:type="dxa" w:w="100"/>
-              <w:bottom w:type="dxa" w:w="60"/>
-              <w:right w:type="dxa" w:w="100"/>
-            </w:tcMar>
-          </w:tcPr>
-          <w:p>
-            <w:pPr>
-              <w:spacing w:after="0"/>
-              <w:jc w:val="right"/>
-            </w:pPr>
-            <w:r>
-              <w:rPr>
-                <w:sz w:val="17"/>
-                <w:szCs w:val="17"/>
-              </w:rPr>
-              <w:t xml:space="preserve">0.010</w:t>
-            </w:r>
-          </w:p>
-        </w:tc>
-        <w:tc>
-          <w:tcPr>
-            <w:tcW w:type="dxa" w:w="1216"/>
-            <w:tcMar>
-              <w:top w:type="dxa" w:w="60"/>
-              <w:left w:type="dxa" w:w="100"/>
-              <w:bottom w:type="dxa" w:w="60"/>
-              <w:right w:type="dxa" w:w="100"/>
-            </w:tcMar>
-          </w:tcPr>
-          <w:p>
-            <w:pPr>
-              <w:spacing w:after="0"/>
-              <w:jc w:val="right"/>
-            </w:pPr>
-            <w:r>
-              <w:rPr>
-                <w:sz w:val="17"/>
-                <w:szCs w:val="17"/>
-              </w:rPr>
-              <w:t xml:space="preserve">1/96</w:t>
-            </w:r>
-          </w:p>
-        </w:tc>
-        <w:tc>
-          <w:tcPr>
-            <w:tcW w:type="dxa" w:w="1216"/>
-            <w:tcMar>
-              <w:top w:type="dxa" w:w="60"/>
-              <w:left w:type="dxa" w:w="100"/>
-              <w:bottom w:type="dxa" w:w="60"/>
-              <w:right w:type="dxa" w:w="100"/>
-            </w:tcMar>
-          </w:tcPr>
-          <w:p>
-            <w:pPr>
-              <w:spacing w:after="0"/>
-              <w:jc w:val="right"/>
-            </w:pPr>
-            <w:r>
-              <w:rPr>
-                <w:sz w:val="17"/>
-                <w:szCs w:val="17"/>
-              </w:rPr>
-              <w:t xml:space="preserve">0.057</w:t>
-            </w:r>
-          </w:p>
-        </w:tc>
-        <w:tc>
-          <w:tcPr>
-            <w:tcW w:type="dxa" w:w="1221"/>
-            <w:tcMar>
-              <w:top w:type="dxa" w:w="60"/>
-              <w:left w:type="dxa" w:w="100"/>
-              <w:bottom w:type="dxa" w:w="60"/>
-              <w:right w:type="dxa" w:w="100"/>
-            </w:tcMar>
-          </w:tcPr>
-          <w:p>
-            <w:pPr>
-              <w:spacing w:after="0"/>
-              <w:jc w:val="right"/>
-            </w:pPr>
-            <w:r>
-              <w:rPr>
-                <w:sz w:val="17"/>
-                <w:szCs w:val="17"/>
-              </w:rPr>
-              <w:t xml:space="preserve">1.000</w:t>
-            </w:r>
-          </w:p>
-        </w:tc>
-      </w:tr>
-      <w:tr>
-        <w:trPr>
-          <w:tblHeader w:val="false"/>
-        </w:trPr>
-        <w:tc>
-          <w:tcPr>
-            <w:tcW w:type="dxa" w:w="2059"/>
-            <w:tcMar>
-              <w:top w:type="dxa" w:w="60"/>
-              <w:left w:type="dxa" w:w="100"/>
-              <w:bottom w:type="dxa" w:w="60"/>
-              <w:right w:type="dxa" w:w="100"/>
-            </w:tcMar>
-          </w:tcPr>
-          <w:p>
-            <w:pPr>
-              <w:spacing w:after="0"/>
-              <w:jc w:val="left"/>
-            </w:pPr>
-            <w:r>
-              <w:rPr>
-                <w:sz w:val="17"/>
-                <w:szCs w:val="17"/>
-              </w:rPr>
-              <w:t xml:space="preserve">SynthID</w:t>
-            </w:r>
-          </w:p>
-        </w:tc>
-        <w:tc>
-          <w:tcPr>
-            <w:tcW w:type="dxa" w:w="1216"/>
-            <w:tcMar>
-              <w:top w:type="dxa" w:w="60"/>
-              <w:left w:type="dxa" w:w="100"/>
-              <w:bottom w:type="dxa" w:w="60"/>
-              <w:right w:type="dxa" w:w="100"/>
-            </w:tcMar>
-          </w:tcPr>
-          <w:p>
-            <w:pPr>
-              <w:spacing w:after="0"/>
-              <w:jc w:val="left"/>
-            </w:pPr>
-            <w:r>
-              <w:rPr>
-                <w:sz w:val="17"/>
-                <w:szCs w:val="17"/>
-              </w:rPr>
-              <w:t xml:space="preserve">dia100</w:t>
-            </w:r>
-          </w:p>
-        </w:tc>
-        <w:tc>
-          <w:tcPr>
-            <w:tcW w:type="dxa" w:w="1216"/>
-            <w:tcMar>
-              <w:top w:type="dxa" w:w="60"/>
-              <w:left w:type="dxa" w:w="100"/>
-              <w:bottom w:type="dxa" w:w="60"/>
-              <w:right w:type="dxa" w:w="100"/>
-            </w:tcMar>
-          </w:tcPr>
-          <w:p>
-            <w:pPr>
-              <w:spacing w:after="0"/>
-              <w:jc w:val="right"/>
-            </w:pPr>
-            <w:r>
-              <w:rPr>
-                <w:sz w:val="17"/>
-                <w:szCs w:val="17"/>
-              </w:rPr>
-              <w:t xml:space="preserve">0.677</w:t>
-            </w:r>
-          </w:p>
-        </w:tc>
-        <w:tc>
-          <w:tcPr>
-            <w:tcW w:type="dxa" w:w="1216"/>
-            <w:tcMar>
-              <w:top w:type="dxa" w:w="60"/>
-              <w:left w:type="dxa" w:w="100"/>
-              <w:bottom w:type="dxa" w:w="60"/>
-              <w:right w:type="dxa" w:w="100"/>
-            </w:tcMar>
-          </w:tcPr>
-          <w:p>
-            <w:pPr>
-              <w:spacing w:after="0"/>
-              <w:jc w:val="right"/>
-            </w:pPr>
-            <w:r>
-              <w:rPr>
-                <w:sz w:val="17"/>
-                <w:szCs w:val="17"/>
-              </w:rPr>
-              <w:t xml:space="preserve">0.021</w:t>
-            </w:r>
-          </w:p>
-        </w:tc>
-        <w:tc>
-          <w:tcPr>
-            <w:tcW w:type="dxa" w:w="1216"/>
-            <w:tcMar>
-              <w:top w:type="dxa" w:w="60"/>
-              <w:left w:type="dxa" w:w="100"/>
-              <w:bottom w:type="dxa" w:w="60"/>
-              <w:right w:type="dxa" w:w="100"/>
-            </w:tcMar>
-          </w:tcPr>
-          <w:p>
-            <w:pPr>
-              <w:spacing w:after="0"/>
-              <w:jc w:val="right"/>
-            </w:pPr>
-            <w:r>
-              <w:rPr>
-                <w:sz w:val="17"/>
-                <w:szCs w:val="17"/>
-              </w:rPr>
-              <w:t xml:space="preserve">2/96</w:t>
-            </w:r>
-          </w:p>
-        </w:tc>
-        <w:tc>
-          <w:tcPr>
-            <w:tcW w:type="dxa" w:w="1216"/>
-            <w:tcMar>
-              <w:top w:type="dxa" w:w="60"/>
-              <w:left w:type="dxa" w:w="100"/>
-              <w:bottom w:type="dxa" w:w="60"/>
-              <w:right w:type="dxa" w:w="100"/>
-            </w:tcMar>
-          </w:tcPr>
-          <w:p>
-            <w:pPr>
-              <w:spacing w:after="0"/>
-              <w:jc w:val="right"/>
-            </w:pPr>
-            <w:r>
-              <w:rPr>
-                <w:sz w:val="17"/>
-                <w:szCs w:val="17"/>
-              </w:rPr>
-              <w:t xml:space="preserve">0.073</w:t>
-            </w:r>
-          </w:p>
-        </w:tc>
-        <w:tc>
-          <w:tcPr>
-            <w:tcW w:type="dxa" w:w="1221"/>
-            <w:tcMar>
-              <w:top w:type="dxa" w:w="60"/>
-              <w:left w:type="dxa" w:w="100"/>
-              <w:bottom w:type="dxa" w:w="60"/>
-              <w:right w:type="dxa" w:w="100"/>
-            </w:tcMar>
-          </w:tcPr>
-          <w:p>
-            <w:pPr>
-              <w:spacing w:after="0"/>
-              <w:jc w:val="right"/>
-            </w:pPr>
-            <w:r>
-              <w:rPr>
-                <w:sz w:val="17"/>
-                <w:szCs w:val="17"/>
-              </w:rPr>
-              <w:t xml:space="preserve">0.927</w:t>
-            </w:r>
-          </w:p>
-        </w:tc>
-      </w:tr>
-      <w:tr>
-        <w:trPr>
-          <w:tblHeader w:val="false"/>
-        </w:trPr>
-        <w:tc>
-          <w:tcPr>
-            <w:tcW w:type="dxa" w:w="2059"/>
-            <w:tcMar>
-              <w:top w:type="dxa" w:w="60"/>
-              <w:left w:type="dxa" w:w="100"/>
-              <w:bottom w:type="dxa" w:w="60"/>
-              <w:right w:type="dxa" w:w="100"/>
-            </w:tcMar>
-          </w:tcPr>
-          <w:p>
-            <w:pPr>
-              <w:spacing w:after="0"/>
-              <w:jc w:val="left"/>
-            </w:pPr>
-            <w:r>
-              <w:rPr>
-                <w:sz w:val="17"/>
-                <w:szCs w:val="17"/>
-              </w:rPr>
-              <w:t xml:space="preserve">SynthID</w:t>
-            </w:r>
-          </w:p>
-        </w:tc>
-        <w:tc>
-          <w:tcPr>
-            <w:tcW w:type="dxa" w:w="1216"/>
-            <w:tcMar>
-              <w:top w:type="dxa" w:w="60"/>
-              <w:left w:type="dxa" w:w="100"/>
-              <w:bottom w:type="dxa" w:w="60"/>
-              <w:right w:type="dxa" w:w="100"/>
-            </w:tcMar>
-          </w:tcPr>
-          <w:p>
-            <w:pPr>
-              <w:spacing w:after="0"/>
-              <w:jc w:val="left"/>
-            </w:pPr>
-            <w:r>
-              <w:rPr>
-                <w:sz w:val="17"/>
-                <w:szCs w:val="17"/>
-              </w:rPr>
-              <w:t xml:space="preserve">dia50</w:t>
-            </w:r>
-          </w:p>
-        </w:tc>
-        <w:tc>
-          <w:tcPr>
-            <w:tcW w:type="dxa" w:w="1216"/>
-            <w:tcMar>
-              <w:top w:type="dxa" w:w="60"/>
-              <w:left w:type="dxa" w:w="100"/>
-              <w:bottom w:type="dxa" w:w="60"/>
-              <w:right w:type="dxa" w:w="100"/>
-            </w:tcMar>
-          </w:tcPr>
-          <w:p>
-            <w:pPr>
-              <w:spacing w:after="0"/>
-              <w:jc w:val="right"/>
-            </w:pPr>
-            <w:r>
-              <w:rPr>
-                <w:sz w:val="17"/>
-                <w:szCs w:val="17"/>
-              </w:rPr>
-              <w:t xml:space="preserve">0.948</w:t>
-            </w:r>
-          </w:p>
-        </w:tc>
-        <w:tc>
-          <w:tcPr>
-            <w:tcW w:type="dxa" w:w="1216"/>
-            <w:tcMar>
-              <w:top w:type="dxa" w:w="60"/>
-              <w:left w:type="dxa" w:w="100"/>
-              <w:bottom w:type="dxa" w:w="60"/>
-              <w:right w:type="dxa" w:w="100"/>
-            </w:tcMar>
-          </w:tcPr>
-          <w:p>
-            <w:pPr>
-              <w:spacing w:after="0"/>
-              <w:jc w:val="right"/>
-            </w:pPr>
-            <w:r>
-              <w:rPr>
-                <w:sz w:val="17"/>
-                <w:szCs w:val="17"/>
-              </w:rPr>
-              <w:t xml:space="preserve">0.010</w:t>
-            </w:r>
-          </w:p>
-        </w:tc>
-        <w:tc>
-          <w:tcPr>
-            <w:tcW w:type="dxa" w:w="1216"/>
-            <w:tcMar>
-              <w:top w:type="dxa" w:w="60"/>
-              <w:left w:type="dxa" w:w="100"/>
-              <w:bottom w:type="dxa" w:w="60"/>
-              <w:right w:type="dxa" w:w="100"/>
-            </w:tcMar>
-          </w:tcPr>
-          <w:p>
-            <w:pPr>
-              <w:spacing w:after="0"/>
-              <w:jc w:val="right"/>
-            </w:pPr>
-            <w:r>
-              <w:rPr>
-                <w:sz w:val="17"/>
-                <w:szCs w:val="17"/>
-              </w:rPr>
-              <w:t xml:space="preserve">1/96</w:t>
-            </w:r>
-          </w:p>
-        </w:tc>
-        <w:tc>
-          <w:tcPr>
-            <w:tcW w:type="dxa" w:w="1216"/>
-            <w:tcMar>
-              <w:top w:type="dxa" w:w="60"/>
-              <w:left w:type="dxa" w:w="100"/>
-              <w:bottom w:type="dxa" w:w="60"/>
-              <w:right w:type="dxa" w:w="100"/>
-            </w:tcMar>
-          </w:tcPr>
-          <w:p>
-            <w:pPr>
-              <w:spacing w:after="0"/>
-              <w:jc w:val="right"/>
-            </w:pPr>
-            <w:r>
-              <w:rPr>
-                <w:sz w:val="17"/>
-                <w:szCs w:val="17"/>
-              </w:rPr>
-              <w:t xml:space="preserve">0.057</w:t>
-            </w:r>
-          </w:p>
-        </w:tc>
-        <w:tc>
-          <w:tcPr>
-            <w:tcW w:type="dxa" w:w="1221"/>
-            <w:tcMar>
-              <w:top w:type="dxa" w:w="60"/>
-              <w:left w:type="dxa" w:w="100"/>
-              <w:bottom w:type="dxa" w:w="60"/>
-              <w:right w:type="dxa" w:w="100"/>
-            </w:tcMar>
-          </w:tcPr>
-          <w:p>
-            <w:pPr>
-              <w:spacing w:after="0"/>
-              <w:jc w:val="right"/>
-            </w:pPr>
-            <w:r>
-              <w:rPr>
-                <w:sz w:val="17"/>
-                <w:szCs w:val="17"/>
-              </w:rPr>
-              <w:t xml:space="preserve">0.996</w:t>
-            </w:r>
-          </w:p>
-        </w:tc>
-      </w:tr>
-      <w:tr>
-        <w:trPr>
-          <w:tblHeader w:val="false"/>
-        </w:trPr>
-        <w:tc>
-          <w:tcPr>
-            <w:tcW w:type="dxa" w:w="2059"/>
-            <w:tcMar>
-              <w:top w:type="dxa" w:w="60"/>
-              <w:left w:type="dxa" w:w="100"/>
-              <w:bottom w:type="dxa" w:w="60"/>
-              <w:right w:type="dxa" w:w="100"/>
-            </w:tcMar>
-          </w:tcPr>
-          <w:p>
-            <w:pPr>
-              <w:spacing w:after="0"/>
-              <w:jc w:val="left"/>
-            </w:pPr>
-            <w:r>
-              <w:rPr>
-                <w:sz w:val="17"/>
-                <w:szCs w:val="17"/>
-              </w:rPr>
-              <w:t xml:space="preserve">SynthID</w:t>
-            </w:r>
-          </w:p>
-        </w:tc>
-        <w:tc>
-          <w:tcPr>
-            <w:tcW w:type="dxa" w:w="1216"/>
-            <w:tcMar>
-              <w:top w:type="dxa" w:w="60"/>
-              <w:left w:type="dxa" w:w="100"/>
-              <w:bottom w:type="dxa" w:w="60"/>
-              <w:right w:type="dxa" w:w="100"/>
-            </w:tcMar>
-          </w:tcPr>
-          <w:p>
-            <w:pPr>
-              <w:spacing w:after="0"/>
-              <w:jc w:val="left"/>
-            </w:pPr>
-            <w:r>
-              <w:rPr>
-                <w:sz w:val="17"/>
-                <w:szCs w:val="17"/>
-              </w:rPr>
-              <w:t xml:space="preserve">morph</w:t>
-            </w:r>
-          </w:p>
-        </w:tc>
-        <w:tc>
-          <w:tcPr>
-            <w:tcW w:type="dxa" w:w="1216"/>
-            <w:tcMar>
-              <w:top w:type="dxa" w:w="60"/>
-              <w:left w:type="dxa" w:w="100"/>
-              <w:bottom w:type="dxa" w:w="60"/>
-              <w:right w:type="dxa" w:w="100"/>
-            </w:tcMar>
-          </w:tcPr>
-          <w:p>
-            <w:pPr>
-              <w:spacing w:after="0"/>
-              <w:jc w:val="right"/>
-            </w:pPr>
-            <w:r>
-              <w:rPr>
-                <w:sz w:val="17"/>
-                <w:szCs w:val="17"/>
-              </w:rPr>
-              <w:t xml:space="preserve">1.000</w:t>
-            </w:r>
-          </w:p>
-        </w:tc>
-        <w:tc>
-          <w:tcPr>
-            <w:tcW w:type="dxa" w:w="1216"/>
-            <w:tcMar>
-              <w:top w:type="dxa" w:w="60"/>
-              <w:left w:type="dxa" w:w="100"/>
-              <w:bottom w:type="dxa" w:w="60"/>
-              <w:right w:type="dxa" w:w="100"/>
-            </w:tcMar>
-          </w:tcPr>
-          <w:p>
-            <w:pPr>
-              <w:spacing w:after="0"/>
-              <w:jc w:val="right"/>
-            </w:pPr>
-            <w:r>
-              <w:rPr>
-                <w:sz w:val="17"/>
-                <w:szCs w:val="17"/>
-              </w:rPr>
-              <w:t xml:space="preserve">0.021</w:t>
-            </w:r>
-          </w:p>
-        </w:tc>
-        <w:tc>
-          <w:tcPr>
-            <w:tcW w:type="dxa" w:w="1216"/>
-            <w:tcMar>
-              <w:top w:type="dxa" w:w="60"/>
-              <w:left w:type="dxa" w:w="100"/>
-              <w:bottom w:type="dxa" w:w="60"/>
-              <w:right w:type="dxa" w:w="100"/>
-            </w:tcMar>
-          </w:tcPr>
-          <w:p>
-            <w:pPr>
-              <w:spacing w:after="0"/>
-              <w:jc w:val="right"/>
-            </w:pPr>
-            <w:r>
-              <w:rPr>
-                <w:sz w:val="17"/>
-                <w:szCs w:val="17"/>
-              </w:rPr>
-              <w:t xml:space="preserve">2/96</w:t>
-            </w:r>
-          </w:p>
-        </w:tc>
-        <w:tc>
-          <w:tcPr>
-            <w:tcW w:type="dxa" w:w="1216"/>
-            <w:tcMar>
-              <w:top w:type="dxa" w:w="60"/>
-              <w:left w:type="dxa" w:w="100"/>
-              <w:bottom w:type="dxa" w:w="60"/>
-              <w:right w:type="dxa" w:w="100"/>
-            </w:tcMar>
-          </w:tcPr>
-          <w:p>
-            <w:pPr>
-              <w:spacing w:after="0"/>
-              <w:jc w:val="right"/>
-            </w:pPr>
-            <w:r>
-              <w:rPr>
-                <w:sz w:val="17"/>
-                <w:szCs w:val="17"/>
-              </w:rPr>
-              <w:t xml:space="preserve">0.073</w:t>
-            </w:r>
-          </w:p>
-        </w:tc>
-        <w:tc>
-          <w:tcPr>
-            <w:tcW w:type="dxa" w:w="1221"/>
-            <w:tcMar>
-              <w:top w:type="dxa" w:w="60"/>
-              <w:left w:type="dxa" w:w="100"/>
-              <w:bottom w:type="dxa" w:w="60"/>
-              <w:right w:type="dxa" w:w="100"/>
-            </w:tcMar>
-          </w:tcPr>
-          <w:p>
-            <w:pPr>
-              <w:spacing w:after="0"/>
-              <w:jc w:val="right"/>
-            </w:pPr>
-            <w:r>
-              <w:rPr>
-                <w:sz w:val="17"/>
-                <w:szCs w:val="17"/>
-              </w:rPr>
-              <w:t xml:space="preserve">1.000</w:t>
-            </w:r>
-          </w:p>
-        </w:tc>
-      </w:tr>
-      <w:tr>
-        <w:trPr>
-          <w:tblHeader w:val="false"/>
-        </w:trPr>
-        <w:tc>
-          <w:tcPr>
-            <w:tcW w:type="dxa" w:w="2059"/>
-            <w:tcMar>
-              <w:top w:type="dxa" w:w="60"/>
-              <w:left w:type="dxa" w:w="100"/>
-              <w:bottom w:type="dxa" w:w="60"/>
-              <w:right w:type="dxa" w:w="100"/>
-            </w:tcMar>
-          </w:tcPr>
-          <w:p>
-            <w:pPr>
-              <w:spacing w:after="0"/>
-              <w:jc w:val="left"/>
-            </w:pPr>
-            <w:r>
-              <w:rPr>
-                <w:sz w:val="17"/>
-                <w:szCs w:val="17"/>
-              </w:rPr>
-              <w:t xml:space="preserve">SynthID</w:t>
-            </w:r>
-          </w:p>
-        </w:tc>
-        <w:tc>
-          <w:tcPr>
-            <w:tcW w:type="dxa" w:w="1216"/>
-            <w:tcMar>
-              <w:top w:type="dxa" w:w="60"/>
-              <w:left w:type="dxa" w:w="100"/>
-              <w:bottom w:type="dxa" w:w="60"/>
-              <w:right w:type="dxa" w:w="100"/>
-            </w:tcMar>
-          </w:tcPr>
-          <w:p>
-            <w:pPr>
-              <w:spacing w:after="0"/>
-              <w:jc w:val="left"/>
-            </w:pPr>
-            <w:r>
-              <w:rPr>
-                <w:sz w:val="17"/>
-                <w:szCs w:val="17"/>
-              </w:rPr>
-              <w:t xml:space="preserve">morph+dia</w:t>
-            </w:r>
-          </w:p>
-        </w:tc>
-        <w:tc>
-          <w:tcPr>
-            <w:tcW w:type="dxa" w:w="1216"/>
-            <w:tcMar>
-              <w:top w:type="dxa" w:w="60"/>
-              <w:left w:type="dxa" w:w="100"/>
-              <w:bottom w:type="dxa" w:w="60"/>
-              <w:right w:type="dxa" w:w="100"/>
-            </w:tcMar>
-          </w:tcPr>
-          <w:p>
-            <w:pPr>
-              <w:spacing w:after="0"/>
-              <w:jc w:val="right"/>
-            </w:pPr>
-            <w:r>
-              <w:rPr>
-                <w:sz w:val="17"/>
-                <w:szCs w:val="17"/>
-              </w:rPr>
-              <w:t xml:space="preserve">0.656</w:t>
-            </w:r>
-          </w:p>
-        </w:tc>
-        <w:tc>
-          <w:tcPr>
-            <w:tcW w:type="dxa" w:w="1216"/>
-            <w:tcMar>
-              <w:top w:type="dxa" w:w="60"/>
-              <w:left w:type="dxa" w:w="100"/>
-              <w:bottom w:type="dxa" w:w="60"/>
-              <w:right w:type="dxa" w:w="100"/>
-            </w:tcMar>
-          </w:tcPr>
-          <w:p>
-            <w:pPr>
-              <w:spacing w:after="0"/>
-              <w:jc w:val="right"/>
-            </w:pPr>
-            <w:r>
-              <w:rPr>
-                <w:sz w:val="17"/>
-                <w:szCs w:val="17"/>
-              </w:rPr>
-              <w:t xml:space="preserve">0.021</w:t>
-            </w:r>
-          </w:p>
-        </w:tc>
-        <w:tc>
-          <w:tcPr>
-            <w:tcW w:type="dxa" w:w="1216"/>
-            <w:tcMar>
-              <w:top w:type="dxa" w:w="60"/>
-              <w:left w:type="dxa" w:w="100"/>
-              <w:bottom w:type="dxa" w:w="60"/>
-              <w:right w:type="dxa" w:w="100"/>
-            </w:tcMar>
-          </w:tcPr>
-          <w:p>
-            <w:pPr>
-              <w:spacing w:after="0"/>
-              <w:jc w:val="right"/>
-            </w:pPr>
-            <w:r>
-              <w:rPr>
-                <w:sz w:val="17"/>
-                <w:szCs w:val="17"/>
-              </w:rPr>
-              <w:t xml:space="preserve">2/96</w:t>
-            </w:r>
-          </w:p>
-        </w:tc>
-        <w:tc>
-          <w:tcPr>
-            <w:tcW w:type="dxa" w:w="1216"/>
-            <w:tcMar>
-              <w:top w:type="dxa" w:w="60"/>
-              <w:left w:type="dxa" w:w="100"/>
-              <w:bottom w:type="dxa" w:w="60"/>
-              <w:right w:type="dxa" w:w="100"/>
-            </w:tcMar>
-          </w:tcPr>
-          <w:p>
-            <w:pPr>
-              <w:spacing w:after="0"/>
-              <w:jc w:val="right"/>
-            </w:pPr>
-            <w:r>
-              <w:rPr>
-                <w:sz w:val="17"/>
-                <w:szCs w:val="17"/>
-              </w:rPr>
-              <w:t xml:space="preserve">0.073</w:t>
-            </w:r>
-          </w:p>
-        </w:tc>
-        <w:tc>
-          <w:tcPr>
-            <w:tcW w:type="dxa" w:w="1221"/>
-            <w:tcMar>
-              <w:top w:type="dxa" w:w="60"/>
-              <w:left w:type="dxa" w:w="100"/>
-              <w:bottom w:type="dxa" w:w="60"/>
-              <w:right w:type="dxa" w:w="100"/>
-            </w:tcMar>
-          </w:tcPr>
-          <w:p>
-            <w:pPr>
-              <w:spacing w:after="0"/>
-              <w:jc w:val="right"/>
-            </w:pPr>
-            <w:r>
-              <w:rPr>
-                <w:sz w:val="17"/>
-                <w:szCs w:val="17"/>
-              </w:rPr>
-              <w:t xml:space="preserve">0.924</w:t>
-            </w:r>
-          </w:p>
-        </w:tc>
-      </w:tr>
-      <w:tr>
-        <w:trPr>
-          <w:tblHeader w:val="false"/>
-        </w:trPr>
-        <w:tc>
-          <w:tcPr>
-            <w:tcW w:type="dxa" w:w="2059"/>
-            <w:tcMar>
-              <w:top w:type="dxa" w:w="60"/>
-              <w:left w:type="dxa" w:w="100"/>
-              <w:bottom w:type="dxa" w:w="60"/>
-              <w:right w:type="dxa" w:w="100"/>
-            </w:tcMar>
-          </w:tcPr>
-          <w:p>
-            <w:pPr>
-              <w:spacing w:after="0"/>
-              <w:jc w:val="left"/>
-            </w:pPr>
-            <w:r>
-              <w:rPr>
-                <w:sz w:val="17"/>
-                <w:szCs w:val="17"/>
-              </w:rPr>
-              <w:t xml:space="preserve">SynthID</w:t>
-            </w:r>
-          </w:p>
-        </w:tc>
-        <w:tc>
-          <w:tcPr>
-            <w:tcW w:type="dxa" w:w="1216"/>
-            <w:tcMar>
-              <w:top w:type="dxa" w:w="60"/>
-              <w:left w:type="dxa" w:w="100"/>
-              <w:bottom w:type="dxa" w:w="60"/>
-              <w:right w:type="dxa" w:w="100"/>
-            </w:tcMar>
-          </w:tcPr>
-          <w:p>
-            <w:pPr>
-              <w:spacing w:after="0"/>
-              <w:jc w:val="left"/>
-            </w:pPr>
-            <w:r>
-              <w:rPr>
-                <w:sz w:val="17"/>
-                <w:szCs w:val="17"/>
-              </w:rPr>
-              <w:t xml:space="preserve">morph_v1</w:t>
-            </w:r>
-          </w:p>
-        </w:tc>
-        <w:tc>
-          <w:tcPr>
-            <w:tcW w:type="dxa" w:w="1216"/>
-            <w:tcMar>
-              <w:top w:type="dxa" w:w="60"/>
-              <w:left w:type="dxa" w:w="100"/>
-              <w:bottom w:type="dxa" w:w="60"/>
-              <w:right w:type="dxa" w:w="100"/>
-            </w:tcMar>
-          </w:tcPr>
-          <w:p>
-            <w:pPr>
-              <w:spacing w:after="0"/>
-              <w:jc w:val="right"/>
-            </w:pPr>
-            <w:r>
-              <w:rPr>
-                <w:sz w:val="17"/>
-                <w:szCs w:val="17"/>
-              </w:rPr>
-              <w:t xml:space="preserve">1.000</w:t>
-            </w:r>
-          </w:p>
-        </w:tc>
-        <w:tc>
-          <w:tcPr>
-            <w:tcW w:type="dxa" w:w="1216"/>
-            <w:tcMar>
-              <w:top w:type="dxa" w:w="60"/>
-              <w:left w:type="dxa" w:w="100"/>
-              <w:bottom w:type="dxa" w:w="60"/>
-              <w:right w:type="dxa" w:w="100"/>
-            </w:tcMar>
-          </w:tcPr>
-          <w:p>
-            <w:pPr>
-              <w:spacing w:after="0"/>
-              <w:jc w:val="right"/>
-            </w:pPr>
-            <w:r>
-              <w:rPr>
-                <w:sz w:val="17"/>
-                <w:szCs w:val="17"/>
-              </w:rPr>
-              <w:t xml:space="preserve">0.031</w:t>
-            </w:r>
-          </w:p>
-        </w:tc>
-        <w:tc>
-          <w:tcPr>
-            <w:tcW w:type="dxa" w:w="1216"/>
-            <w:tcMar>
-              <w:top w:type="dxa" w:w="60"/>
-              <w:left w:type="dxa" w:w="100"/>
-              <w:bottom w:type="dxa" w:w="60"/>
-              <w:right w:type="dxa" w:w="100"/>
-            </w:tcMar>
-          </w:tcPr>
-          <w:p>
-            <w:pPr>
-              <w:spacing w:after="0"/>
-              <w:jc w:val="right"/>
-            </w:pPr>
-            <w:r>
-              <w:rPr>
-                <w:sz w:val="17"/>
-                <w:szCs w:val="17"/>
-              </w:rPr>
-              <w:t xml:space="preserve">3/96</w:t>
-            </w:r>
-          </w:p>
-        </w:tc>
-        <w:tc>
-          <w:tcPr>
-            <w:tcW w:type="dxa" w:w="1216"/>
-            <w:tcMar>
-              <w:top w:type="dxa" w:w="60"/>
-              <w:left w:type="dxa" w:w="100"/>
-              <w:bottom w:type="dxa" w:w="60"/>
-              <w:right w:type="dxa" w:w="100"/>
-            </w:tcMar>
-          </w:tcPr>
-          <w:p>
-            <w:pPr>
-              <w:spacing w:after="0"/>
-              <w:jc w:val="right"/>
-            </w:pPr>
-            <w:r>
-              <w:rPr>
-                <w:sz w:val="17"/>
-                <w:szCs w:val="17"/>
-              </w:rPr>
-              <w:t xml:space="preserve">0.089</w:t>
-            </w:r>
-          </w:p>
-        </w:tc>
-        <w:tc>
-          <w:tcPr>
-            <w:tcW w:type="dxa" w:w="1221"/>
-            <w:tcMar>
-              <w:top w:type="dxa" w:w="60"/>
-              <w:left w:type="dxa" w:w="100"/>
-              <w:bottom w:type="dxa" w:w="60"/>
-              <w:right w:type="dxa" w:w="100"/>
-            </w:tcMar>
-          </w:tcPr>
-          <w:p>
-            <w:pPr>
-              <w:spacing w:after="0"/>
-              <w:jc w:val="right"/>
-            </w:pPr>
-            <w:r>
-              <w:rPr>
-                <w:sz w:val="17"/>
-                <w:szCs w:val="17"/>
-              </w:rPr>
-              <w:t xml:space="preserve">1.000</w:t>
-            </w:r>
-          </w:p>
-        </w:tc>
-      </w:tr>
-      <w:tr>
-        <w:trPr>
-          <w:tblHeader w:val="false"/>
-        </w:trPr>
-        <w:tc>
-          <w:tcPr>
-            <w:tcW w:type="dxa" w:w="2059"/>
-            <w:tcMar>
-              <w:top w:type="dxa" w:w="60"/>
-              <w:left w:type="dxa" w:w="100"/>
-              <w:bottom w:type="dxa" w:w="60"/>
-              <w:right w:type="dxa" w:w="100"/>
-            </w:tcMar>
-          </w:tcPr>
-          <w:p>
-            <w:pPr>
-              <w:spacing w:after="0"/>
-              <w:jc w:val="left"/>
-            </w:pPr>
-            <w:r>
-              <w:rPr>
-                <w:sz w:val="17"/>
-                <w:szCs w:val="17"/>
-              </w:rPr>
-              <w:t xml:space="preserve">SynthID</w:t>
-            </w:r>
-          </w:p>
-        </w:tc>
-        <w:tc>
-          <w:tcPr>
-            <w:tcW w:type="dxa" w:w="1216"/>
-            <w:tcMar>
-              <w:top w:type="dxa" w:w="60"/>
-              <w:left w:type="dxa" w:w="100"/>
-              <w:bottom w:type="dxa" w:w="60"/>
-              <w:right w:type="dxa" w:w="100"/>
-            </w:tcMar>
-          </w:tcPr>
-          <w:p>
-            <w:pPr>
-              <w:spacing w:after="0"/>
-              <w:jc w:val="left"/>
-            </w:pPr>
-            <w:r>
-              <w:rPr>
-                <w:sz w:val="17"/>
-                <w:szCs w:val="17"/>
-              </w:rPr>
-              <w:t xml:space="preserve">morph_v1+dia</w:t>
-            </w:r>
-          </w:p>
-        </w:tc>
-        <w:tc>
-          <w:tcPr>
-            <w:tcW w:type="dxa" w:w="1216"/>
-            <w:tcMar>
-              <w:top w:type="dxa" w:w="60"/>
-              <w:left w:type="dxa" w:w="100"/>
-              <w:bottom w:type="dxa" w:w="60"/>
-              <w:right w:type="dxa" w:w="100"/>
-            </w:tcMar>
-          </w:tcPr>
-          <w:p>
-            <w:pPr>
-              <w:spacing w:after="0"/>
-              <w:jc w:val="right"/>
-            </w:pPr>
-            <w:r>
-              <w:rPr>
-                <w:sz w:val="17"/>
-                <w:szCs w:val="17"/>
-              </w:rPr>
-              <w:t xml:space="preserve">0.656</w:t>
-            </w:r>
-          </w:p>
-        </w:tc>
-        <w:tc>
-          <w:tcPr>
-            <w:tcW w:type="dxa" w:w="1216"/>
-            <w:tcMar>
-              <w:top w:type="dxa" w:w="60"/>
-              <w:left w:type="dxa" w:w="100"/>
-              <w:bottom w:type="dxa" w:w="60"/>
-              <w:right w:type="dxa" w:w="100"/>
-            </w:tcMar>
-          </w:tcPr>
-          <w:p>
-            <w:pPr>
-              <w:spacing w:after="0"/>
-              <w:jc w:val="right"/>
-            </w:pPr>
-            <w:r>
-              <w:rPr>
-                <w:sz w:val="17"/>
-                <w:szCs w:val="17"/>
-              </w:rPr>
-              <w:t xml:space="preserve">0.062</w:t>
-            </w:r>
-          </w:p>
-        </w:tc>
-        <w:tc>
-          <w:tcPr>
-            <w:tcW w:type="dxa" w:w="1216"/>
-            <w:tcMar>
-              <w:top w:type="dxa" w:w="60"/>
-              <w:left w:type="dxa" w:w="100"/>
-              <w:bottom w:type="dxa" w:w="60"/>
-              <w:right w:type="dxa" w:w="100"/>
-            </w:tcMar>
-          </w:tcPr>
-          <w:p>
-            <w:pPr>
-              <w:spacing w:after="0"/>
-              <w:jc w:val="right"/>
-            </w:pPr>
-            <w:r>
-              <w:rPr>
-                <w:sz w:val="17"/>
-                <w:szCs w:val="17"/>
-              </w:rPr>
-              <w:t xml:space="preserve">6/96</w:t>
-            </w:r>
-          </w:p>
-        </w:tc>
-        <w:tc>
-          <w:tcPr>
-            <w:tcW w:type="dxa" w:w="1216"/>
-            <w:tcMar>
-              <w:top w:type="dxa" w:w="60"/>
-              <w:left w:type="dxa" w:w="100"/>
-              <w:bottom w:type="dxa" w:w="60"/>
-              <w:right w:type="dxa" w:w="100"/>
-            </w:tcMar>
-          </w:tcPr>
-          <w:p>
-            <w:pPr>
-              <w:spacing w:after="0"/>
-              <w:jc w:val="right"/>
-            </w:pPr>
-            <w:r>
-              <w:rPr>
-                <w:sz w:val="17"/>
-                <w:szCs w:val="17"/>
-              </w:rPr>
-              <w:t xml:space="preserve">0.131</w:t>
-            </w:r>
-          </w:p>
-        </w:tc>
-        <w:tc>
-          <w:tcPr>
-            <w:tcW w:type="dxa" w:w="1221"/>
-            <w:tcMar>
-              <w:top w:type="dxa" w:w="60"/>
-              <w:left w:type="dxa" w:w="100"/>
-              <w:bottom w:type="dxa" w:w="60"/>
-              <w:right w:type="dxa" w:w="100"/>
-            </w:tcMar>
-          </w:tcPr>
-          <w:p>
-            <w:pPr>
-              <w:spacing w:after="0"/>
-              <w:jc w:val="right"/>
-            </w:pPr>
-            <w:r>
-              <w:rPr>
-                <w:sz w:val="17"/>
-                <w:szCs w:val="17"/>
-              </w:rPr>
-              <w:t xml:space="preserve">0.915</w:t>
-            </w:r>
-          </w:p>
-        </w:tc>
-      </w:tr>
-      <w:tr>
-        <w:trPr>
-          <w:tblHeader w:val="false"/>
-        </w:trPr>
-        <w:tc>
-          <w:tcPr>
-            <w:tcW w:type="dxa" w:w="2059"/>
-            <w:tcMar>
-              <w:top w:type="dxa" w:w="60"/>
-              <w:left w:type="dxa" w:w="100"/>
-              <w:bottom w:type="dxa" w:w="60"/>
-              <w:right w:type="dxa" w:w="100"/>
-            </w:tcMar>
-          </w:tcPr>
-          <w:p>
-            <w:pPr>
-              <w:spacing w:after="0"/>
-              <w:jc w:val="left"/>
-            </w:pPr>
-            <w:r>
-              <w:rPr>
-                <w:sz w:val="17"/>
-                <w:szCs w:val="17"/>
-              </w:rPr>
-              <w:t xml:space="preserve">SynthID</w:t>
-            </w:r>
-          </w:p>
-        </w:tc>
-        <w:tc>
-          <w:tcPr>
-            <w:tcW w:type="dxa" w:w="1216"/>
-            <w:tcMar>
-              <w:top w:type="dxa" w:w="60"/>
-              <w:left w:type="dxa" w:w="100"/>
-              <w:bottom w:type="dxa" w:w="60"/>
-              <w:right w:type="dxa" w:w="100"/>
-            </w:tcMar>
-          </w:tcPr>
-          <w:p>
-            <w:pPr>
-              <w:spacing w:after="0"/>
-              <w:jc w:val="left"/>
-            </w:pPr>
-            <w:r>
-              <w:rPr>
-                <w:sz w:val="17"/>
-                <w:szCs w:val="17"/>
-              </w:rPr>
-              <w:t xml:space="preserve">rtt</w:t>
-            </w:r>
-          </w:p>
-        </w:tc>
-        <w:tc>
-          <w:tcPr>
-            <w:tcW w:type="dxa" w:w="1216"/>
-            <w:tcMar>
-              <w:top w:type="dxa" w:w="60"/>
-              <w:left w:type="dxa" w:w="100"/>
-              <w:bottom w:type="dxa" w:w="60"/>
-              <w:right w:type="dxa" w:w="100"/>
-            </w:tcMar>
-          </w:tcPr>
-          <w:p>
-            <w:pPr>
-              <w:spacing w:after="0"/>
-              <w:jc w:val="right"/>
-            </w:pPr>
-            <w:r>
-              <w:rPr>
-                <w:sz w:val="17"/>
-                <w:szCs w:val="17"/>
-              </w:rPr>
-              <w:t xml:space="preserve">0.312</w:t>
-            </w:r>
-          </w:p>
-        </w:tc>
-        <w:tc>
-          <w:tcPr>
-            <w:tcW w:type="dxa" w:w="1216"/>
-            <w:tcMar>
-              <w:top w:type="dxa" w:w="60"/>
-              <w:left w:type="dxa" w:w="100"/>
-              <w:bottom w:type="dxa" w:w="60"/>
-              <w:right w:type="dxa" w:w="100"/>
-            </w:tcMar>
-          </w:tcPr>
-          <w:p>
-            <w:pPr>
-              <w:spacing w:after="0"/>
-              <w:jc w:val="right"/>
-            </w:pPr>
-            <w:r>
-              <w:rPr>
-                <w:sz w:val="17"/>
-                <w:szCs w:val="17"/>
-              </w:rPr>
-              <w:t xml:space="preserve">0.042</w:t>
-            </w:r>
-          </w:p>
-        </w:tc>
-        <w:tc>
-          <w:tcPr>
-            <w:tcW w:type="dxa" w:w="1216"/>
-            <w:tcMar>
-              <w:top w:type="dxa" w:w="60"/>
-              <w:left w:type="dxa" w:w="100"/>
-              <w:bottom w:type="dxa" w:w="60"/>
-              <w:right w:type="dxa" w:w="100"/>
-            </w:tcMar>
-          </w:tcPr>
-          <w:p>
-            <w:pPr>
-              <w:spacing w:after="0"/>
-              <w:jc w:val="right"/>
-            </w:pPr>
-            <w:r>
-              <w:rPr>
-                <w:sz w:val="17"/>
-                <w:szCs w:val="17"/>
-              </w:rPr>
-              <w:t xml:space="preserve">4/96</w:t>
-            </w:r>
-          </w:p>
-        </w:tc>
-        <w:tc>
-          <w:tcPr>
-            <w:tcW w:type="dxa" w:w="1216"/>
-            <w:tcMar>
-              <w:top w:type="dxa" w:w="60"/>
-              <w:left w:type="dxa" w:w="100"/>
-              <w:bottom w:type="dxa" w:w="60"/>
-              <w:right w:type="dxa" w:w="100"/>
-            </w:tcMar>
-          </w:tcPr>
-          <w:p>
-            <w:pPr>
-              <w:spacing w:after="0"/>
-              <w:jc w:val="right"/>
-            </w:pPr>
-            <w:r>
-              <w:rPr>
-                <w:sz w:val="17"/>
-                <w:szCs w:val="17"/>
-              </w:rPr>
-              <w:t xml:space="preserve">0.103</w:t>
-            </w:r>
-          </w:p>
-        </w:tc>
-        <w:tc>
-          <w:tcPr>
-            <w:tcW w:type="dxa" w:w="1221"/>
-            <w:tcMar>
-              <w:top w:type="dxa" w:w="60"/>
-              <w:left w:type="dxa" w:w="100"/>
-              <w:bottom w:type="dxa" w:w="60"/>
-              <w:right w:type="dxa" w:w="100"/>
-            </w:tcMar>
-          </w:tcPr>
-          <w:p>
-            <w:pPr>
-              <w:spacing w:after="0"/>
-              <w:jc w:val="right"/>
-            </w:pPr>
-            <w:r>
-              <w:rPr>
-                <w:sz w:val="17"/>
-                <w:szCs w:val="17"/>
-              </w:rPr>
-              <w:t xml:space="preserve">0.825</w:t>
-            </w:r>
-          </w:p>
-        </w:tc>
-      </w:tr>
-      <w:tr>
-        <w:trPr>
-          <w:tblHeader w:val="false"/>
-        </w:trPr>
-        <w:tc>
-          <w:tcPr>
-            <w:tcW w:type="dxa" w:w="2059"/>
-            <w:tcMar>
-              <w:top w:type="dxa" w:w="60"/>
-              <w:left w:type="dxa" w:w="100"/>
-              <w:bottom w:type="dxa" w:w="60"/>
-              <w:right w:type="dxa" w:w="100"/>
-            </w:tcMar>
-          </w:tcPr>
-          <w:p>
-            <w:pPr>
-              <w:spacing w:after="0"/>
-              <w:jc w:val="left"/>
-            </w:pPr>
-            <w:r>
-              <w:rPr>
-                <w:sz w:val="17"/>
-                <w:szCs w:val="17"/>
-              </w:rPr>
-              <w:t xml:space="preserve">SynthID</w:t>
-            </w:r>
-          </w:p>
-        </w:tc>
-        <w:tc>
-          <w:tcPr>
-            <w:tcW w:type="dxa" w:w="1216"/>
-            <w:tcMar>
-              <w:top w:type="dxa" w:w="60"/>
-              <w:left w:type="dxa" w:w="100"/>
-              <w:bottom w:type="dxa" w:w="60"/>
-              <w:right w:type="dxa" w:w="100"/>
-            </w:tcMar>
-          </w:tcPr>
-          <w:p>
-            <w:pPr>
-              <w:spacing w:after="0"/>
-              <w:jc w:val="left"/>
-            </w:pPr>
-            <w:r>
-              <w:rPr>
-                <w:sz w:val="17"/>
-                <w:szCs w:val="17"/>
-              </w:rPr>
-              <w:t xml:space="preserve">para</w:t>
-            </w:r>
-          </w:p>
-        </w:tc>
-        <w:tc>
-          <w:tcPr>
-            <w:tcW w:type="dxa" w:w="1216"/>
-            <w:tcMar>
-              <w:top w:type="dxa" w:w="60"/>
-              <w:left w:type="dxa" w:w="100"/>
-              <w:bottom w:type="dxa" w:w="60"/>
-              <w:right w:type="dxa" w:w="100"/>
-            </w:tcMar>
-          </w:tcPr>
-          <w:p>
-            <w:pPr>
-              <w:spacing w:after="0"/>
-              <w:jc w:val="right"/>
-            </w:pPr>
-            <w:r>
-              <w:rPr>
-                <w:sz w:val="17"/>
-                <w:szCs w:val="17"/>
-              </w:rPr>
-              <w:t xml:space="preserve">0.990</w:t>
-            </w:r>
-          </w:p>
-        </w:tc>
-        <w:tc>
-          <w:tcPr>
-            <w:tcW w:type="dxa" w:w="1216"/>
-            <w:tcMar>
-              <w:top w:type="dxa" w:w="60"/>
-              <w:left w:type="dxa" w:w="100"/>
-              <w:bottom w:type="dxa" w:w="60"/>
-              <w:right w:type="dxa" w:w="100"/>
-            </w:tcMar>
-          </w:tcPr>
-          <w:p>
-            <w:pPr>
-              <w:spacing w:after="0"/>
-              <w:jc w:val="right"/>
-            </w:pPr>
-            <w:r>
-              <w:rPr>
-                <w:sz w:val="17"/>
-                <w:szCs w:val="17"/>
-              </w:rPr>
-              <w:t xml:space="preserve">0.021</w:t>
-            </w:r>
-          </w:p>
-        </w:tc>
-        <w:tc>
-          <w:tcPr>
-            <w:tcW w:type="dxa" w:w="1216"/>
-            <w:tcMar>
-              <w:top w:type="dxa" w:w="60"/>
-              <w:left w:type="dxa" w:w="100"/>
-              <w:bottom w:type="dxa" w:w="60"/>
-              <w:right w:type="dxa" w:w="100"/>
-            </w:tcMar>
-          </w:tcPr>
-          <w:p>
-            <w:pPr>
-              <w:spacing w:after="0"/>
-              <w:jc w:val="right"/>
-            </w:pPr>
-            <w:r>
-              <w:rPr>
-                <w:sz w:val="17"/>
-                <w:szCs w:val="17"/>
-              </w:rPr>
-              <w:t xml:space="preserve">2/96</w:t>
-            </w:r>
-          </w:p>
-        </w:tc>
-        <w:tc>
-          <w:tcPr>
-            <w:tcW w:type="dxa" w:w="1216"/>
-            <w:tcMar>
-              <w:top w:type="dxa" w:w="60"/>
-              <w:left w:type="dxa" w:w="100"/>
-              <w:bottom w:type="dxa" w:w="60"/>
-              <w:right w:type="dxa" w:w="100"/>
-            </w:tcMar>
-          </w:tcPr>
-          <w:p>
-            <w:pPr>
-              <w:spacing w:after="0"/>
-              <w:jc w:val="right"/>
-            </w:pPr>
-            <w:r>
-              <w:rPr>
-                <w:sz w:val="17"/>
-                <w:szCs w:val="17"/>
-              </w:rPr>
-              <w:t xml:space="preserve">0.073</w:t>
-            </w:r>
-          </w:p>
-        </w:tc>
-        <w:tc>
-          <w:tcPr>
-            <w:tcW w:type="dxa" w:w="1221"/>
-            <w:tcMar>
-              <w:top w:type="dxa" w:w="60"/>
-              <w:left w:type="dxa" w:w="100"/>
-              <w:bottom w:type="dxa" w:w="60"/>
-              <w:right w:type="dxa" w:w="100"/>
-            </w:tcMar>
-          </w:tcPr>
-          <w:p>
-            <w:pPr>
-              <w:spacing w:after="0"/>
-              <w:jc w:val="right"/>
-            </w:pPr>
-            <w:r>
-              <w:rPr>
-                <w:sz w:val="17"/>
-                <w:szCs w:val="17"/>
-              </w:rPr>
-              <w:t xml:space="preserve">0.998</w:t>
-            </w:r>
-          </w:p>
-        </w:tc>
-      </w:tr>
-      <w:tr>
-        <w:trPr>
-          <w:tblHeader w:val="false"/>
-        </w:trPr>
-        <w:tc>
-          <w:tcPr>
-            <w:tcW w:type="dxa" w:w="2059"/>
-            <w:tcMar>
-              <w:top w:type="dxa" w:w="60"/>
-              <w:left w:type="dxa" w:w="100"/>
-              <w:bottom w:type="dxa" w:w="60"/>
-              <w:right w:type="dxa" w:w="100"/>
-            </w:tcMar>
-          </w:tcPr>
-          <w:p>
-            <w:pPr>
-              <w:spacing w:after="0"/>
-              <w:jc w:val="left"/>
-            </w:pPr>
-            <w:r>
-              <w:rPr>
-                <w:sz w:val="17"/>
-                <w:szCs w:val="17"/>
-              </w:rPr>
-              <w:t xml:space="preserve">SynthID</w:t>
-            </w:r>
-          </w:p>
-        </w:tc>
-        <w:tc>
-          <w:tcPr>
-            <w:tcW w:type="dxa" w:w="1216"/>
-            <w:tcMar>
-              <w:top w:type="dxa" w:w="60"/>
-              <w:left w:type="dxa" w:w="100"/>
-              <w:bottom w:type="dxa" w:w="60"/>
-              <w:right w:type="dxa" w:w="100"/>
-            </w:tcMar>
-          </w:tcPr>
-          <w:p>
-            <w:pPr>
-              <w:spacing w:after="0"/>
-              <w:jc w:val="left"/>
-            </w:pPr>
-            <w:r>
-              <w:rPr>
-                <w:sz w:val="17"/>
-                <w:szCs w:val="17"/>
-              </w:rPr>
-              <w:t xml:space="preserve">launder</w:t>
-            </w:r>
-          </w:p>
-        </w:tc>
-        <w:tc>
-          <w:tcPr>
-            <w:tcW w:type="dxa" w:w="1216"/>
-            <w:tcMar>
-              <w:top w:type="dxa" w:w="60"/>
-              <w:left w:type="dxa" w:w="100"/>
-              <w:bottom w:type="dxa" w:w="60"/>
-              <w:right w:type="dxa" w:w="100"/>
-            </w:tcMar>
-          </w:tcPr>
-          <w:p>
-            <w:pPr>
-              <w:spacing w:after="0"/>
-              <w:jc w:val="right"/>
-            </w:pPr>
-            <w:r>
-              <w:rPr>
-                <w:sz w:val="17"/>
-                <w:szCs w:val="17"/>
-              </w:rPr>
-              <w:t xml:space="preserve">0.948</w:t>
-            </w:r>
-          </w:p>
-        </w:tc>
-        <w:tc>
-          <w:tcPr>
-            <w:tcW w:type="dxa" w:w="1216"/>
-            <w:tcMar>
-              <w:top w:type="dxa" w:w="60"/>
-              <w:left w:type="dxa" w:w="100"/>
-              <w:bottom w:type="dxa" w:w="60"/>
-              <w:right w:type="dxa" w:w="100"/>
-            </w:tcMar>
-          </w:tcPr>
-          <w:p>
-            <w:pPr>
-              <w:spacing w:after="0"/>
-              <w:jc w:val="right"/>
-            </w:pPr>
-            <w:r>
-              <w:rPr>
-                <w:sz w:val="17"/>
-                <w:szCs w:val="17"/>
-              </w:rPr>
-              <w:t xml:space="preserve">0.021</w:t>
-            </w:r>
-          </w:p>
-        </w:tc>
-        <w:tc>
-          <w:tcPr>
-            <w:tcW w:type="dxa" w:w="1216"/>
-            <w:tcMar>
-              <w:top w:type="dxa" w:w="60"/>
-              <w:left w:type="dxa" w:w="100"/>
-              <w:bottom w:type="dxa" w:w="60"/>
-              <w:right w:type="dxa" w:w="100"/>
-            </w:tcMar>
-          </w:tcPr>
-          <w:p>
-            <w:pPr>
-              <w:spacing w:after="0"/>
-              <w:jc w:val="right"/>
-            </w:pPr>
-            <w:r>
-              <w:rPr>
-                <w:sz w:val="17"/>
-                <w:szCs w:val="17"/>
-              </w:rPr>
-              <w:t xml:space="preserve">2/96</w:t>
-            </w:r>
-          </w:p>
-        </w:tc>
-        <w:tc>
-          <w:tcPr>
-            <w:tcW w:type="dxa" w:w="1216"/>
-            <w:tcMar>
-              <w:top w:type="dxa" w:w="60"/>
-              <w:left w:type="dxa" w:w="100"/>
-              <w:bottom w:type="dxa" w:w="60"/>
-              <w:right w:type="dxa" w:w="100"/>
-            </w:tcMar>
-          </w:tcPr>
-          <w:p>
-            <w:pPr>
-              <w:spacing w:after="0"/>
-              <w:jc w:val="right"/>
-            </w:pPr>
-            <w:r>
-              <w:rPr>
-                <w:sz w:val="17"/>
-                <w:szCs w:val="17"/>
-              </w:rPr>
-              <w:t xml:space="preserve">0.073</w:t>
-            </w:r>
-          </w:p>
-        </w:tc>
-        <w:tc>
-          <w:tcPr>
-            <w:tcW w:type="dxa" w:w="1221"/>
-            <w:tcMar>
-              <w:top w:type="dxa" w:w="60"/>
-              <w:left w:type="dxa" w:w="100"/>
-              <w:bottom w:type="dxa" w:w="60"/>
-              <w:right w:type="dxa" w:w="100"/>
-            </w:tcMar>
-          </w:tcPr>
-          <w:p>
-            <w:pPr>
-              <w:spacing w:after="0"/>
-              <w:jc w:val="right"/>
-            </w:pPr>
-            <w:r>
-              <w:rPr>
-                <w:sz w:val="17"/>
-                <w:szCs w:val="17"/>
-              </w:rPr>
-              <w:t xml:space="preserve">0.980</w:t>
-            </w:r>
-          </w:p>
-        </w:tc>
-      </w:tr>
-      <w:tr>
-        <w:trPr>
-          <w:tblHeader w:val="false"/>
-        </w:trPr>
-        <w:tc>
-          <w:tcPr>
-            <w:tcW w:type="dxa" w:w="2059"/>
-            <w:tcMar>
-              <w:top w:type="dxa" w:w="60"/>
-              <w:left w:type="dxa" w:w="100"/>
-              <w:bottom w:type="dxa" w:w="60"/>
-              <w:right w:type="dxa" w:w="100"/>
-            </w:tcMar>
-          </w:tcPr>
-          <w:p>
-            <w:pPr>
-              <w:spacing w:after="0"/>
-              <w:jc w:val="left"/>
-            </w:pPr>
-            <w:r>
-              <w:rPr>
-                <w:sz w:val="17"/>
-                <w:szCs w:val="17"/>
-              </w:rPr>
-              <w:t xml:space="preserve">SynthID</w:t>
-            </w:r>
-          </w:p>
-        </w:tc>
-        <w:tc>
-          <w:tcPr>
-            <w:tcW w:type="dxa" w:w="1216"/>
-            <w:tcMar>
-              <w:top w:type="dxa" w:w="60"/>
-              <w:left w:type="dxa" w:w="100"/>
-              <w:bottom w:type="dxa" w:w="60"/>
-              <w:right w:type="dxa" w:w="100"/>
-            </w:tcMar>
-          </w:tcPr>
-          <w:p>
-            <w:pPr>
-              <w:spacing w:after="0"/>
-              <w:jc w:val="left"/>
-            </w:pPr>
-            <w:r>
-              <w:rPr>
-                <w:sz w:val="17"/>
-                <w:szCs w:val="17"/>
-              </w:rPr>
-              <w:t xml:space="preserve">launder_api</w:t>
-            </w:r>
-          </w:p>
-        </w:tc>
-        <w:tc>
-          <w:tcPr>
-            <w:tcW w:type="dxa" w:w="1216"/>
-            <w:tcMar>
-              <w:top w:type="dxa" w:w="60"/>
-              <w:left w:type="dxa" w:w="100"/>
-              <w:bottom w:type="dxa" w:w="60"/>
-              <w:right w:type="dxa" w:w="100"/>
-            </w:tcMar>
-          </w:tcPr>
-          <w:p>
-            <w:pPr>
-              <w:spacing w:after="0"/>
-              <w:jc w:val="right"/>
-            </w:pPr>
-            <w:r>
-              <w:rPr>
-                <w:sz w:val="17"/>
-                <w:szCs w:val="17"/>
-              </w:rPr>
-              <w:t xml:space="preserve">0.250</w:t>
-            </w:r>
-          </w:p>
-        </w:tc>
-        <w:tc>
-          <w:tcPr>
-            <w:tcW w:type="dxa" w:w="1216"/>
-            <w:tcMar>
-              <w:top w:type="dxa" w:w="60"/>
-              <w:left w:type="dxa" w:w="100"/>
-              <w:bottom w:type="dxa" w:w="60"/>
-              <w:right w:type="dxa" w:w="100"/>
-            </w:tcMar>
-          </w:tcPr>
-          <w:p>
-            <w:pPr>
-              <w:spacing w:after="0"/>
-              <w:jc w:val="right"/>
-            </w:pPr>
-            <w:r>
-              <w:rPr>
-                <w:sz w:val="17"/>
-                <w:szCs w:val="17"/>
-              </w:rPr>
-              <w:t xml:space="preserve">0.010</w:t>
-            </w:r>
-          </w:p>
-        </w:tc>
-        <w:tc>
-          <w:tcPr>
-            <w:tcW w:type="dxa" w:w="1216"/>
-            <w:tcMar>
-              <w:top w:type="dxa" w:w="60"/>
-              <w:left w:type="dxa" w:w="100"/>
-              <w:bottom w:type="dxa" w:w="60"/>
-              <w:right w:type="dxa" w:w="100"/>
-            </w:tcMar>
-          </w:tcPr>
-          <w:p>
-            <w:pPr>
-              <w:spacing w:after="0"/>
-              <w:jc w:val="right"/>
-            </w:pPr>
-            <w:r>
-              <w:rPr>
-                <w:sz w:val="17"/>
-                <w:szCs w:val="17"/>
-              </w:rPr>
-              <w:t xml:space="preserve">1/96</w:t>
-            </w:r>
-          </w:p>
-        </w:tc>
-        <w:tc>
-          <w:tcPr>
-            <w:tcW w:type="dxa" w:w="1216"/>
-            <w:tcMar>
-              <w:top w:type="dxa" w:w="60"/>
-              <w:left w:type="dxa" w:w="100"/>
-              <w:bottom w:type="dxa" w:w="60"/>
-              <w:right w:type="dxa" w:w="100"/>
-            </w:tcMar>
-          </w:tcPr>
-          <w:p>
-            <w:pPr>
-              <w:spacing w:after="0"/>
-              <w:jc w:val="right"/>
-            </w:pPr>
-            <w:r>
-              <w:rPr>
-                <w:sz w:val="17"/>
-                <w:szCs w:val="17"/>
-              </w:rPr>
-              <w:t xml:space="preserve">0.057</w:t>
-            </w:r>
-          </w:p>
-        </w:tc>
-        <w:tc>
-          <w:tcPr>
-            <w:tcW w:type="dxa" w:w="1221"/>
-            <w:tcMar>
-              <w:top w:type="dxa" w:w="60"/>
-              <w:left w:type="dxa" w:w="100"/>
-              <w:bottom w:type="dxa" w:w="60"/>
-              <w:right w:type="dxa" w:w="100"/>
-            </w:tcMar>
-          </w:tcPr>
-          <w:p>
-            <w:pPr>
-              <w:spacing w:after="0"/>
-              <w:jc w:val="right"/>
-            </w:pPr>
-            <w:r>
-              <w:rPr>
-                <w:sz w:val="17"/>
-                <w:szCs w:val="17"/>
-              </w:rPr>
-              <w:t xml:space="preserve">0.807</w:t>
-            </w:r>
-          </w:p>
-        </w:tc>
-      </w:tr>
-    </w:tbl>
-    <w:p>
-      <w:pPr>
-        <w:spacing w:after="160"/>
-      </w:pPr>
+        <w:t xml:space="preserve">A threshold calibrated on clean negatives does not keep its nominal rate once the negatives are attacked. Online Resource 1 (Table S1) gives all 33 cells. The highest realized false-positive rate is 6.2%, against the 1% the threshold was set for. Under a one-sided binomial comparison with Bonferroni correction over the 33 cells, 2 cells depart from nominal (EXP/launder_api, SynthID/morph_v1+dia). Because these comparisons ignore the prompt clustering described above, the intervals are anticonservative and we report the flag as descriptive rather than as a test result. With 96 negatives per cell the resolution is 1/96 = 1.0%, so smaller departures cannot be distinguished here. That limit is why S1 measures false positives on human text at n ≥ 3,000 instead.</w:t>
+      </w:r>
+    </w:p>
+    <w:p>
+      <w:pPr>
+        <w:spacing w:after="120" w:line="276"/>
+        <w:jc w:val="both"/>
+      </w:pPr>
+      <w:r>
+        <w:t xml:space="preserve">The full 33-cell table is provided as Online Resource 1 (Table S1). The article keeps the maximum observed rate, the number of flagged cells and the clustering caveat.</w:t>
+      </w:r>
     </w:p>
     <w:p>
       <w:pPr>
@@ -13571,7 +7623,7 @@
         <w:t xml:space="preserve">model=None</w:t>
       </w:r>
       <w:r>
-        <w:t xml:space="preserve">. Table 8 reports, per scheme and language, the null mean and standard deviation, the false-positive rate at the configuration threshold, and the false-positive rate at the threshold calibrated to 1% FPR on the 96 clean model negatives. Table 8 gives the S1 null distributions and Table 9 the two robustness controls added after pre-registration.</w:t>
+        <w:t xml:space="preserve">. Table 7 reports, per scheme and language, the null mean and standard deviation, the false-positive rate at the configuration threshold, and the false-positive rate at the threshold calibrated to 1% FPR on the 96 clean model negatives. Table 7 gives the S1 null distributions and Table 8 the two robustness controls added after pre-registration.</w:t>
       </w:r>
     </w:p>
     <w:p>
@@ -13586,7 +7638,7 @@
           <w:sz w:val="17"/>
           <w:szCs w:val="17"/>
         </w:rPr>
-        <w:t xml:space="preserve">Table 8.</w:t>
+        <w:t xml:space="preserve">Table 7.</w:t>
       </w:r>
       <w:r>
         <w:rPr>
@@ -14867,7 +8919,7 @@
           <w:sz w:val="17"/>
           <w:szCs w:val="17"/>
         </w:rPr>
-        <w:t xml:space="preserve">Table 9.</w:t>
+        <w:t xml:space="preserve">Table 8.</w:t>
       </w:r>
       <w:r>
         <w:rPr>
@@ -15682,7 +9734,7 @@
         <w:jc w:val="both"/>
       </w:pPr>
       <w:r>
-        <w:t xml:space="preserve">The length control reveals a dose–response that both languages share (Table 9). The null standard deviation rises monotonically with the number of tokens scored, from 1.177 at T = 300 to 1.383 at T = 800 in Turkish, from 1.206 to 1.301 across the usable English range, and from 1.214 to 1.385 in the Wikisource register. Overdispersion accumulates with sequence length, and at equal length we detect no difference between the two languages. H2 as pre-registered attributed the inflation to the language. The data are instead consistent with an exposure pathway running through length, with the language entering only through how many tokens a given amount of text becomes. The pre-registered result stays on record, marked superseded.</w:t>
+        <w:t xml:space="preserve">The length control reveals a dose–response that both languages share (Table 8). The null standard deviation rises monotonically with the number of tokens scored, from 1.177 at T = 300 to 1.383 at T = 800 in Turkish, from 1.206 to 1.301 across the usable English range, and from 1.214 to 1.385 in the Wikisource register. Overdispersion accumulates with sequence length, and at equal length we detect no difference between the two languages. H2 as pre-registered attributed the inflation to the language. The data are instead consistent with an exposure pathway running through length, with the language entering only through how many tokens a given amount of text becomes. The pre-registered result stays on record, marked superseded.</w:t>
       </w:r>
     </w:p>
     <w:p>
@@ -15883,7 +9935,7 @@
         <w:jc w:val="both"/>
       </w:pPr>
       <w:r>
-        <w:t xml:space="preserve">Table 10 reports the outcome. Meaning is preserved in every cell: for all four judged attacks and both judges, the meaning-preservation rate is 1.00. All judged pairs come from the KGW arm, as pre-registered, so this is a statement about attacks applied to KGW-watermarked text and not about the EXP or SynthID arms. Only four of the ten attacks were judged. The six diacritic and morphological variants were not, so the corpus-wide claim is that no judged attack destroys what the text says.</w:t>
+        <w:t xml:space="preserve">Table 9 reports the outcome. Meaning is preserved in every cell: for all four judged attacks and both judges, the meaning-preservation rate is 1.00. All judged pairs come from the KGW arm, as pre-registered, so this is a statement about attacks applied to KGW-watermarked text and not about the EXP or SynthID arms. Only four of the ten attacks were judged. The six diacritic and morphological variants were not, so the corpus-wide claim is that no judged attack destroys what the text says.</w:t>
       </w:r>
     </w:p>
     <w:p>
@@ -15898,7 +9950,7 @@
           <w:sz w:val="17"/>
           <w:szCs w:val="17"/>
         </w:rPr>
-        <w:t xml:space="preserve">Table 10.</w:t>
+        <w:t xml:space="preserve">Table 9.</w:t>
       </w:r>
       <w:r>
         <w:rPr>
@@ -17079,7 +11131,7 @@
         <w:jc w:val="both"/>
       </w:pPr>
       <w:r>
-        <w:t xml:space="preserve">The pre-registered decision rule declares an attack successful iff (i) ΔAUROC &gt; 0.05 and (ii) meaning is preserved by judge majority, with (ii) required from both judges for launder_api. The pre-registration fixed the source arm for the judged texts but did not state against which scheme's AUROC clause (i) is evaluated. Rather than select a scheme post hoc, we evaluate the rule for each scheme separately and report all three outcomes (Table 11). Each ΔAUROC is computed as 1.000 (the clean AUROC of every scheme in Table 2) minus that scheme's attacked AUROC in Table 2.</w:t>
+        <w:t xml:space="preserve">The pre-registered decision rule declares an attack successful iff (i) ΔAUROC &gt; 0.05 and (ii) meaning is preserved by judge majority, with (ii) required from both judges for launder_api. The pre-registration fixed the source arm for the judged texts but did not state against which scheme's AUROC clause (i) is evaluated. Rather than select a scheme post hoc, we evaluate the rule for each scheme separately and report all three outcomes (Table 10). Each ΔAUROC is computed as 1.000 (the clean AUROC of every scheme in Table 2) minus that scheme's attacked AUROC in Table 2.</w:t>
       </w:r>
     </w:p>
     <w:p>
@@ -17094,7 +11146,7 @@
           <w:sz w:val="17"/>
           <w:szCs w:val="17"/>
         </w:rPr>
-        <w:t xml:space="preserve">Table 11.</w:t>
+        <w:t xml:space="preserve">Table 10.</w:t>
       </w:r>
       <w:r>
         <w:rPr>
@@ -18053,7 +12105,7 @@
         <w:t xml:space="preserve">The utility axis covers one arm.</w:t>
       </w:r>
       <w:r>
-        <w:t xml:space="preserve"> Every pair judged in S2 was drawn from the KGW arm, as the pre-registration fixed, so meaning preservation is measured for attacks on KGW text and carried to the EXP and SynthID rows of Table 11 by assumption. The assumption matters because meaning preservation is a property of the (source, rewrite) pair, the sources differ by arm, and cross-scheme quality comparisons are confounded as just noted. Judging the other two arms would cost roughly three US dollars, since the attacked texts already exist, and is the first extension a replication should make. Only four of the ten attacks were judged, and the pre-registered rule counts "partially preserved" as preservation, which is the permissive reading.</w:t>
+        <w:t xml:space="preserve"> Every pair judged in S2 was drawn from the KGW arm, as the pre-registration fixed, so meaning preservation is measured for attacks on KGW text and carried to the EXP and SynthID rows of Table 10 by assumption. The assumption matters because meaning preservation is a property of the (source, rewrite) pair, the sources differ by arm, and cross-scheme quality comparisons are confounded as just noted. Judging the other two arms would cost roughly twelve US dollars for the Opus 5 judge (a three-pair trial on the EXP arm, run after submission of the pre-registered study, extrapolates to USD 5.71 per arm once the calibration pairs, which need not be repeated, are excluded, against USD 7.021 for the KGW arm with them), since the attacked texts already exist, and is the first extension a replication should make. Only four of the ten attacks were judged, and the pre-registered rule counts "partially preserved" as preservation, which is the permissive reading.</w:t>
       </w:r>
     </w:p>
     <w:p>
@@ -18440,7 +12492,7 @@
           <w:sz w:val="18"/>
           <w:szCs w:val="18"/>
         </w:rPr>
-        <w:t xml:space="preserve">v1.7.2-paper</w:t>
+        <w:t xml:space="preserve">v1.8.0-paper</w:t>
       </w:r>
       <w:r>
         <w:t xml:space="preserve">, which freezes the exact code, data and manuscript state from which every reported number was produced. That release is archived at Zenodo and is reached through the concept DOI 10.5281/zenodo.22168552 (&lt;https://doi.org/10.5281/zenodo.22168552&gt;), which resolves to the most recent version and lists the version DOI of each. The reference list cites that concept DOI rather than a version DOI because two earlier drafts of this paper cited a version that subsequent corrections superseded, and the concept DOI cannot fall out of date in that way. Readers reproducing this article should take the version tagged </w:t>
@@ -18451,10 +12503,10 @@
           <w:sz w:val="18"/>
           <w:szCs w:val="18"/>
         </w:rPr>
-        <w:t xml:space="preserve">v1.7.2-paper</w:t>
-      </w:r>
-      <w:r>
-        <w:t xml:space="preserve">. Eight earlier releases (10.5281/zenodo.22168553, 22212071, 22230948, 22231200, 22249519, 22255372, 22271924 and 22273963) predate corrections described in Sections 3.3 and 4.2, the condensation, the recalibrated interval of Table 5, the relabelling of Table 5 as an exploratory post-selection contrast and the corresponding scope statement on Table 6, the correction of a Table 6 p-value that had been copied from a superseded report, the final style and journal-format pass, the renaming of three Discussion sub-headings, or the normalization of spelling to a single British (Oxford -ize) convention. They are superseded but remain listed here, because each has a DOI and a DOI should not silently change what it points to.</w:t>
+        <w:t xml:space="preserve">v1.8.0-paper</w:t>
+      </w:r>
+      <w:r>
+        <w:t xml:space="preserve">. Nine earlier releases (10.5281/zenodo.22168553, 22212071, 22230948, 22231200, 22249519, 22255372, 22271924, 22273963 and 22275847) predate corrections described in Sections 3.3 and 4.2, the condensation, the recalibrated interval of Table 5, the relabelling of Table 5 as an exploratory post-selection contrast and the corresponding scope statement on Table 6, the correction of a Table 6 p-value that had been copied from a superseded report, the final style and journal-format pass, the renaming of three Discussion sub-headings, the normalization of spelling to a single British (Oxford -ize) convention, the transfer of the 33-cell table to Online Resource 1, or the pilot-cohort provenance of the focused comparisons (Section 3.3). They are superseded but remain listed here, because each has a DOI and a DOI should not silently change what it points to.</w:t>
       </w:r>
     </w:p>
     <w:p>
@@ -18888,7 +12940,7 @@
         <w:t xml:space="preserve">turkish-llm-watermarking: Code and data for TR-WM-EVAL, a Turkish watermark-evaluation benchmark</w:t>
       </w:r>
       <w:r>
-        <w:t xml:space="preserve"> (Version 1.7.2-paper) [Computer software]. Zenodo. https://doi.org/10.5281/zenodo.22168552</w:t>
+        <w:t xml:space="preserve"> (Version 1.8.0-paper) [Computer software]. Zenodo. https://doi.org/10.5281/zenodo.22168552</w:t>
       </w:r>
     </w:p>
     <w:p>

--- a/submission/SNAP-LRE/paper.docx
+++ b/submission/SNAP-LRE/paper.docx
@@ -1299,7 +1299,7 @@
         <w:t xml:space="preserve">audit/pilot_20260818/</w:t>
       </w:r>
       <w:r>
-        <w:t xml:space="preserve">). The pilot corpus itself is not. Two limits of that record are stated with it. Its timestamps are local files, as for the pre-registrations (Section 7). And the analysis code that fixes the pair was written after the study corpus had been scored, so the record shows that the designation preceded the study data but cannot show that the study's own aggregate ranking, reported in Section 4.2, which reproduced the pilot ordering, played no part in confirming it. Selection on data disjoint from the test data does not inflate the type I error of the test, whatever the quality of the selecting cohort. Had the pilot ordering been uninformative, the pair carried forward would have been an arbitrary one and the comparisons on the study corpus would still be valid, only less likely to detect anything. We therefore treat the pair as fixed on data disjoint from the data the comparisons are computed on, report the multiplicity adjustments of Section 4.2 as familywise within their displayed families, and state this provenance in place of either a full pre-specification claim or a post-selection label. The test family built on the pair was fixed before the per-scheme results were seen. For the scheme-pairwise comparison the point is moot in any case: the pilot ranking averages over schemes, whereas those tests compare schemes within a condition, so the quantity that designated the conditions is not the quantity being tested. Within each scheme, rtt and launder_api are compared on the same unit: the per-prompt detection rate at that scheme's own clean-calibrated threshold, with Bonferroni correction across the three schemes (α = 0.05/3 ≈ 0.0167). Because each rate is computed over four seeds it can take only five values, so ties and exactly-zero differences are common (6 to 11 of 24 pairs, depending on the scheme). We therefore report a two-sided exact paired sign-flip permutation test as the primary p-value, conditional on within-prompt exchangeability of the two attack outcomes. That exchangeability is an assumption. The two conditions are substantively different transformations, not randomly assigned labels, so exchangeability is a modelling assumption about the null and not something randomization delivers. The pairing does supply what the withdrawn test of the degenerate cells lacked: a matched unit (swapping the two conditions within a prompt maps onto flipping the sign of that prompt's difference) and a comparator that is invariant to the swap. Alongside it we report a Wilcoxon signed-rank test using Pratt's convention, which ranks zero differences rather than discarding them. We also report the mean rate difference with a prompt-clustered bootstrap interval, because a p-value alone does not convey the size of the effect. That interval resamples prompt clusters jointly across the clean negatives and both attack arms and re-derives the threshold inside every replicate, so it carries the uncertainty of the calibration sample. The permutation p-value remains conditional on the observed calibration sample. An earlier version of this comparison ran on the per-prompt mean raw statistic instead. That test is internally valid (within a scheme the scale is fixed), but it estimates mean detector-score displacement, not the change in detection at the operating threshold that the surrounding text describes. Correcting the unit changes which scheme survives correction. Row-level McNemar tests are retained only descriptively because they violate the independence structure identified above.</w:t>
+        <w:t xml:space="preserve">). The pilot corpus itself is not. That report designates the pair but declines to order it: its own paired test separated launder_api from rtt in no scheme, and it records the withdrawal of an earlier ranking claim as an artefact of a selected minimum point estimate. The pilot therefore fixes which two conditions are compared and does not anticipate the direction that the within-scheme comparison of Section 4.2 estimates. Two limits of that record are stated with it. Its timestamps are local files, as for the pre-registrations (Section 7). And the analysis code that fixes the pair was written after the study corpus had been scored, so the record shows that the designation preceded the study data but cannot show that the study's own aggregate ranking, reported in Section 4.2, which reproduced the ordering of the pilot's point estimates, played no part in confirming it. Selection on data disjoint from the test data does not inflate the type I error of the test, whatever the quality of the selecting cohort. Had those point estimates been uninformative, the pair carried forward would have been an arbitrary one and the comparisons on the study corpus would still be valid, only less likely to detect anything. We therefore treat the pair as fixed on data disjoint from the data the comparisons are computed on, report the multiplicity adjustments of Section 4.2 as familywise within their displayed families, and state this provenance in place of either a full pre-specification claim or a post-selection label. The test family built on the pair was fixed before the per-scheme results were seen. For the scheme-pairwise comparison the point is moot in any case: the pilot ranking averages over schemes, whereas those tests compare schemes within a condition, so the quantity that designated the conditions is not the quantity being tested. Within each scheme, rtt and launder_api are compared on the same unit: the per-prompt detection rate at that scheme's own clean-calibrated threshold, with Bonferroni correction across the three schemes (α = 0.05/3 ≈ 0.0167). Because each rate is computed over four seeds it can take only five values, so ties and exactly-zero differences are common (6 to 11 of 24 pairs, depending on the scheme). We therefore report a two-sided exact paired sign-flip permutation test as the primary p-value, conditional on within-prompt exchangeability of the two attack outcomes. That exchangeability is an assumption. The two conditions are substantively different transformations, not randomly assigned labels, so exchangeability is a modelling assumption about the null and not something randomization delivers. The pairing does supply what the withdrawn test of the degenerate cells lacked: a matched unit (swapping the two conditions within a prompt maps onto flipping the sign of that prompt's difference) and a comparator that is invariant to the swap. Alongside it we report a Wilcoxon signed-rank test using Pratt's convention, which ranks zero differences rather than discarding them. We also report the mean rate difference with a prompt-clustered bootstrap interval, because a p-value alone does not convey the size of the effect. That interval resamples prompt clusters jointly across the clean negatives and both attack arms and re-derives the threshold inside every replicate, so it carries the uncertainty of the calibration sample. The permutation p-value remains conditional on the observed calibration sample. An earlier version of this comparison ran on the per-prompt mean raw statistic instead. That test is internally valid (within a scheme the scale is fixed), but it estimates mean detector-score displacement, not the change in detection at the operating threshold that the surrounding text describes. Correcting the unit changes which scheme survives correction. Row-level McNemar tests are retained only descriptively because they violate the independence structure identified above.</w:t>
       </w:r>
     </w:p>
     <w:p>
@@ -5305,7 +5305,7 @@
           <w:sz w:val="17"/>
           <w:szCs w:val="17"/>
         </w:rPr>
-        <w:t xml:space="preserve"> Prompt-level paired comparison of launder_api vs. rtt on per-prompt detection rates at the clean-calibrated threshold (n = 24 prompts per scheme). The two conditions were designated on an independent pilot cohort before the study corpus existed (Section 3.3), so the Bonferroni adjustment (over the 3 schemes, α = 0.05/3 ≈ 0.0167) is a familywise decision within this family. In the last column, n.s. = not significant. Δ is the mean per-prompt rate difference (launder_api − rtt, negative = laundering more destructive) with its marginal, uncorrected prompt-clustered bootstrap 95% CI, which resamples clusters jointly across the clean negatives and both attack arms and re-derives the threshold in every replicate. Because a rate over four seeds takes only five values, "non-zero" gives the number of prompt pairs with a non-zero difference. "TPR laund." is the detection rate under launder_api. "Perm. p" is the two-sided exact paired sign-flip permutation test over the non-zero pairs, conditional on the observed calibration sample. "Pratt p" is the Wilcoxon signed-rank test under Pratt's convention, which ranks zero differences rather than discarding them.</w:t>
+        <w:t xml:space="preserve"> Prompt-level paired comparison of launder_api vs. rtt on per-prompt detection rates at the clean-calibrated threshold (n = 24 prompts per scheme). The two conditions were designated on an independent pilot cohort before the study corpus existed (Section 3.3), so the Bonferroni adjustment (over the 3 schemes, α = 0.05/3 ≈ 0.0167) is a familywise decision within this family. Independent here means data-disjoint: that pilot used a different generator and failed the corpus acceptance gate. Two limits on the record, its local timestamps and the fact that the analysis code fixing the pair postdates the scoring of this corpus, are stated in Section 3.3. In the last column, n.s. = not significant. Δ is the mean per-prompt rate difference (launder_api − rtt, negative = laundering more destructive) with its marginal, uncorrected prompt-clustered bootstrap 95% CI, which resamples clusters jointly across the clean negatives and both attack arms and re-derives the threshold in every replicate. Because a rate over four seeds takes only five values, "non-zero" gives the number of prompt pairs with a non-zero difference. "TPR laund." is the detection rate under launder_api. "Perm. p" is the two-sided exact paired sign-flip permutation test over the non-zero pairs, conditional on the observed calibration sample. "Pratt p" is the Wilcoxon signed-rank test under Pratt's convention, which ranks zero differences rather than discarding them.</w:t>
       </w:r>
     </w:p>
     <w:tbl>
@@ -12492,7 +12492,7 @@
           <w:sz w:val="18"/>
           <w:szCs w:val="18"/>
         </w:rPr>
-        <w:t xml:space="preserve">v1.8.0-paper</w:t>
+        <w:t xml:space="preserve">v1.8.1-paper</w:t>
       </w:r>
       <w:r>
         <w:t xml:space="preserve">, which freezes the exact code, data and manuscript state from which every reported number was produced. That release is archived at Zenodo and is reached through the concept DOI 10.5281/zenodo.22168552 (&lt;https://doi.org/10.5281/zenodo.22168552&gt;), which resolves to the most recent version and lists the version DOI of each. The reference list cites that concept DOI rather than a version DOI because two earlier drafts of this paper cited a version that subsequent corrections superseded, and the concept DOI cannot fall out of date in that way. Readers reproducing this article should take the version tagged </w:t>
@@ -12503,10 +12503,10 @@
           <w:sz w:val="18"/>
           <w:szCs w:val="18"/>
         </w:rPr>
-        <w:t xml:space="preserve">v1.8.0-paper</w:t>
-      </w:r>
-      <w:r>
-        <w:t xml:space="preserve">. Nine earlier releases (10.5281/zenodo.22168553, 22212071, 22230948, 22231200, 22249519, 22255372, 22271924, 22273963 and 22275847) predate corrections described in Sections 3.3 and 4.2, the condensation, the recalibrated interval of Table 5, the relabelling of Table 5 as an exploratory post-selection contrast and the corresponding scope statement on Table 6, the correction of a Table 6 p-value that had been copied from a superseded report, the final style and journal-format pass, the renaming of three Discussion sub-headings, the normalization of spelling to a single British (Oxford -ize) convention, the transfer of the 33-cell table to Online Resource 1, or the pilot-cohort provenance of the focused comparisons (Section 3.3). They are superseded but remain listed here, because each has a DOI and a DOI should not silently change what it points to.</w:t>
+        <w:t xml:space="preserve">v1.8.1-paper</w:t>
+      </w:r>
+      <w:r>
+        <w:t xml:space="preserve">. Ten earlier releases (10.5281/zenodo.22168553, 22212071, 22230948, 22231200, 22249519, 22255372, 22271924, 22273963, 22275847 and 22283192) predate corrections described in Sections 3.3 and 4.2, the condensation, the recalibrated interval of Table 5, the correction of a Table 6 p-value that had been copied from a superseded report, the final style and journal-format pass, the renaming of three Discussion sub-headings, the normalization of spelling to a single British (Oxford -ize) convention, or the transfer of the 33-cell table to Online Resource 1. One further change runs in the opposite direction and we state it explicitly. Three of those releases (22271924, 22273963 and 22275847) labelled Table 5 an exploratory post-selection contrast, and that label is withdrawn here. It was withdrawn because the pilot record described in Section 3.3 was located and released as audit material, not because the study results were re-examined: every cell of Table 5 is unchanged from those releases, and only the verdict column is read differently. All ten are superseded but remain listed here, because each has a DOI and a DOI should not silently change what it points to.</w:t>
       </w:r>
     </w:p>
     <w:p>
